--- a/PAC PROJECT REPORT BY SUJAL.docx
+++ b/PAC PROJECT REPORT BY SUJAL.docx
@@ -1,6 +1,6 @@
 
 <file path=word/document.xml><?xml version="1.0" encoding="utf-8"?>
-<w:document xmlns:wpc="http://schemas.microsoft.com/office/word/2010/wordprocessingCanvas" xmlns:cx="http://schemas.microsoft.com/office/drawing/2014/chartex" xmlns:cx1="http://schemas.microsoft.com/office/drawing/2015/9/8/chartex" xmlns:cx2="http://schemas.microsoft.com/office/drawing/2015/10/21/chartex" xmlns:cx3="http://schemas.microsoft.com/office/drawing/2016/5/9/chartex" xmlns:cx4="http://schemas.microsoft.com/office/drawing/2016/5/10/chartex" xmlns:cx5="http://schemas.microsoft.com/office/drawing/2016/5/11/chartex" xmlns:cx6="http://schemas.microsoft.com/office/drawing/2016/5/12/chartex" xmlns:cx7="http://schemas.microsoft.com/office/drawing/2016/5/13/chartex" xmlns:cx8="http://schemas.microsoft.com/office/drawing/2016/5/14/chartex" xmlns:mc="http://schemas.openxmlformats.org/markup-compatibility/2006" xmlns:aink="http://schemas.microsoft.com/office/drawing/2016/ink" xmlns:am3d="http://schemas.microsoft.com/office/drawing/2017/model3d" xmlns:o="urn:schemas-microsoft-com:office:office" xmlns:oel="http://schemas.microsoft.com/office/2019/extlst" xmlns:r="http://schemas.openxmlformats.org/officeDocument/2006/relationships" xmlns:m="http://schemas.openxmlformats.org/officeDocument/2006/math" xmlns:v="urn:schemas-microsoft-com:vml" xmlns:wp14="http://schemas.microsoft.com/office/word/2010/wordprocessingDrawing" xmlns:wp="http://schemas.openxmlformats.org/drawingml/2006/wordprocessingDrawing" xmlns:w10="urn:schemas-microsoft-com:office:word" xmlns:w="http://schemas.openxmlformats.org/wordprocessingml/2006/main" xmlns:w14="http://schemas.microsoft.com/office/word/2010/wordml" xmlns:w15="http://schemas.microsoft.com/office/word/2012/wordml" xmlns:w16cex="http://schemas.microsoft.com/office/word/2018/wordml/cex" xmlns:w16cid="http://schemas.microsoft.com/office/word/2016/wordml/cid" xmlns:w16="http://schemas.microsoft.com/office/word/2018/wordml" xmlns:w16du="http://schemas.microsoft.com/office/word/2023/wordml/word16du" xmlns:w16sdtdh="http://schemas.microsoft.com/office/word/2020/wordml/sdtdatahash" xmlns:w16sdtfl="http://schemas.microsoft.com/office/word/2024/wordml/sdtformatlock" xmlns:w16se="http://schemas.microsoft.com/office/word/2015/wordml/symex" xmlns:wpg="http://schemas.microsoft.com/office/word/2010/wordprocessingGroup" xmlns:wpi="http://schemas.microsoft.com/office/word/2010/wordprocessingInk" xmlns:wne="http://schemas.microsoft.com/office/word/2006/wordml" xmlns:wps="http://schemas.microsoft.com/office/word/2010/wordprocessingShape" mc:Ignorable="w14 w15 w16se w16cid w16 w16cex w16sdtdh w16sdtfl w16du wp14">
+<w:document xmlns:wpc="http://schemas.microsoft.com/office/word/2010/wordprocessingCanvas" xmlns:cx="http://schemas.microsoft.com/office/drawing/2014/chartex" xmlns:cx1="http://schemas.microsoft.com/office/drawing/2015/9/8/chartex" xmlns:cx2="http://schemas.microsoft.com/office/drawing/2015/10/21/chartex" xmlns:cx3="http://schemas.microsoft.com/office/drawing/2016/5/9/chartex" xmlns:cx4="http://schemas.microsoft.com/office/drawing/2016/5/10/chartex" xmlns:cx5="http://schemas.microsoft.com/office/drawing/2016/5/11/chartex" xmlns:cx6="http://schemas.microsoft.com/office/drawing/2016/5/12/chartex" xmlns:cx7="http://schemas.microsoft.com/office/drawing/2016/5/13/chartex" xmlns:cx8="http://schemas.microsoft.com/office/drawing/2016/5/14/chartex" xmlns:mc="http://schemas.openxmlformats.org/markup-compatibility/2006" xmlns:aink="http://schemas.microsoft.com/office/drawing/2016/ink" xmlns:am3d="http://schemas.microsoft.com/office/drawing/2017/model3d" xmlns:o="urn:schemas-microsoft-com:office:office" xmlns:oel="http://schemas.microsoft.com/office/2019/extlst" xmlns:r="http://schemas.openxmlformats.org/officeDocument/2006/relationships" xmlns:m="http://schemas.openxmlformats.org/officeDocument/2006/math" xmlns:v="urn:schemas-microsoft-com:vml" xmlns:wp14="http://schemas.microsoft.com/office/word/2010/wordprocessingDrawing" xmlns:wp="http://schemas.openxmlformats.org/drawingml/2006/wordprocessingDrawing" xmlns:w10="urn:schemas-microsoft-com:office:word" xmlns:w="http://schemas.openxmlformats.org/wordprocessingml/2006/main" xmlns:w14="http://schemas.microsoft.com/office/word/2010/wordml" xmlns:w15="http://schemas.microsoft.com/office/word/2012/wordml" xmlns:w16cex="http://schemas.microsoft.com/office/word/2018/wordml/cex" xmlns:w16cid="http://schemas.microsoft.com/office/word/2016/wordml/cid" xmlns:w16="http://schemas.microsoft.com/office/word/2018/wordml" xmlns:w16du="http://schemas.microsoft.com/office/word/2023/wordml/word16du" xmlns:w16sdtdh="http://schemas.microsoft.com/office/word/2020/wordml/sdtdatahash" xmlns:w16se="http://schemas.microsoft.com/office/word/2015/wordml/symex" xmlns:wpg="http://schemas.microsoft.com/office/word/2010/wordprocessingGroup" xmlns:wpi="http://schemas.microsoft.com/office/word/2010/wordprocessingInk" xmlns:wne="http://schemas.microsoft.com/office/word/2006/wordml" xmlns:wps="http://schemas.microsoft.com/office/word/2010/wordprocessingShape" mc:Ignorable="w14 w15 w16se w16cid w16 w16cex w16sdtdh w16du wp14">
   <w:body>
     <w:p>
       <w:pPr>
@@ -99,7 +99,7 @@
           </mc:Choice>
           <mc:Fallback>
             <w:pict>
-              <v:line w14:anchorId="0A084F5E" id="Straight Connector 1" o:spid="_x0000_s1026" style="position:absolute;flip:y;z-index:251659264;visibility:visible;mso-wrap-style:square;mso-width-percent:0;mso-height-percent:0;mso-wrap-distance-left:9pt;mso-wrap-distance-top:0;mso-wrap-distance-right:9pt;mso-wrap-distance-bottom:0;mso-position-horizontal:absolute;mso-position-horizontal-relative:text;mso-position-vertical:absolute;mso-position-vertical-relative:text;mso-width-percent:0;mso-height-percent:0;mso-width-relative:margin;mso-height-relative:margin" from="10.9pt,38.65pt" to="502.35pt,39.55pt" o:gfxdata="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" strokecolor="black [3213]">
+              <v:line w14:anchorId="0F13A353" id="Straight Connector 1" o:spid="_x0000_s1026" style="position:absolute;flip:y;z-index:251659264;visibility:visible;mso-wrap-style:square;mso-width-percent:0;mso-height-percent:0;mso-wrap-distance-left:9pt;mso-wrap-distance-top:0;mso-wrap-distance-right:9pt;mso-wrap-distance-bottom:0;mso-position-horizontal:absolute;mso-position-horizontal-relative:text;mso-position-vertical:absolute;mso-position-vertical-relative:text;mso-width-percent:0;mso-height-percent:0;mso-width-relative:margin;mso-height-relative:margin" from="10.9pt,38.65pt" to="502.35pt,39.55pt" o:gfxdata="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" strokecolor="black [3213]">
                 <v:stroke joinstyle="miter"/>
               </v:line>
             </w:pict>
@@ -132,23 +132,7 @@
           <w:rFonts w:ascii="Calibri" w:hAnsi="Calibri" w:cs="Calibri"/>
           <w:color w:val="000000" w:themeColor="text1"/>
         </w:rPr>
-        <w:t xml:space="preserve">PREPARED </w:t>
-      </w:r>
-      <w:proofErr w:type="gramStart"/>
-      <w:r>
-        <w:rPr>
-          <w:rFonts w:ascii="Calibri" w:hAnsi="Calibri" w:cs="Calibri"/>
-          <w:color w:val="000000" w:themeColor="text1"/>
-        </w:rPr>
-        <w:t>BY :</w:t>
-      </w:r>
-      <w:proofErr w:type="gramEnd"/>
-      <w:r>
-        <w:rPr>
-          <w:rFonts w:ascii="Calibri" w:hAnsi="Calibri" w:cs="Calibri"/>
-          <w:color w:val="000000" w:themeColor="text1"/>
-        </w:rPr>
-        <w:t xml:space="preserve"> </w:t>
+        <w:t xml:space="preserve">PREPARED BY : </w:t>
       </w:r>
       <w:r>
         <w:rPr>
@@ -291,7 +275,7 @@
           </mc:Choice>
           <mc:Fallback>
             <w:pict>
-              <v:line w14:anchorId="2D5F11E1" id="Straight Connector 1" o:spid="_x0000_s1026" style="position:absolute;flip:y;z-index:251661312;visibility:visible;mso-wrap-style:square;mso-width-percent:0;mso-height-percent:0;mso-wrap-distance-left:9pt;mso-wrap-distance-top:0;mso-wrap-distance-right:9pt;mso-wrap-distance-bottom:0;mso-position-horizontal:center;mso-position-horizontal-relative:margin;mso-position-vertical:absolute;mso-position-vertical-relative:text;mso-width-percent:0;mso-height-percent:0;mso-width-relative:margin;mso-height-relative:margin" from="0,19.9pt" to="491.45pt,20.8pt" o:gfxdata="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" strokecolor="black [3213]">
+              <v:line w14:anchorId="78780B54" id="Straight Connector 1" o:spid="_x0000_s1026" style="position:absolute;flip:y;z-index:251661312;visibility:visible;mso-wrap-style:square;mso-width-percent:0;mso-height-percent:0;mso-wrap-distance-left:9pt;mso-wrap-distance-top:0;mso-wrap-distance-right:9pt;mso-wrap-distance-bottom:0;mso-position-horizontal:center;mso-position-horizontal-relative:margin;mso-position-vertical:absolute;mso-position-vertical-relative:text;mso-width-percent:0;mso-height-percent:0;mso-width-relative:margin;mso-height-relative:margin" from="0,19.9pt" to="491.45pt,20.8pt" o:gfxdata="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" strokecolor="black [3213]">
                 <v:stroke joinstyle="miter"/>
                 <w10:wrap anchorx="margin"/>
               </v:line>
@@ -457,21 +441,7 @@
         <w:rPr>
           <w:rFonts w:ascii="Calibri" w:hAnsi="Calibri" w:cs="Calibri"/>
         </w:rPr>
-        <w:t>Submissions will be evaluated based on RMSE (root mean squared error</w:t>
-      </w:r>
-      <w:proofErr w:type="gramStart"/>
-      <w:r>
-        <w:rPr>
-          <w:rFonts w:ascii="Calibri" w:hAnsi="Calibri" w:cs="Calibri"/>
-        </w:rPr>
-        <w:t>) .</w:t>
-      </w:r>
-      <w:proofErr w:type="gramEnd"/>
-      <w:r>
-        <w:rPr>
-          <w:rFonts w:ascii="Calibri" w:hAnsi="Calibri" w:cs="Calibri"/>
-        </w:rPr>
-        <w:t xml:space="preserve"> Lower the RMSE, better the model.</w:t>
+        <w:t>Submissions will be evaluated based on RMSE (root mean squared error) . Lower the RMSE, better the model.</w:t>
       </w:r>
     </w:p>
     <w:p>
@@ -569,78 +539,14 @@
         <w:rPr>
           <w:rFonts w:ascii="Calibri" w:hAnsi="Calibri" w:cs="Calibri"/>
         </w:rPr>
-        <w:t xml:space="preserve">I initiated my coding by thoroughly understanding the csv files provided </w:t>
-      </w:r>
-      <w:proofErr w:type="spellStart"/>
-      <w:r>
-        <w:rPr>
-          <w:rFonts w:ascii="Calibri" w:hAnsi="Calibri" w:cs="Calibri"/>
-        </w:rPr>
-        <w:t>i.e</w:t>
-      </w:r>
-      <w:proofErr w:type="spellEnd"/>
-      <w:r>
-        <w:rPr>
-          <w:rFonts w:ascii="Calibri" w:hAnsi="Calibri" w:cs="Calibri"/>
-        </w:rPr>
-        <w:t xml:space="preserve"> </w:t>
-      </w:r>
-      <w:proofErr w:type="spellStart"/>
-      <w:r>
-        <w:rPr>
-          <w:rFonts w:ascii="Calibri" w:hAnsi="Calibri" w:cs="Calibri"/>
-        </w:rPr>
-        <w:t>analysis_data</w:t>
-      </w:r>
-      <w:proofErr w:type="spellEnd"/>
-      <w:r>
-        <w:rPr>
-          <w:rFonts w:ascii="Calibri" w:hAnsi="Calibri" w:cs="Calibri"/>
-        </w:rPr>
-        <w:t xml:space="preserve"> and </w:t>
-      </w:r>
-      <w:proofErr w:type="spellStart"/>
-      <w:r>
-        <w:rPr>
-          <w:rFonts w:ascii="Calibri" w:hAnsi="Calibri" w:cs="Calibri"/>
-        </w:rPr>
-        <w:t>scoring_data</w:t>
-      </w:r>
-      <w:proofErr w:type="spellEnd"/>
-      <w:r>
-        <w:rPr>
-          <w:rFonts w:ascii="Calibri" w:hAnsi="Calibri" w:cs="Calibri"/>
-        </w:rPr>
-        <w:t>. And tried to understand if it has any discrepancies</w:t>
-      </w:r>
-      <w:r>
-        <w:rPr>
-          <w:rFonts w:ascii="Calibri" w:hAnsi="Calibri" w:cs="Calibri"/>
-        </w:rPr>
-        <w:t xml:space="preserve">. The coding was initiated by doing </w:t>
-      </w:r>
-      <w:proofErr w:type="gramStart"/>
-      <w:r>
-        <w:rPr>
-          <w:rFonts w:ascii="Calibri" w:hAnsi="Calibri" w:cs="Calibri"/>
-        </w:rPr>
-        <w:t>“ Data</w:t>
-      </w:r>
-      <w:proofErr w:type="gramEnd"/>
-      <w:r>
-        <w:rPr>
-          <w:rFonts w:ascii="Calibri" w:hAnsi="Calibri" w:cs="Calibri"/>
-        </w:rPr>
-        <w:t xml:space="preserve"> Processing”, some of the changes made were as </w:t>
-      </w:r>
-      <w:proofErr w:type="gramStart"/>
-      <w:r>
-        <w:rPr>
-          <w:rFonts w:ascii="Calibri" w:hAnsi="Calibri" w:cs="Calibri"/>
-        </w:rPr>
-        <w:t>followed;</w:t>
-      </w:r>
-      <w:proofErr w:type="gramEnd"/>
+        <w:t>I initiated my coding by thoroughly understanding the csv files provided i.e analysis_data and scoring_data. And tried to understand if it has any discrepancies</w:t>
+      </w:r>
+      <w:r>
+        <w:rPr>
+          <w:rFonts w:ascii="Calibri" w:hAnsi="Calibri" w:cs="Calibri"/>
+        </w:rPr>
+        <w:t>. The coding was initiated by doing “ Data Processing”, some of the changes made were as followed;</w:t>
+      </w:r>
     </w:p>
     <w:p>
       <w:pPr>
@@ -724,7 +630,6 @@
         </w:rPr>
         <w:t>1</w:t>
       </w:r>
-      <w:proofErr w:type="gramStart"/>
       <w:r>
         <w:rPr>
           <w:rFonts w:ascii="Calibri" w:hAnsi="Calibri" w:cs="Calibri"/>
@@ -746,50 +651,98 @@
           <w:sz w:val="28"/>
           <w:szCs w:val="28"/>
         </w:rPr>
-        <w:t xml:space="preserve">  BEST</w:t>
-      </w:r>
-      <w:proofErr w:type="gramEnd"/>
-      <w:r>
+        <w:t xml:space="preserve">  BEST SUBMISSION ATTEMPT:</w:t>
+      </w:r>
+    </w:p>
+    <w:p>
+      <w:pPr>
+        <w:tabs>
+          <w:tab w:val="left" w:pos="2498"/>
+        </w:tabs>
+        <w:rPr>
+          <w:rFonts w:ascii="Calibri" w:hAnsi="Calibri" w:cs="Calibri"/>
+          <w:color w:val="000000" w:themeColor="text1"/>
+        </w:rPr>
+      </w:pPr>
+      <w:r>
+        <w:rPr>
+          <w:rFonts w:ascii="Calibri" w:hAnsi="Calibri" w:cs="Calibri"/>
+          <w:color w:val="000000" w:themeColor="text1"/>
+        </w:rPr>
+        <w:t>The code builds and evaluates three models (Linear Regression, Random Forest, Decision Tree) to predict CTR.</w:t>
+      </w:r>
+    </w:p>
+    <w:p>
+      <w:pPr>
+        <w:tabs>
+          <w:tab w:val="left" w:pos="2498"/>
+        </w:tabs>
+        <w:spacing w:after="0"/>
         <w:rPr>
           <w:rFonts w:ascii="Calibri" w:hAnsi="Calibri" w:cs="Calibri"/>
           <w:b/>
           <w:bCs/>
-          <w:color w:val="002060"/>
-          <w:sz w:val="28"/>
-          <w:szCs w:val="28"/>
-        </w:rPr>
-        <w:t xml:space="preserve"> SUBMISSION ATTEMPT:</w:t>
-      </w:r>
-    </w:p>
-    <w:p>
-      <w:pPr>
-        <w:tabs>
-          <w:tab w:val="left" w:pos="2498"/>
-        </w:tabs>
-        <w:rPr>
-          <w:rFonts w:ascii="Calibri" w:hAnsi="Calibri" w:cs="Calibri"/>
-          <w:color w:val="000000" w:themeColor="text1"/>
-        </w:rPr>
-      </w:pPr>
-      <w:r>
-        <w:rPr>
-          <w:rFonts w:ascii="Calibri" w:hAnsi="Calibri" w:cs="Calibri"/>
-          <w:color w:val="000000" w:themeColor="text1"/>
-        </w:rPr>
-        <w:t>The code builds and evaluates three models (Linear Regression, Random Forest, Decision Tree) to predict CTR.</w:t>
-      </w:r>
-    </w:p>
-    <w:p>
-      <w:pPr>
-        <w:tabs>
-          <w:tab w:val="left" w:pos="2498"/>
-        </w:tabs>
-        <w:spacing w:after="0"/>
+          <w:color w:val="000000" w:themeColor="text1"/>
+        </w:rPr>
+      </w:pPr>
+      <w:r>
         <w:rPr>
           <w:rFonts w:ascii="Calibri" w:hAnsi="Calibri" w:cs="Calibri"/>
           <w:b/>
           <w:bCs/>
           <w:color w:val="000000" w:themeColor="text1"/>
+          <w:highlight w:val="yellow"/>
+        </w:rPr>
+        <w:t># Model 1: Linear Regression</w:t>
+      </w:r>
+    </w:p>
+    <w:p>
+      <w:pPr>
+        <w:tabs>
+          <w:tab w:val="left" w:pos="2498"/>
+        </w:tabs>
+        <w:spacing w:after="0"/>
+        <w:rPr>
+          <w:rFonts w:ascii="Calibri" w:hAnsi="Calibri" w:cs="Calibri"/>
+          <w:color w:val="000000" w:themeColor="text1"/>
+        </w:rPr>
+      </w:pPr>
+      <w:r>
+        <w:rPr>
+          <w:rFonts w:ascii="Calibri" w:hAnsi="Calibri" w:cs="Calibri"/>
+          <w:color w:val="000000" w:themeColor="text1"/>
+        </w:rPr>
+        <w:t>model_lm &lt;- lm(CTR ~ cta_strength + targeting_score, data = train)</w:t>
+      </w:r>
+    </w:p>
+    <w:p>
+      <w:pPr>
+        <w:tabs>
+          <w:tab w:val="left" w:pos="2498"/>
+        </w:tabs>
+        <w:spacing w:after="0"/>
+        <w:rPr>
+          <w:rFonts w:ascii="Calibri" w:hAnsi="Calibri" w:cs="Calibri"/>
+          <w:color w:val="000000" w:themeColor="text1"/>
+        </w:rPr>
+      </w:pPr>
+      <w:r>
+        <w:rPr>
+          <w:rFonts w:ascii="Calibri" w:hAnsi="Calibri" w:cs="Calibri"/>
+          <w:color w:val="000000" w:themeColor="text1"/>
+        </w:rPr>
+        <w:t>rmse_lm &lt;- calculate_rmse(model_lm, test, "CTR")</w:t>
+      </w:r>
+    </w:p>
+    <w:p>
+      <w:pPr>
+        <w:tabs>
+          <w:tab w:val="left" w:pos="2498"/>
+        </w:tabs>
+        <w:spacing w:after="0"/>
+        <w:rPr>
+          <w:rFonts w:ascii="Calibri" w:hAnsi="Calibri" w:cs="Calibri"/>
+          <w:color w:val="000000" w:themeColor="text1"/>
         </w:rPr>
       </w:pPr>
       <w:r>
@@ -798,176 +751,9 @@
           <w:b/>
           <w:bCs/>
           <w:color w:val="000000" w:themeColor="text1"/>
-          <w:highlight w:val="yellow"/>
-        </w:rPr>
-        <w:t># Model 1: Linear Regression</w:t>
-      </w:r>
-    </w:p>
-    <w:p>
-      <w:pPr>
-        <w:tabs>
-          <w:tab w:val="left" w:pos="2498"/>
-        </w:tabs>
-        <w:spacing w:after="0"/>
-        <w:rPr>
-          <w:rFonts w:ascii="Calibri" w:hAnsi="Calibri" w:cs="Calibri"/>
-          <w:color w:val="000000" w:themeColor="text1"/>
-        </w:rPr>
-      </w:pPr>
-      <w:proofErr w:type="spellStart"/>
-      <w:r>
-        <w:rPr>
-          <w:rFonts w:ascii="Calibri" w:hAnsi="Calibri" w:cs="Calibri"/>
-          <w:color w:val="000000" w:themeColor="text1"/>
-        </w:rPr>
-        <w:t>model_lm</w:t>
-      </w:r>
-      <w:proofErr w:type="spellEnd"/>
-      <w:r>
-        <w:rPr>
-          <w:rFonts w:ascii="Calibri" w:hAnsi="Calibri" w:cs="Calibri"/>
-          <w:color w:val="000000" w:themeColor="text1"/>
-        </w:rPr>
-        <w:t xml:space="preserve"> &lt;- </w:t>
-      </w:r>
-      <w:proofErr w:type="spellStart"/>
-      <w:proofErr w:type="gramStart"/>
-      <w:r>
-        <w:rPr>
-          <w:rFonts w:ascii="Calibri" w:hAnsi="Calibri" w:cs="Calibri"/>
-          <w:color w:val="000000" w:themeColor="text1"/>
-        </w:rPr>
-        <w:t>lm</w:t>
-      </w:r>
-      <w:proofErr w:type="spellEnd"/>
-      <w:r>
-        <w:rPr>
-          <w:rFonts w:ascii="Calibri" w:hAnsi="Calibri" w:cs="Calibri"/>
-          <w:color w:val="000000" w:themeColor="text1"/>
-        </w:rPr>
-        <w:t>(</w:t>
-      </w:r>
-      <w:proofErr w:type="gramEnd"/>
-      <w:r>
-        <w:rPr>
-          <w:rFonts w:ascii="Calibri" w:hAnsi="Calibri" w:cs="Calibri"/>
-          <w:color w:val="000000" w:themeColor="text1"/>
-        </w:rPr>
-        <w:t xml:space="preserve">CTR ~ </w:t>
-      </w:r>
-      <w:proofErr w:type="spellStart"/>
-      <w:r>
-        <w:rPr>
-          <w:rFonts w:ascii="Calibri" w:hAnsi="Calibri" w:cs="Calibri"/>
-          <w:color w:val="000000" w:themeColor="text1"/>
-        </w:rPr>
-        <w:t>cta_strength</w:t>
-      </w:r>
-      <w:proofErr w:type="spellEnd"/>
-      <w:r>
-        <w:rPr>
-          <w:rFonts w:ascii="Calibri" w:hAnsi="Calibri" w:cs="Calibri"/>
-          <w:color w:val="000000" w:themeColor="text1"/>
-        </w:rPr>
-        <w:t xml:space="preserve"> + </w:t>
-      </w:r>
-      <w:proofErr w:type="spellStart"/>
-      <w:r>
-        <w:rPr>
-          <w:rFonts w:ascii="Calibri" w:hAnsi="Calibri" w:cs="Calibri"/>
-          <w:color w:val="000000" w:themeColor="text1"/>
-        </w:rPr>
-        <w:t>targeting_score</w:t>
-      </w:r>
-      <w:proofErr w:type="spellEnd"/>
-      <w:r>
-        <w:rPr>
-          <w:rFonts w:ascii="Calibri" w:hAnsi="Calibri" w:cs="Calibri"/>
-          <w:color w:val="000000" w:themeColor="text1"/>
-        </w:rPr>
-        <w:t>, data = train)</w:t>
-      </w:r>
-    </w:p>
-    <w:p>
-      <w:pPr>
-        <w:tabs>
-          <w:tab w:val="left" w:pos="2498"/>
-        </w:tabs>
-        <w:spacing w:after="0"/>
-        <w:rPr>
-          <w:rFonts w:ascii="Calibri" w:hAnsi="Calibri" w:cs="Calibri"/>
-          <w:color w:val="000000" w:themeColor="text1"/>
-        </w:rPr>
-      </w:pPr>
-      <w:proofErr w:type="spellStart"/>
-      <w:r>
-        <w:rPr>
-          <w:rFonts w:ascii="Calibri" w:hAnsi="Calibri" w:cs="Calibri"/>
-          <w:color w:val="000000" w:themeColor="text1"/>
-        </w:rPr>
-        <w:t>rmse_lm</w:t>
-      </w:r>
-      <w:proofErr w:type="spellEnd"/>
-      <w:r>
-        <w:rPr>
-          <w:rFonts w:ascii="Calibri" w:hAnsi="Calibri" w:cs="Calibri"/>
-          <w:color w:val="000000" w:themeColor="text1"/>
-        </w:rPr>
-        <w:t xml:space="preserve"> &lt;- </w:t>
-      </w:r>
-      <w:proofErr w:type="spellStart"/>
-      <w:r>
-        <w:rPr>
-          <w:rFonts w:ascii="Calibri" w:hAnsi="Calibri" w:cs="Calibri"/>
-          <w:color w:val="000000" w:themeColor="text1"/>
-        </w:rPr>
-        <w:t>calculate_</w:t>
-      </w:r>
-      <w:proofErr w:type="gramStart"/>
-      <w:r>
-        <w:rPr>
-          <w:rFonts w:ascii="Calibri" w:hAnsi="Calibri" w:cs="Calibri"/>
-          <w:color w:val="000000" w:themeColor="text1"/>
-        </w:rPr>
-        <w:t>rmse</w:t>
-      </w:r>
-      <w:proofErr w:type="spellEnd"/>
-      <w:r>
-        <w:rPr>
-          <w:rFonts w:ascii="Calibri" w:hAnsi="Calibri" w:cs="Calibri"/>
-          <w:color w:val="000000" w:themeColor="text1"/>
-        </w:rPr>
-        <w:t>(</w:t>
-      </w:r>
-      <w:proofErr w:type="spellStart"/>
-      <w:proofErr w:type="gramEnd"/>
-      <w:r>
-        <w:rPr>
-          <w:rFonts w:ascii="Calibri" w:hAnsi="Calibri" w:cs="Calibri"/>
-          <w:color w:val="000000" w:themeColor="text1"/>
-        </w:rPr>
-        <w:t>model_lm</w:t>
-      </w:r>
-      <w:proofErr w:type="spellEnd"/>
-      <w:r>
-        <w:rPr>
-          <w:rFonts w:ascii="Calibri" w:hAnsi="Calibri" w:cs="Calibri"/>
-          <w:color w:val="000000" w:themeColor="text1"/>
-        </w:rPr>
-        <w:t>, test, "CTR")</w:t>
-      </w:r>
-    </w:p>
-    <w:p>
-      <w:pPr>
-        <w:tabs>
-          <w:tab w:val="left" w:pos="2498"/>
-        </w:tabs>
-        <w:spacing w:after="0"/>
-        <w:rPr>
-          <w:rFonts w:ascii="Calibri" w:hAnsi="Calibri" w:cs="Calibri"/>
-          <w:color w:val="000000" w:themeColor="text1"/>
-        </w:rPr>
-      </w:pPr>
+        </w:rPr>
+        <w:t xml:space="preserve">OUTPUT: </w:t>
+      </w:r>
       <w:r>
         <w:rPr>
           <w:rFonts w:ascii="Calibri" w:hAnsi="Calibri" w:cs="Calibri"/>
@@ -975,16 +761,160 @@
           <w:bCs/>
           <w:color w:val="000000" w:themeColor="text1"/>
         </w:rPr>
-        <w:t xml:space="preserve">OUTPUT: </w:t>
-      </w:r>
-      <w:r>
+        <w:t>RMSE (Linear Regression): 0.1678243</w:t>
+      </w:r>
+      <w:r>
+        <w:rPr>
+          <w:rFonts w:ascii="Calibri" w:hAnsi="Calibri" w:cs="Calibri"/>
+          <w:color w:val="000000" w:themeColor="text1"/>
+        </w:rPr>
+        <w:t xml:space="preserve"> </w:t>
+      </w:r>
+    </w:p>
+    <w:p>
+      <w:pPr>
+        <w:tabs>
+          <w:tab w:val="left" w:pos="2498"/>
+        </w:tabs>
+        <w:spacing w:after="0"/>
+        <w:rPr>
+          <w:rFonts w:ascii="Calibri" w:hAnsi="Calibri" w:cs="Calibri"/>
+          <w:i/>
+          <w:iCs/>
+          <w:color w:val="000000" w:themeColor="text1"/>
+        </w:rPr>
+      </w:pPr>
+      <w:r>
+        <w:rPr>
+          <w:rFonts w:ascii="Calibri" w:hAnsi="Calibri" w:cs="Calibri"/>
+          <w:i/>
+          <w:iCs/>
+          <w:color w:val="000000" w:themeColor="text1"/>
+        </w:rPr>
+        <w:t xml:space="preserve">It seems the relationship between </w:t>
+      </w:r>
+      <w:r>
+        <w:rPr>
+          <w:rFonts w:ascii="Calibri" w:hAnsi="Calibri" w:cs="Calibri"/>
+          <w:i/>
+          <w:iCs/>
+          <w:color w:val="000000" w:themeColor="text1"/>
+        </w:rPr>
+        <w:t>predictors and CTR is non-linear, hence the model underperformed i.e provided higher RMSE</w:t>
+      </w:r>
+    </w:p>
+    <w:p>
+      <w:pPr>
+        <w:tabs>
+          <w:tab w:val="left" w:pos="2498"/>
+        </w:tabs>
+        <w:spacing w:after="0"/>
+        <w:rPr>
+          <w:rFonts w:ascii="Calibri" w:hAnsi="Calibri" w:cs="Calibri"/>
+          <w:color w:val="000000" w:themeColor="text1"/>
+        </w:rPr>
+      </w:pPr>
+    </w:p>
+    <w:p>
+      <w:pPr>
+        <w:tabs>
+          <w:tab w:val="left" w:pos="2498"/>
+        </w:tabs>
+        <w:spacing w:after="0"/>
         <w:rPr>
           <w:rFonts w:ascii="Calibri" w:hAnsi="Calibri" w:cs="Calibri"/>
           <w:b/>
           <w:bCs/>
           <w:color w:val="000000" w:themeColor="text1"/>
         </w:rPr>
-        <w:t>RMSE (Linear Regression): 0.1678243</w:t>
+      </w:pPr>
+      <w:r>
+        <w:rPr>
+          <w:rFonts w:ascii="Calibri" w:hAnsi="Calibri" w:cs="Calibri"/>
+          <w:b/>
+          <w:bCs/>
+          <w:color w:val="000000" w:themeColor="text1"/>
+          <w:highlight w:val="yellow"/>
+        </w:rPr>
+        <w:t># Model 2: Decision Tree</w:t>
+      </w:r>
+    </w:p>
+    <w:p>
+      <w:pPr>
+        <w:tabs>
+          <w:tab w:val="left" w:pos="2498"/>
+        </w:tabs>
+        <w:spacing w:after="0"/>
+        <w:rPr>
+          <w:rFonts w:ascii="Calibri" w:hAnsi="Calibri" w:cs="Calibri"/>
+          <w:color w:val="000000" w:themeColor="text1"/>
+        </w:rPr>
+      </w:pPr>
+      <w:r>
+        <w:rPr>
+          <w:rFonts w:ascii="Calibri" w:hAnsi="Calibri" w:cs="Calibri"/>
+          <w:color w:val="000000" w:themeColor="text1"/>
+        </w:rPr>
+        <w:t>library(rpart)</w:t>
+      </w:r>
+    </w:p>
+    <w:p>
+      <w:pPr>
+        <w:tabs>
+          <w:tab w:val="left" w:pos="2498"/>
+        </w:tabs>
+        <w:spacing w:after="0"/>
+        <w:rPr>
+          <w:rFonts w:ascii="Calibri" w:hAnsi="Calibri" w:cs="Calibri"/>
+          <w:color w:val="000000" w:themeColor="text1"/>
+        </w:rPr>
+      </w:pPr>
+      <w:r>
+        <w:rPr>
+          <w:rFonts w:ascii="Calibri" w:hAnsi="Calibri" w:cs="Calibri"/>
+          <w:color w:val="000000" w:themeColor="text1"/>
+        </w:rPr>
+        <w:t>model_tree &lt;- rpart(CTR ~ cta_strength + targeting_score + visual_appeal, data = train)</w:t>
+      </w:r>
+    </w:p>
+    <w:p>
+      <w:pPr>
+        <w:tabs>
+          <w:tab w:val="left" w:pos="2498"/>
+        </w:tabs>
+        <w:spacing w:after="0"/>
+        <w:rPr>
+          <w:rFonts w:ascii="Calibri" w:hAnsi="Calibri" w:cs="Calibri"/>
+          <w:color w:val="000000" w:themeColor="text1"/>
+        </w:rPr>
+      </w:pPr>
+      <w:r>
+        <w:rPr>
+          <w:rFonts w:ascii="Calibri" w:hAnsi="Calibri" w:cs="Calibri"/>
+          <w:color w:val="000000" w:themeColor="text1"/>
+        </w:rPr>
+        <w:t>rmse_tree &lt;- calculate_rmse(model_tree, test, "CTR")</w:t>
+      </w:r>
+    </w:p>
+    <w:p>
+      <w:pPr>
+        <w:tabs>
+          <w:tab w:val="left" w:pos="2498"/>
+        </w:tabs>
+        <w:spacing w:after="0"/>
+        <w:rPr>
+          <w:rFonts w:ascii="Calibri" w:hAnsi="Calibri" w:cs="Calibri"/>
+          <w:color w:val="000000" w:themeColor="text1"/>
+        </w:rPr>
+      </w:pPr>
+      <w:r>
+        <w:rPr>
+          <w:rFonts w:ascii="Calibri" w:hAnsi="Calibri" w:cs="Calibri"/>
+          <w:b/>
+          <w:bCs/>
+          <w:color w:val="000000" w:themeColor="text1"/>
+        </w:rPr>
+        <w:t>OUTPUT:</w:t>
       </w:r>
       <w:r>
         <w:rPr>
@@ -992,6 +922,15 @@
           <w:color w:val="000000" w:themeColor="text1"/>
         </w:rPr>
         <w:t xml:space="preserve"> </w:t>
+      </w:r>
+      <w:r>
+        <w:rPr>
+          <w:rFonts w:ascii="Calibri" w:hAnsi="Calibri" w:cs="Calibri"/>
+          <w:b/>
+          <w:bCs/>
+          <w:color w:val="000000" w:themeColor="text1"/>
+        </w:rPr>
+        <w:t>RMSE (Decision Tree): 0.1232362</w:t>
       </w:r>
     </w:p>
     <w:p>
@@ -1014,7 +953,7 @@
           <w:iCs/>
           <w:color w:val="000000" w:themeColor="text1"/>
         </w:rPr>
-        <w:t xml:space="preserve">It seems the relationship between </w:t>
+        <w:t xml:space="preserve">Decision Tree is simpler than Random Forest and might </w:t>
       </w:r>
       <w:r>
         <w:rPr>
@@ -1023,9 +962,8 @@
           <w:iCs/>
           <w:color w:val="000000" w:themeColor="text1"/>
         </w:rPr>
-        <w:t xml:space="preserve">predictors and CTR is non-linear, hence the model underperformed </w:t>
-      </w:r>
-      <w:proofErr w:type="spellStart"/>
+        <w:t xml:space="preserve">have </w:t>
+      </w:r>
       <w:r>
         <w:rPr>
           <w:rFonts w:ascii="Calibri" w:hAnsi="Calibri" w:cs="Calibri"/>
@@ -1033,9 +971,8 @@
           <w:iCs/>
           <w:color w:val="000000" w:themeColor="text1"/>
         </w:rPr>
-        <w:t>i.e</w:t>
-      </w:r>
-      <w:proofErr w:type="spellEnd"/>
+        <w:t>overfit to the training data</w:t>
+      </w:r>
       <w:r>
         <w:rPr>
           <w:rFonts w:ascii="Calibri" w:hAnsi="Calibri" w:cs="Calibri"/>
@@ -1043,7 +980,16 @@
           <w:iCs/>
           <w:color w:val="000000" w:themeColor="text1"/>
         </w:rPr>
-        <w:t xml:space="preserve"> provided higher RMSE</w:t>
+        <w:t xml:space="preserve"> leading to </w:t>
+      </w:r>
+      <w:r>
+        <w:rPr>
+          <w:rFonts w:ascii="Calibri" w:hAnsi="Calibri" w:cs="Calibri"/>
+          <w:i/>
+          <w:iCs/>
+          <w:color w:val="000000" w:themeColor="text1"/>
+        </w:rPr>
+        <w:t>higher RMSE</w:t>
       </w:r>
     </w:p>
     <w:p>
@@ -1079,240 +1025,17 @@
           <w:color w:val="000000" w:themeColor="text1"/>
           <w:highlight w:val="yellow"/>
         </w:rPr>
-        <w:t># Model 2: Decision Tree</w:t>
-      </w:r>
-    </w:p>
-    <w:p>
-      <w:pPr>
-        <w:tabs>
-          <w:tab w:val="left" w:pos="2498"/>
-        </w:tabs>
-        <w:spacing w:after="0"/>
-        <w:rPr>
-          <w:rFonts w:ascii="Calibri" w:hAnsi="Calibri" w:cs="Calibri"/>
-          <w:color w:val="000000" w:themeColor="text1"/>
-        </w:rPr>
-      </w:pPr>
-      <w:r>
-        <w:rPr>
-          <w:rFonts w:ascii="Calibri" w:hAnsi="Calibri" w:cs="Calibri"/>
-          <w:color w:val="000000" w:themeColor="text1"/>
-        </w:rPr>
-        <w:t>library(</w:t>
-      </w:r>
-      <w:proofErr w:type="spellStart"/>
-      <w:r>
-        <w:rPr>
-          <w:rFonts w:ascii="Calibri" w:hAnsi="Calibri" w:cs="Calibri"/>
-          <w:color w:val="000000" w:themeColor="text1"/>
-        </w:rPr>
-        <w:t>rpart</w:t>
-      </w:r>
-      <w:proofErr w:type="spellEnd"/>
-      <w:r>
-        <w:rPr>
-          <w:rFonts w:ascii="Calibri" w:hAnsi="Calibri" w:cs="Calibri"/>
-          <w:color w:val="000000" w:themeColor="text1"/>
-        </w:rPr>
-        <w:t>)</w:t>
-      </w:r>
-    </w:p>
-    <w:p>
-      <w:pPr>
-        <w:tabs>
-          <w:tab w:val="left" w:pos="2498"/>
-        </w:tabs>
-        <w:spacing w:after="0"/>
-        <w:rPr>
-          <w:rFonts w:ascii="Calibri" w:hAnsi="Calibri" w:cs="Calibri"/>
-          <w:color w:val="000000" w:themeColor="text1"/>
-        </w:rPr>
-      </w:pPr>
-      <w:proofErr w:type="spellStart"/>
-      <w:r>
-        <w:rPr>
-          <w:rFonts w:ascii="Calibri" w:hAnsi="Calibri" w:cs="Calibri"/>
-          <w:color w:val="000000" w:themeColor="text1"/>
-        </w:rPr>
-        <w:t>model_tree</w:t>
-      </w:r>
-      <w:proofErr w:type="spellEnd"/>
-      <w:r>
-        <w:rPr>
-          <w:rFonts w:ascii="Calibri" w:hAnsi="Calibri" w:cs="Calibri"/>
-          <w:color w:val="000000" w:themeColor="text1"/>
-        </w:rPr>
-        <w:t xml:space="preserve"> &lt;- </w:t>
-      </w:r>
-      <w:proofErr w:type="spellStart"/>
-      <w:proofErr w:type="gramStart"/>
-      <w:r>
-        <w:rPr>
-          <w:rFonts w:ascii="Calibri" w:hAnsi="Calibri" w:cs="Calibri"/>
-          <w:color w:val="000000" w:themeColor="text1"/>
-        </w:rPr>
-        <w:t>rpart</w:t>
-      </w:r>
-      <w:proofErr w:type="spellEnd"/>
-      <w:r>
-        <w:rPr>
-          <w:rFonts w:ascii="Calibri" w:hAnsi="Calibri" w:cs="Calibri"/>
-          <w:color w:val="000000" w:themeColor="text1"/>
-        </w:rPr>
-        <w:t>(</w:t>
-      </w:r>
-      <w:proofErr w:type="gramEnd"/>
-      <w:r>
-        <w:rPr>
-          <w:rFonts w:ascii="Calibri" w:hAnsi="Calibri" w:cs="Calibri"/>
-          <w:color w:val="000000" w:themeColor="text1"/>
-        </w:rPr>
-        <w:t xml:space="preserve">CTR ~ </w:t>
-      </w:r>
-      <w:proofErr w:type="spellStart"/>
-      <w:r>
-        <w:rPr>
-          <w:rFonts w:ascii="Calibri" w:hAnsi="Calibri" w:cs="Calibri"/>
-          <w:color w:val="000000" w:themeColor="text1"/>
-        </w:rPr>
-        <w:t>cta_strength</w:t>
-      </w:r>
-      <w:proofErr w:type="spellEnd"/>
-      <w:r>
-        <w:rPr>
-          <w:rFonts w:ascii="Calibri" w:hAnsi="Calibri" w:cs="Calibri"/>
-          <w:color w:val="000000" w:themeColor="text1"/>
-        </w:rPr>
-        <w:t xml:space="preserve"> + </w:t>
-      </w:r>
-      <w:proofErr w:type="spellStart"/>
-      <w:r>
-        <w:rPr>
-          <w:rFonts w:ascii="Calibri" w:hAnsi="Calibri" w:cs="Calibri"/>
-          <w:color w:val="000000" w:themeColor="text1"/>
-        </w:rPr>
-        <w:t>targeting_score</w:t>
-      </w:r>
-      <w:proofErr w:type="spellEnd"/>
-      <w:r>
-        <w:rPr>
-          <w:rFonts w:ascii="Calibri" w:hAnsi="Calibri" w:cs="Calibri"/>
-          <w:color w:val="000000" w:themeColor="text1"/>
-        </w:rPr>
-        <w:t xml:space="preserve"> + </w:t>
-      </w:r>
-      <w:proofErr w:type="spellStart"/>
-      <w:r>
-        <w:rPr>
-          <w:rFonts w:ascii="Calibri" w:hAnsi="Calibri" w:cs="Calibri"/>
-          <w:color w:val="000000" w:themeColor="text1"/>
-        </w:rPr>
-        <w:t>visual_appeal</w:t>
-      </w:r>
-      <w:proofErr w:type="spellEnd"/>
-      <w:r>
-        <w:rPr>
-          <w:rFonts w:ascii="Calibri" w:hAnsi="Calibri" w:cs="Calibri"/>
-          <w:color w:val="000000" w:themeColor="text1"/>
-        </w:rPr>
-        <w:t>, data = train)</w:t>
-      </w:r>
-    </w:p>
-    <w:p>
-      <w:pPr>
-        <w:tabs>
-          <w:tab w:val="left" w:pos="2498"/>
-        </w:tabs>
-        <w:spacing w:after="0"/>
-        <w:rPr>
-          <w:rFonts w:ascii="Calibri" w:hAnsi="Calibri" w:cs="Calibri"/>
-          <w:color w:val="000000" w:themeColor="text1"/>
-        </w:rPr>
-      </w:pPr>
-      <w:proofErr w:type="spellStart"/>
-      <w:r>
-        <w:rPr>
-          <w:rFonts w:ascii="Calibri" w:hAnsi="Calibri" w:cs="Calibri"/>
-          <w:color w:val="000000" w:themeColor="text1"/>
-        </w:rPr>
-        <w:t>rmse_tree</w:t>
-      </w:r>
-      <w:proofErr w:type="spellEnd"/>
-      <w:r>
-        <w:rPr>
-          <w:rFonts w:ascii="Calibri" w:hAnsi="Calibri" w:cs="Calibri"/>
-          <w:color w:val="000000" w:themeColor="text1"/>
-        </w:rPr>
-        <w:t xml:space="preserve"> &lt;- </w:t>
-      </w:r>
-      <w:proofErr w:type="spellStart"/>
-      <w:r>
-        <w:rPr>
-          <w:rFonts w:ascii="Calibri" w:hAnsi="Calibri" w:cs="Calibri"/>
-          <w:color w:val="000000" w:themeColor="text1"/>
-        </w:rPr>
-        <w:t>calculate_</w:t>
-      </w:r>
-      <w:proofErr w:type="gramStart"/>
-      <w:r>
-        <w:rPr>
-          <w:rFonts w:ascii="Calibri" w:hAnsi="Calibri" w:cs="Calibri"/>
-          <w:color w:val="000000" w:themeColor="text1"/>
-        </w:rPr>
-        <w:t>rmse</w:t>
-      </w:r>
-      <w:proofErr w:type="spellEnd"/>
-      <w:r>
-        <w:rPr>
-          <w:rFonts w:ascii="Calibri" w:hAnsi="Calibri" w:cs="Calibri"/>
-          <w:color w:val="000000" w:themeColor="text1"/>
-        </w:rPr>
-        <w:t>(</w:t>
-      </w:r>
-      <w:proofErr w:type="spellStart"/>
-      <w:proofErr w:type="gramEnd"/>
-      <w:r>
-        <w:rPr>
-          <w:rFonts w:ascii="Calibri" w:hAnsi="Calibri" w:cs="Calibri"/>
-          <w:color w:val="000000" w:themeColor="text1"/>
-        </w:rPr>
-        <w:t>model_tree</w:t>
-      </w:r>
-      <w:proofErr w:type="spellEnd"/>
-      <w:r>
-        <w:rPr>
-          <w:rFonts w:ascii="Calibri" w:hAnsi="Calibri" w:cs="Calibri"/>
-          <w:color w:val="000000" w:themeColor="text1"/>
-        </w:rPr>
-        <w:t>, test, "CTR")</w:t>
-      </w:r>
-    </w:p>
-    <w:p>
-      <w:pPr>
-        <w:tabs>
-          <w:tab w:val="left" w:pos="2498"/>
-        </w:tabs>
-        <w:spacing w:after="0"/>
-        <w:rPr>
-          <w:rFonts w:ascii="Calibri" w:hAnsi="Calibri" w:cs="Calibri"/>
-          <w:color w:val="000000" w:themeColor="text1"/>
-        </w:rPr>
-      </w:pPr>
+        <w:t xml:space="preserve"># Model </w:t>
+      </w:r>
       <w:r>
         <w:rPr>
           <w:rFonts w:ascii="Calibri" w:hAnsi="Calibri" w:cs="Calibri"/>
           <w:b/>
           <w:bCs/>
           <w:color w:val="000000" w:themeColor="text1"/>
-        </w:rPr>
-        <w:t>OUTPUT:</w:t>
-      </w:r>
-      <w:r>
-        <w:rPr>
-          <w:rFonts w:ascii="Calibri" w:hAnsi="Calibri" w:cs="Calibri"/>
-          <w:color w:val="000000" w:themeColor="text1"/>
-        </w:rPr>
-        <w:t xml:space="preserve"> </w:t>
+          <w:highlight w:val="yellow"/>
+        </w:rPr>
+        <w:t>3</w:t>
       </w:r>
       <w:r>
         <w:rPr>
@@ -1320,122 +1043,8 @@
           <w:b/>
           <w:bCs/>
           <w:color w:val="000000" w:themeColor="text1"/>
-        </w:rPr>
-        <w:t>RMSE (Decision Tree): 0.1232362</w:t>
-      </w:r>
-    </w:p>
-    <w:p>
-      <w:pPr>
-        <w:tabs>
-          <w:tab w:val="left" w:pos="2498"/>
-        </w:tabs>
-        <w:spacing w:after="0"/>
-        <w:rPr>
-          <w:rFonts w:ascii="Calibri" w:hAnsi="Calibri" w:cs="Calibri"/>
-          <w:i/>
-          <w:iCs/>
-          <w:color w:val="000000" w:themeColor="text1"/>
-        </w:rPr>
-      </w:pPr>
-      <w:r>
-        <w:rPr>
-          <w:rFonts w:ascii="Calibri" w:hAnsi="Calibri" w:cs="Calibri"/>
-          <w:i/>
-          <w:iCs/>
-          <w:color w:val="000000" w:themeColor="text1"/>
-        </w:rPr>
-        <w:t xml:space="preserve">Decision Tree is simpler than Random Forest and might </w:t>
-      </w:r>
-      <w:r>
-        <w:rPr>
-          <w:rFonts w:ascii="Calibri" w:hAnsi="Calibri" w:cs="Calibri"/>
-          <w:i/>
-          <w:iCs/>
-          <w:color w:val="000000" w:themeColor="text1"/>
-        </w:rPr>
-        <w:t xml:space="preserve">have </w:t>
-      </w:r>
-      <w:r>
-        <w:rPr>
-          <w:rFonts w:ascii="Calibri" w:hAnsi="Calibri" w:cs="Calibri"/>
-          <w:i/>
-          <w:iCs/>
-          <w:color w:val="000000" w:themeColor="text1"/>
-        </w:rPr>
-        <w:t>overfit to the training data</w:t>
-      </w:r>
-      <w:r>
-        <w:rPr>
-          <w:rFonts w:ascii="Calibri" w:hAnsi="Calibri" w:cs="Calibri"/>
-          <w:i/>
-          <w:iCs/>
-          <w:color w:val="000000" w:themeColor="text1"/>
-        </w:rPr>
-        <w:t xml:space="preserve"> leading to </w:t>
-      </w:r>
-      <w:r>
-        <w:rPr>
-          <w:rFonts w:ascii="Calibri" w:hAnsi="Calibri" w:cs="Calibri"/>
-          <w:i/>
-          <w:iCs/>
-          <w:color w:val="000000" w:themeColor="text1"/>
-        </w:rPr>
-        <w:t>higher RMSE</w:t>
-      </w:r>
-    </w:p>
-    <w:p>
-      <w:pPr>
-        <w:tabs>
-          <w:tab w:val="left" w:pos="2498"/>
-        </w:tabs>
-        <w:spacing w:after="0"/>
-        <w:rPr>
-          <w:rFonts w:ascii="Calibri" w:hAnsi="Calibri" w:cs="Calibri"/>
-          <w:color w:val="000000" w:themeColor="text1"/>
-        </w:rPr>
-      </w:pPr>
-    </w:p>
-    <w:p>
-      <w:pPr>
-        <w:tabs>
-          <w:tab w:val="left" w:pos="2498"/>
-        </w:tabs>
-        <w:spacing w:after="0"/>
-        <w:rPr>
-          <w:rFonts w:ascii="Calibri" w:hAnsi="Calibri" w:cs="Calibri"/>
-          <w:b/>
-          <w:bCs/>
-          <w:color w:val="000000" w:themeColor="text1"/>
-        </w:rPr>
-      </w:pPr>
-      <w:r>
-        <w:rPr>
-          <w:rFonts w:ascii="Calibri" w:hAnsi="Calibri" w:cs="Calibri"/>
-          <w:b/>
-          <w:bCs/>
-          <w:color w:val="000000" w:themeColor="text1"/>
           <w:highlight w:val="yellow"/>
         </w:rPr>
-        <w:t xml:space="preserve"># Model </w:t>
-      </w:r>
-      <w:r>
-        <w:rPr>
-          <w:rFonts w:ascii="Calibri" w:hAnsi="Calibri" w:cs="Calibri"/>
-          <w:b/>
-          <w:bCs/>
-          <w:color w:val="000000" w:themeColor="text1"/>
-          <w:highlight w:val="yellow"/>
-        </w:rPr>
-        <w:t>3</w:t>
-      </w:r>
-      <w:r>
-        <w:rPr>
-          <w:rFonts w:ascii="Calibri" w:hAnsi="Calibri" w:cs="Calibri"/>
-          <w:b/>
-          <w:bCs/>
-          <w:color w:val="000000" w:themeColor="text1"/>
-          <w:highlight w:val="yellow"/>
-        </w:rPr>
         <w:t>: Random Forest</w:t>
       </w:r>
     </w:p>
@@ -1450,209 +1059,50 @@
           <w:color w:val="000000" w:themeColor="text1"/>
         </w:rPr>
       </w:pPr>
-      <w:proofErr w:type="spellStart"/>
-      <w:proofErr w:type="gramStart"/>
-      <w:r>
-        <w:rPr>
-          <w:rFonts w:ascii="Calibri" w:hAnsi="Calibri" w:cs="Calibri"/>
-          <w:color w:val="000000" w:themeColor="text1"/>
-        </w:rPr>
-        <w:t>set.seed</w:t>
-      </w:r>
-      <w:proofErr w:type="spellEnd"/>
-      <w:proofErr w:type="gramEnd"/>
-      <w:r>
-        <w:rPr>
-          <w:rFonts w:ascii="Calibri" w:hAnsi="Calibri" w:cs="Calibri"/>
-          <w:color w:val="000000" w:themeColor="text1"/>
-        </w:rPr>
-        <w:t>(1031)</w:t>
-      </w:r>
-    </w:p>
-    <w:p>
-      <w:pPr>
-        <w:tabs>
-          <w:tab w:val="left" w:pos="2498"/>
-        </w:tabs>
-        <w:spacing w:after="0"/>
-        <w:rPr>
-          <w:rFonts w:ascii="Calibri" w:hAnsi="Calibri" w:cs="Calibri"/>
-          <w:color w:val="000000" w:themeColor="text1"/>
-        </w:rPr>
-      </w:pPr>
-      <w:proofErr w:type="spellStart"/>
-      <w:r>
-        <w:rPr>
-          <w:rFonts w:ascii="Calibri" w:hAnsi="Calibri" w:cs="Calibri"/>
-          <w:color w:val="000000" w:themeColor="text1"/>
-        </w:rPr>
-        <w:t>model_rf</w:t>
-      </w:r>
-      <w:proofErr w:type="spellEnd"/>
-      <w:r>
-        <w:rPr>
-          <w:rFonts w:ascii="Calibri" w:hAnsi="Calibri" w:cs="Calibri"/>
-          <w:color w:val="000000" w:themeColor="text1"/>
-        </w:rPr>
-        <w:t xml:space="preserve"> &lt;- </w:t>
-      </w:r>
-      <w:proofErr w:type="spellStart"/>
-      <w:proofErr w:type="gramStart"/>
-      <w:r>
-        <w:rPr>
-          <w:rFonts w:ascii="Calibri" w:hAnsi="Calibri" w:cs="Calibri"/>
-          <w:color w:val="000000" w:themeColor="text1"/>
-        </w:rPr>
-        <w:t>randomForest</w:t>
-      </w:r>
-      <w:proofErr w:type="spellEnd"/>
-      <w:r>
-        <w:rPr>
-          <w:rFonts w:ascii="Calibri" w:hAnsi="Calibri" w:cs="Calibri"/>
-          <w:color w:val="000000" w:themeColor="text1"/>
-        </w:rPr>
-        <w:t>(</w:t>
-      </w:r>
-      <w:proofErr w:type="gramEnd"/>
-      <w:r>
-        <w:rPr>
-          <w:rFonts w:ascii="Calibri" w:hAnsi="Calibri" w:cs="Calibri"/>
-          <w:color w:val="000000" w:themeColor="text1"/>
-        </w:rPr>
-        <w:t xml:space="preserve">CTR ~ </w:t>
-      </w:r>
-      <w:proofErr w:type="spellStart"/>
-      <w:r>
-        <w:rPr>
-          <w:rFonts w:ascii="Calibri" w:hAnsi="Calibri" w:cs="Calibri"/>
-          <w:color w:val="000000" w:themeColor="text1"/>
-        </w:rPr>
-        <w:t>cta_strength</w:t>
-      </w:r>
-      <w:proofErr w:type="spellEnd"/>
-      <w:r>
-        <w:rPr>
-          <w:rFonts w:ascii="Calibri" w:hAnsi="Calibri" w:cs="Calibri"/>
-          <w:color w:val="000000" w:themeColor="text1"/>
-        </w:rPr>
-        <w:t xml:space="preserve"> + </w:t>
-      </w:r>
-      <w:proofErr w:type="spellStart"/>
-      <w:r>
-        <w:rPr>
-          <w:rFonts w:ascii="Calibri" w:hAnsi="Calibri" w:cs="Calibri"/>
-          <w:color w:val="000000" w:themeColor="text1"/>
-        </w:rPr>
-        <w:t>targeting_score</w:t>
-      </w:r>
-      <w:proofErr w:type="spellEnd"/>
-      <w:r>
-        <w:rPr>
-          <w:rFonts w:ascii="Calibri" w:hAnsi="Calibri" w:cs="Calibri"/>
-          <w:color w:val="000000" w:themeColor="text1"/>
-        </w:rPr>
-        <w:t xml:space="preserve"> + </w:t>
-      </w:r>
-      <w:proofErr w:type="spellStart"/>
-      <w:r>
-        <w:rPr>
-          <w:rFonts w:ascii="Calibri" w:hAnsi="Calibri" w:cs="Calibri"/>
-          <w:color w:val="000000" w:themeColor="text1"/>
-        </w:rPr>
-        <w:t>visual_appeal</w:t>
-      </w:r>
-      <w:proofErr w:type="spellEnd"/>
-      <w:r>
-        <w:rPr>
-          <w:rFonts w:ascii="Calibri" w:hAnsi="Calibri" w:cs="Calibri"/>
-          <w:color w:val="000000" w:themeColor="text1"/>
-        </w:rPr>
-        <w:t xml:space="preserve">, data = train, </w:t>
-      </w:r>
-      <w:proofErr w:type="spellStart"/>
-      <w:r>
-        <w:rPr>
-          <w:rFonts w:ascii="Calibri" w:hAnsi="Calibri" w:cs="Calibri"/>
-          <w:color w:val="000000" w:themeColor="text1"/>
-        </w:rPr>
-        <w:t>ntree</w:t>
-      </w:r>
-      <w:proofErr w:type="spellEnd"/>
-      <w:r>
-        <w:rPr>
-          <w:rFonts w:ascii="Calibri" w:hAnsi="Calibri" w:cs="Calibri"/>
-          <w:color w:val="000000" w:themeColor="text1"/>
-        </w:rPr>
-        <w:t xml:space="preserve"> = 100)</w:t>
-      </w:r>
-    </w:p>
-    <w:p>
-      <w:pPr>
-        <w:tabs>
-          <w:tab w:val="left" w:pos="2498"/>
-        </w:tabs>
-        <w:spacing w:after="0"/>
-        <w:rPr>
-          <w:rFonts w:ascii="Calibri" w:hAnsi="Calibri" w:cs="Calibri"/>
-          <w:color w:val="000000" w:themeColor="text1"/>
-        </w:rPr>
-      </w:pPr>
-      <w:proofErr w:type="spellStart"/>
-      <w:r>
-        <w:rPr>
-          <w:rFonts w:ascii="Calibri" w:hAnsi="Calibri" w:cs="Calibri"/>
-          <w:color w:val="000000" w:themeColor="text1"/>
-        </w:rPr>
-        <w:t>rmse_rf</w:t>
-      </w:r>
-      <w:proofErr w:type="spellEnd"/>
-      <w:r>
-        <w:rPr>
-          <w:rFonts w:ascii="Calibri" w:hAnsi="Calibri" w:cs="Calibri"/>
-          <w:color w:val="000000" w:themeColor="text1"/>
-        </w:rPr>
-        <w:t xml:space="preserve"> &lt;- </w:t>
-      </w:r>
-      <w:proofErr w:type="spellStart"/>
-      <w:r>
-        <w:rPr>
-          <w:rFonts w:ascii="Calibri" w:hAnsi="Calibri" w:cs="Calibri"/>
-          <w:color w:val="000000" w:themeColor="text1"/>
-        </w:rPr>
-        <w:t>calculate_</w:t>
-      </w:r>
-      <w:proofErr w:type="gramStart"/>
-      <w:r>
-        <w:rPr>
-          <w:rFonts w:ascii="Calibri" w:hAnsi="Calibri" w:cs="Calibri"/>
-          <w:color w:val="000000" w:themeColor="text1"/>
-        </w:rPr>
-        <w:t>rmse</w:t>
-      </w:r>
-      <w:proofErr w:type="spellEnd"/>
-      <w:r>
-        <w:rPr>
-          <w:rFonts w:ascii="Calibri" w:hAnsi="Calibri" w:cs="Calibri"/>
-          <w:color w:val="000000" w:themeColor="text1"/>
-        </w:rPr>
-        <w:t>(</w:t>
-      </w:r>
-      <w:proofErr w:type="spellStart"/>
-      <w:proofErr w:type="gramEnd"/>
-      <w:r>
-        <w:rPr>
-          <w:rFonts w:ascii="Calibri" w:hAnsi="Calibri" w:cs="Calibri"/>
-          <w:color w:val="000000" w:themeColor="text1"/>
-        </w:rPr>
-        <w:t>model_rf</w:t>
-      </w:r>
-      <w:proofErr w:type="spellEnd"/>
-      <w:r>
-        <w:rPr>
-          <w:rFonts w:ascii="Calibri" w:hAnsi="Calibri" w:cs="Calibri"/>
-          <w:color w:val="000000" w:themeColor="text1"/>
-        </w:rPr>
-        <w:t>, test, "CTR")</w:t>
+      <w:r>
+        <w:rPr>
+          <w:rFonts w:ascii="Calibri" w:hAnsi="Calibri" w:cs="Calibri"/>
+          <w:color w:val="000000" w:themeColor="text1"/>
+        </w:rPr>
+        <w:t>set.seed(1031)</w:t>
+      </w:r>
+    </w:p>
+    <w:p>
+      <w:pPr>
+        <w:tabs>
+          <w:tab w:val="left" w:pos="2498"/>
+        </w:tabs>
+        <w:spacing w:after="0"/>
+        <w:rPr>
+          <w:rFonts w:ascii="Calibri" w:hAnsi="Calibri" w:cs="Calibri"/>
+          <w:color w:val="000000" w:themeColor="text1"/>
+        </w:rPr>
+      </w:pPr>
+      <w:r>
+        <w:rPr>
+          <w:rFonts w:ascii="Calibri" w:hAnsi="Calibri" w:cs="Calibri"/>
+          <w:color w:val="000000" w:themeColor="text1"/>
+        </w:rPr>
+        <w:t>model_rf &lt;- randomForest(CTR ~ cta_strength + targeting_score + visual_appeal, data = train, ntree = 100)</w:t>
+      </w:r>
+    </w:p>
+    <w:p>
+      <w:pPr>
+        <w:tabs>
+          <w:tab w:val="left" w:pos="2498"/>
+        </w:tabs>
+        <w:spacing w:after="0"/>
+        <w:rPr>
+          <w:rFonts w:ascii="Calibri" w:hAnsi="Calibri" w:cs="Calibri"/>
+          <w:color w:val="000000" w:themeColor="text1"/>
+        </w:rPr>
+      </w:pPr>
+      <w:r>
+        <w:rPr>
+          <w:rFonts w:ascii="Calibri" w:hAnsi="Calibri" w:cs="Calibri"/>
+          <w:color w:val="000000" w:themeColor="text1"/>
+        </w:rPr>
+        <w:t>rmse_rf &lt;- calculate_rmse(model_rf, test, "CTR")</w:t>
       </w:r>
     </w:p>
     <w:p>
@@ -1824,17 +1274,8 @@
           <w:rFonts w:ascii="Calibri" w:hAnsi="Calibri" w:cs="Calibri"/>
           <w:color w:val="000000" w:themeColor="text1"/>
         </w:rPr>
-        <w:t xml:space="preserve">Some of the approached tried by me </w:t>
-      </w:r>
-      <w:proofErr w:type="gramStart"/>
-      <w:r>
-        <w:rPr>
-          <w:rFonts w:ascii="Calibri" w:hAnsi="Calibri" w:cs="Calibri"/>
-          <w:color w:val="000000" w:themeColor="text1"/>
-        </w:rPr>
-        <w:t>were;</w:t>
-      </w:r>
-      <w:proofErr w:type="gramEnd"/>
+        <w:t>Some of the approached tried by me were;</w:t>
+      </w:r>
     </w:p>
     <w:p>
       <w:pPr>
@@ -1910,23 +1351,7 @@
           <w:rFonts w:ascii="Calibri" w:hAnsi="Calibri" w:cs="Calibri"/>
           <w:color w:val="000000" w:themeColor="text1"/>
         </w:rPr>
-        <w:t>library(</w:t>
-      </w:r>
-      <w:proofErr w:type="spellStart"/>
-      <w:r>
-        <w:rPr>
-          <w:rFonts w:ascii="Calibri" w:hAnsi="Calibri" w:cs="Calibri"/>
-          <w:color w:val="000000" w:themeColor="text1"/>
-        </w:rPr>
-        <w:t>glmnet</w:t>
-      </w:r>
-      <w:proofErr w:type="spellEnd"/>
-      <w:r>
-        <w:rPr>
-          <w:rFonts w:ascii="Calibri" w:hAnsi="Calibri" w:cs="Calibri"/>
-          <w:color w:val="000000" w:themeColor="text1"/>
-        </w:rPr>
-        <w:t>)</w:t>
+        <w:t>library(glmnet)</w:t>
       </w:r>
       <w:r>
         <w:rPr>
@@ -1935,21 +1360,12 @@
         </w:rPr>
         <w:t xml:space="preserve">; </w:t>
       </w:r>
-      <w:proofErr w:type="gramStart"/>
-      <w:r>
-        <w:rPr>
-          <w:rFonts w:ascii="Calibri" w:hAnsi="Calibri" w:cs="Calibri"/>
-          <w:color w:val="000000" w:themeColor="text1"/>
-        </w:rPr>
-        <w:t>library(</w:t>
-      </w:r>
-      <w:proofErr w:type="gramEnd"/>
-      <w:r>
-        <w:rPr>
-          <w:rFonts w:ascii="Calibri" w:hAnsi="Calibri" w:cs="Calibri"/>
-          <w:color w:val="000000" w:themeColor="text1"/>
-        </w:rPr>
-        <w:t>Metrics)</w:t>
+      <w:r>
+        <w:rPr>
+          <w:rFonts w:ascii="Calibri" w:hAnsi="Calibri" w:cs="Calibri"/>
+          <w:color w:val="000000" w:themeColor="text1"/>
+        </w:rPr>
+        <w:t>library(Metrics)</w:t>
       </w:r>
     </w:p>
     <w:p>
@@ -1983,69 +1399,12 @@
           <w:color w:val="000000" w:themeColor="text1"/>
         </w:rPr>
       </w:pPr>
-      <w:proofErr w:type="spellStart"/>
-      <w:r>
-        <w:rPr>
-          <w:rFonts w:ascii="Calibri" w:hAnsi="Calibri" w:cs="Calibri"/>
-          <w:color w:val="000000" w:themeColor="text1"/>
-        </w:rPr>
-        <w:t>identify_outliers</w:t>
-      </w:r>
-      <w:proofErr w:type="spellEnd"/>
-      <w:r>
-        <w:rPr>
-          <w:rFonts w:ascii="Calibri" w:hAnsi="Calibri" w:cs="Calibri"/>
-          <w:color w:val="000000" w:themeColor="text1"/>
-        </w:rPr>
-        <w:t xml:space="preserve"> &lt;- </w:t>
-      </w:r>
-      <w:proofErr w:type="gramStart"/>
-      <w:r>
-        <w:rPr>
-          <w:rFonts w:ascii="Calibri" w:hAnsi="Calibri" w:cs="Calibri"/>
-          <w:color w:val="000000" w:themeColor="text1"/>
-        </w:rPr>
-        <w:t>function(</w:t>
-      </w:r>
-      <w:proofErr w:type="gramEnd"/>
-      <w:r>
-        <w:rPr>
-          <w:rFonts w:ascii="Calibri" w:hAnsi="Calibri" w:cs="Calibri"/>
-          <w:color w:val="000000" w:themeColor="text1"/>
-        </w:rPr>
-        <w:t>data, threshold = 3) {</w:t>
-      </w:r>
-      <w:proofErr w:type="spellStart"/>
-      <w:r>
-        <w:rPr>
-          <w:rFonts w:ascii="Calibri" w:hAnsi="Calibri" w:cs="Calibri"/>
-          <w:color w:val="000000" w:themeColor="text1"/>
-        </w:rPr>
-        <w:t>z_scores</w:t>
-      </w:r>
-      <w:proofErr w:type="spellEnd"/>
-      <w:r>
-        <w:rPr>
-          <w:rFonts w:ascii="Calibri" w:hAnsi="Calibri" w:cs="Calibri"/>
-          <w:color w:val="000000" w:themeColor="text1"/>
-        </w:rPr>
-        <w:t xml:space="preserve"> &lt;- scale(data)return(abs(</w:t>
-      </w:r>
-      <w:proofErr w:type="spellStart"/>
-      <w:r>
-        <w:rPr>
-          <w:rFonts w:ascii="Calibri" w:hAnsi="Calibri" w:cs="Calibri"/>
-          <w:color w:val="000000" w:themeColor="text1"/>
-        </w:rPr>
-        <w:t>z_scores</w:t>
-      </w:r>
-      <w:proofErr w:type="spellEnd"/>
-      <w:r>
-        <w:rPr>
-          <w:rFonts w:ascii="Calibri" w:hAnsi="Calibri" w:cs="Calibri"/>
-          <w:color w:val="000000" w:themeColor="text1"/>
-        </w:rPr>
-        <w:t>) &gt; threshold)}</w:t>
+      <w:r>
+        <w:rPr>
+          <w:rFonts w:ascii="Calibri" w:hAnsi="Calibri" w:cs="Calibri"/>
+          <w:color w:val="000000" w:themeColor="text1"/>
+        </w:rPr>
+        <w:t>identify_outliers &lt;- function(data, threshold = 3) {z_scores &lt;- scale(data)return(abs(z_scores) &gt; threshold)}</w:t>
       </w:r>
     </w:p>
     <w:p>
@@ -2079,85 +1438,12 @@
           <w:color w:val="000000" w:themeColor="text1"/>
         </w:rPr>
       </w:pPr>
-      <w:proofErr w:type="spellStart"/>
-      <w:r>
-        <w:rPr>
-          <w:rFonts w:ascii="Calibri" w:hAnsi="Calibri" w:cs="Calibri"/>
-          <w:color w:val="000000" w:themeColor="text1"/>
-        </w:rPr>
-        <w:t>outlier_mask</w:t>
-      </w:r>
-      <w:proofErr w:type="spellEnd"/>
-      <w:r>
-        <w:rPr>
-          <w:rFonts w:ascii="Calibri" w:hAnsi="Calibri" w:cs="Calibri"/>
-          <w:color w:val="000000" w:themeColor="text1"/>
-        </w:rPr>
-        <w:t xml:space="preserve"> &lt;- </w:t>
-      </w:r>
-      <w:proofErr w:type="spellStart"/>
-      <w:r>
-        <w:rPr>
-          <w:rFonts w:ascii="Calibri" w:hAnsi="Calibri" w:cs="Calibri"/>
-          <w:color w:val="000000" w:themeColor="text1"/>
-        </w:rPr>
-        <w:t>sapply</w:t>
-      </w:r>
-      <w:proofErr w:type="spellEnd"/>
-      <w:r>
-        <w:rPr>
-          <w:rFonts w:ascii="Calibri" w:hAnsi="Calibri" w:cs="Calibri"/>
-          <w:color w:val="000000" w:themeColor="text1"/>
-        </w:rPr>
-        <w:t>(</w:t>
-      </w:r>
-      <w:proofErr w:type="spellStart"/>
-      <w:r>
-        <w:rPr>
-          <w:rFonts w:ascii="Calibri" w:hAnsi="Calibri" w:cs="Calibri"/>
-          <w:color w:val="000000" w:themeColor="text1"/>
-        </w:rPr>
-        <w:t>analysis_data</w:t>
-      </w:r>
-      <w:proofErr w:type="spellEnd"/>
-      <w:r>
-        <w:rPr>
-          <w:rFonts w:ascii="Calibri" w:hAnsi="Calibri" w:cs="Calibri"/>
-          <w:color w:val="000000" w:themeColor="text1"/>
-        </w:rPr>
-        <w:t>[</w:t>
-      </w:r>
-      <w:proofErr w:type="spellStart"/>
-      <w:r>
-        <w:rPr>
-          <w:rFonts w:ascii="Calibri" w:hAnsi="Calibri" w:cs="Calibri"/>
-          <w:color w:val="000000" w:themeColor="text1"/>
-        </w:rPr>
-        <w:t>numeric_features</w:t>
-      </w:r>
-      <w:proofErr w:type="spellEnd"/>
-      <w:r>
-        <w:rPr>
-          <w:rFonts w:ascii="Calibri" w:hAnsi="Calibri" w:cs="Calibri"/>
-          <w:color w:val="000000" w:themeColor="text1"/>
-        </w:rPr>
-        <w:t xml:space="preserve">], </w:t>
-      </w:r>
-      <w:proofErr w:type="spellStart"/>
-      <w:r>
-        <w:rPr>
-          <w:rFonts w:ascii="Calibri" w:hAnsi="Calibri" w:cs="Calibri"/>
-          <w:color w:val="000000" w:themeColor="text1"/>
-        </w:rPr>
-        <w:t>identify_outliers</w:t>
-      </w:r>
-      <w:proofErr w:type="spellEnd"/>
-      <w:r>
-        <w:rPr>
-          <w:rFonts w:ascii="Calibri" w:hAnsi="Calibri" w:cs="Calibri"/>
-          <w:color w:val="000000" w:themeColor="text1"/>
-        </w:rPr>
-        <w:t>)</w:t>
+      <w:r>
+        <w:rPr>
+          <w:rFonts w:ascii="Calibri" w:hAnsi="Calibri" w:cs="Calibri"/>
+          <w:color w:val="000000" w:themeColor="text1"/>
+        </w:rPr>
+        <w:t>outlier_mask &lt;- sapply(analysis_data[numeric_features], identify_outliers)</w:t>
       </w:r>
     </w:p>
     <w:p>
@@ -2191,69 +1477,12 @@
           <w:color w:val="000000" w:themeColor="text1"/>
         </w:rPr>
       </w:pPr>
-      <w:proofErr w:type="spellStart"/>
-      <w:r>
-        <w:rPr>
-          <w:rFonts w:ascii="Calibri" w:hAnsi="Calibri" w:cs="Calibri"/>
-          <w:color w:val="000000" w:themeColor="text1"/>
-        </w:rPr>
-        <w:t>combined_outlier_mask</w:t>
-      </w:r>
-      <w:proofErr w:type="spellEnd"/>
-      <w:r>
-        <w:rPr>
-          <w:rFonts w:ascii="Calibri" w:hAnsi="Calibri" w:cs="Calibri"/>
-          <w:color w:val="000000" w:themeColor="text1"/>
-        </w:rPr>
-        <w:t xml:space="preserve"> &lt;- </w:t>
-      </w:r>
-      <w:proofErr w:type="spellStart"/>
-      <w:r>
-        <w:rPr>
-          <w:rFonts w:ascii="Calibri" w:hAnsi="Calibri" w:cs="Calibri"/>
-          <w:color w:val="000000" w:themeColor="text1"/>
-        </w:rPr>
-        <w:t>rowSums</w:t>
-      </w:r>
-      <w:proofErr w:type="spellEnd"/>
-      <w:r>
-        <w:rPr>
-          <w:rFonts w:ascii="Calibri" w:hAnsi="Calibri" w:cs="Calibri"/>
-          <w:color w:val="000000" w:themeColor="text1"/>
-        </w:rPr>
-        <w:t>(</w:t>
-      </w:r>
-      <w:proofErr w:type="spellStart"/>
-      <w:r>
-        <w:rPr>
-          <w:rFonts w:ascii="Calibri" w:hAnsi="Calibri" w:cs="Calibri"/>
-          <w:color w:val="000000" w:themeColor="text1"/>
-        </w:rPr>
-        <w:t>outlier_mask</w:t>
-      </w:r>
-      <w:proofErr w:type="spellEnd"/>
-      <w:r>
-        <w:rPr>
-          <w:rFonts w:ascii="Calibri" w:hAnsi="Calibri" w:cs="Calibri"/>
-          <w:color w:val="000000" w:themeColor="text1"/>
-        </w:rPr>
-        <w:t xml:space="preserve">) == </w:t>
-      </w:r>
-      <w:proofErr w:type="gramStart"/>
-      <w:r>
-        <w:rPr>
-          <w:rFonts w:ascii="Calibri" w:hAnsi="Calibri" w:cs="Calibri"/>
-          <w:color w:val="000000" w:themeColor="text1"/>
-        </w:rPr>
-        <w:t>0  #</w:t>
-      </w:r>
-      <w:proofErr w:type="gramEnd"/>
-      <w:r>
-        <w:rPr>
-          <w:rFonts w:ascii="Calibri" w:hAnsi="Calibri" w:cs="Calibri"/>
-          <w:color w:val="000000" w:themeColor="text1"/>
-        </w:rPr>
-        <w:t xml:space="preserve"> Keep rows without outliers</w:t>
+      <w:r>
+        <w:rPr>
+          <w:rFonts w:ascii="Calibri" w:hAnsi="Calibri" w:cs="Calibri"/>
+          <w:color w:val="000000" w:themeColor="text1"/>
+        </w:rPr>
+        <w:t>combined_outlier_mask &lt;- rowSums(outlier_mask) == 0  # Keep rows without outliers</w:t>
       </w:r>
     </w:p>
     <w:p>
@@ -2287,65 +1516,13 @@
           <w:color w:val="000000" w:themeColor="text1"/>
         </w:rPr>
       </w:pPr>
-      <w:proofErr w:type="spellStart"/>
-      <w:r>
-        <w:rPr>
-          <w:rFonts w:ascii="Calibri" w:hAnsi="Calibri" w:cs="Calibri"/>
-          <w:color w:val="000000" w:themeColor="text1"/>
-        </w:rPr>
-        <w:t>cleaned_data</w:t>
-      </w:r>
-      <w:proofErr w:type="spellEnd"/>
-      <w:r>
-        <w:rPr>
-          <w:rFonts w:ascii="Calibri" w:hAnsi="Calibri" w:cs="Calibri"/>
-          <w:color w:val="000000" w:themeColor="text1"/>
-        </w:rPr>
-        <w:t xml:space="preserve"> &lt;- </w:t>
-      </w:r>
-      <w:proofErr w:type="spellStart"/>
-      <w:r>
-        <w:rPr>
-          <w:rFonts w:ascii="Calibri" w:hAnsi="Calibri" w:cs="Calibri"/>
-          <w:color w:val="000000" w:themeColor="text1"/>
-        </w:rPr>
-        <w:t>analysis_</w:t>
-      </w:r>
-      <w:proofErr w:type="gramStart"/>
-      <w:r>
-        <w:rPr>
-          <w:rFonts w:ascii="Calibri" w:hAnsi="Calibri" w:cs="Calibri"/>
-          <w:color w:val="000000" w:themeColor="text1"/>
-        </w:rPr>
-        <w:t>data</w:t>
-      </w:r>
-      <w:proofErr w:type="spellEnd"/>
-      <w:r>
-        <w:rPr>
-          <w:rFonts w:ascii="Calibri" w:hAnsi="Calibri" w:cs="Calibri"/>
-          <w:color w:val="000000" w:themeColor="text1"/>
-        </w:rPr>
-        <w:t>[</w:t>
-      </w:r>
-      <w:proofErr w:type="spellStart"/>
-      <w:proofErr w:type="gramEnd"/>
-      <w:r>
-        <w:rPr>
-          <w:rFonts w:ascii="Calibri" w:hAnsi="Calibri" w:cs="Calibri"/>
-          <w:color w:val="000000" w:themeColor="text1"/>
-        </w:rPr>
-        <w:t>combined_outlier_mask</w:t>
-      </w:r>
-      <w:proofErr w:type="spellEnd"/>
-      <w:proofErr w:type="gramStart"/>
-      <w:r>
-        <w:rPr>
-          <w:rFonts w:ascii="Calibri" w:hAnsi="Calibri" w:cs="Calibri"/>
-          <w:color w:val="000000" w:themeColor="text1"/>
-        </w:rPr>
-        <w:t>, ]</w:t>
-      </w:r>
-      <w:proofErr w:type="gramEnd"/>
+      <w:r>
+        <w:rPr>
+          <w:rFonts w:ascii="Calibri" w:hAnsi="Calibri" w:cs="Calibri"/>
+          <w:color w:val="000000" w:themeColor="text1"/>
+        </w:rPr>
+        <w:t>cleaned_data &lt;- analysis_data[combined_outlier_mask, ]</w:t>
+      </w:r>
     </w:p>
     <w:p>
       <w:pPr>
@@ -2550,165 +1727,65 @@
           <w:rFonts w:ascii="Calibri" w:hAnsi="Calibri" w:cs="Calibri"/>
           <w:color w:val="000000" w:themeColor="text1"/>
         </w:rPr>
-        <w:t xml:space="preserve">analysis_data$interaction_1 &lt;- </w:t>
-      </w:r>
-      <w:proofErr w:type="spellStart"/>
-      <w:r>
-        <w:rPr>
-          <w:rFonts w:ascii="Calibri" w:hAnsi="Calibri" w:cs="Calibri"/>
-          <w:color w:val="000000" w:themeColor="text1"/>
-        </w:rPr>
-        <w:t>analysis_data$targeting_score</w:t>
-      </w:r>
-      <w:proofErr w:type="spellEnd"/>
-      <w:r>
-        <w:rPr>
-          <w:rFonts w:ascii="Calibri" w:hAnsi="Calibri" w:cs="Calibri"/>
-          <w:color w:val="000000" w:themeColor="text1"/>
-        </w:rPr>
-        <w:t xml:space="preserve"> * </w:t>
-      </w:r>
-      <w:proofErr w:type="spellStart"/>
-      <w:r>
-        <w:rPr>
-          <w:rFonts w:ascii="Calibri" w:hAnsi="Calibri" w:cs="Calibri"/>
-          <w:color w:val="000000" w:themeColor="text1"/>
-        </w:rPr>
-        <w:t>analysis_data$contextual_relevance</w:t>
-      </w:r>
-      <w:proofErr w:type="spellEnd"/>
-    </w:p>
-    <w:p>
-      <w:pPr>
-        <w:tabs>
-          <w:tab w:val="left" w:pos="2498"/>
-        </w:tabs>
-        <w:spacing w:after="0"/>
-        <w:rPr>
-          <w:rFonts w:ascii="Calibri" w:hAnsi="Calibri" w:cs="Calibri"/>
-          <w:color w:val="000000" w:themeColor="text1"/>
-        </w:rPr>
-      </w:pPr>
-      <w:r>
-        <w:rPr>
-          <w:rFonts w:ascii="Calibri" w:hAnsi="Calibri" w:cs="Calibri"/>
-          <w:color w:val="000000" w:themeColor="text1"/>
-        </w:rPr>
-        <w:t xml:space="preserve">analysis_data$interaction_2 &lt;- </w:t>
-      </w:r>
-      <w:proofErr w:type="spellStart"/>
-      <w:r>
-        <w:rPr>
-          <w:rFonts w:ascii="Calibri" w:hAnsi="Calibri" w:cs="Calibri"/>
-          <w:color w:val="000000" w:themeColor="text1"/>
-        </w:rPr>
-        <w:t>analysis_data$visual_appeal</w:t>
-      </w:r>
-      <w:proofErr w:type="spellEnd"/>
-      <w:r>
-        <w:rPr>
-          <w:rFonts w:ascii="Calibri" w:hAnsi="Calibri" w:cs="Calibri"/>
-          <w:color w:val="000000" w:themeColor="text1"/>
-        </w:rPr>
-        <w:t xml:space="preserve"> * </w:t>
-      </w:r>
-      <w:proofErr w:type="spellStart"/>
-      <w:r>
-        <w:rPr>
-          <w:rFonts w:ascii="Calibri" w:hAnsi="Calibri" w:cs="Calibri"/>
-          <w:color w:val="000000" w:themeColor="text1"/>
-        </w:rPr>
-        <w:t>analysis_data$brand_familiarity</w:t>
-      </w:r>
-      <w:proofErr w:type="spellEnd"/>
-    </w:p>
-    <w:p>
-      <w:pPr>
-        <w:tabs>
-          <w:tab w:val="left" w:pos="2498"/>
-        </w:tabs>
-        <w:spacing w:after="0"/>
-        <w:rPr>
-          <w:rFonts w:ascii="Calibri" w:hAnsi="Calibri" w:cs="Calibri"/>
-          <w:color w:val="000000" w:themeColor="text1"/>
-        </w:rPr>
-      </w:pPr>
-      <w:r>
-        <w:rPr>
-          <w:rFonts w:ascii="Calibri" w:hAnsi="Calibri" w:cs="Calibri"/>
-          <w:color w:val="000000" w:themeColor="text1"/>
-        </w:rPr>
-        <w:t xml:space="preserve">analysis_data$interaction_3 &lt;- </w:t>
-      </w:r>
-      <w:proofErr w:type="spellStart"/>
-      <w:r>
-        <w:rPr>
-          <w:rFonts w:ascii="Calibri" w:hAnsi="Calibri" w:cs="Calibri"/>
-          <w:color w:val="000000" w:themeColor="text1"/>
-        </w:rPr>
-        <w:t>analysis_data$cta_strength</w:t>
-      </w:r>
-      <w:proofErr w:type="spellEnd"/>
-      <w:r>
-        <w:rPr>
-          <w:rFonts w:ascii="Calibri" w:hAnsi="Calibri" w:cs="Calibri"/>
-          <w:color w:val="000000" w:themeColor="text1"/>
-        </w:rPr>
-        <w:t xml:space="preserve"> * </w:t>
-      </w:r>
-      <w:proofErr w:type="spellStart"/>
-      <w:r>
-        <w:rPr>
-          <w:rFonts w:ascii="Calibri" w:hAnsi="Calibri" w:cs="Calibri"/>
-          <w:color w:val="000000" w:themeColor="text1"/>
-        </w:rPr>
-        <w:t>analysis_data$device_type</w:t>
-      </w:r>
-      <w:proofErr w:type="spellEnd"/>
-    </w:p>
-    <w:p>
-      <w:pPr>
-        <w:tabs>
-          <w:tab w:val="left" w:pos="2498"/>
-        </w:tabs>
-        <w:spacing w:after="0"/>
-        <w:rPr>
-          <w:rFonts w:ascii="Calibri" w:hAnsi="Calibri" w:cs="Calibri"/>
-          <w:color w:val="000000" w:themeColor="text1"/>
-        </w:rPr>
-      </w:pPr>
-      <w:r>
-        <w:rPr>
-          <w:rFonts w:ascii="Calibri" w:hAnsi="Calibri" w:cs="Calibri"/>
-          <w:color w:val="000000" w:themeColor="text1"/>
-        </w:rPr>
-        <w:t xml:space="preserve">analysis_data$interaction_4 &lt;- </w:t>
-      </w:r>
-      <w:proofErr w:type="spellStart"/>
-      <w:r>
-        <w:rPr>
-          <w:rFonts w:ascii="Calibri" w:hAnsi="Calibri" w:cs="Calibri"/>
-          <w:color w:val="000000" w:themeColor="text1"/>
-        </w:rPr>
-        <w:t>analysis_data$headline_length</w:t>
-      </w:r>
-      <w:proofErr w:type="spellEnd"/>
-      <w:r>
-        <w:rPr>
-          <w:rFonts w:ascii="Calibri" w:hAnsi="Calibri" w:cs="Calibri"/>
-          <w:color w:val="000000" w:themeColor="text1"/>
-        </w:rPr>
-        <w:t xml:space="preserve"> * </w:t>
-      </w:r>
-      <w:proofErr w:type="spellStart"/>
-      <w:r>
-        <w:rPr>
-          <w:rFonts w:ascii="Calibri" w:hAnsi="Calibri" w:cs="Calibri"/>
-          <w:color w:val="000000" w:themeColor="text1"/>
-        </w:rPr>
-        <w:t>analysis_data$body_readability_score</w:t>
-      </w:r>
-      <w:proofErr w:type="spellEnd"/>
+        <w:t>analysis_data$interaction_1 &lt;- analysis_data$targeting_score * analysis_data$contextual_relevance</w:t>
+      </w:r>
+    </w:p>
+    <w:p>
+      <w:pPr>
+        <w:tabs>
+          <w:tab w:val="left" w:pos="2498"/>
+        </w:tabs>
+        <w:spacing w:after="0"/>
+        <w:rPr>
+          <w:rFonts w:ascii="Calibri" w:hAnsi="Calibri" w:cs="Calibri"/>
+          <w:color w:val="000000" w:themeColor="text1"/>
+        </w:rPr>
+      </w:pPr>
+      <w:r>
+        <w:rPr>
+          <w:rFonts w:ascii="Calibri" w:hAnsi="Calibri" w:cs="Calibri"/>
+          <w:color w:val="000000" w:themeColor="text1"/>
+        </w:rPr>
+        <w:t>analysis_data$interaction_2 &lt;- analysis_data$visual_appeal * analysis_data$brand_familiarity</w:t>
+      </w:r>
+    </w:p>
+    <w:p>
+      <w:pPr>
+        <w:tabs>
+          <w:tab w:val="left" w:pos="2498"/>
+        </w:tabs>
+        <w:spacing w:after="0"/>
+        <w:rPr>
+          <w:rFonts w:ascii="Calibri" w:hAnsi="Calibri" w:cs="Calibri"/>
+          <w:color w:val="000000" w:themeColor="text1"/>
+        </w:rPr>
+      </w:pPr>
+      <w:r>
+        <w:rPr>
+          <w:rFonts w:ascii="Calibri" w:hAnsi="Calibri" w:cs="Calibri"/>
+          <w:color w:val="000000" w:themeColor="text1"/>
+        </w:rPr>
+        <w:t>analysis_data$interaction_3 &lt;- analysis_data$cta_strength * analysis_data$device_type</w:t>
+      </w:r>
+    </w:p>
+    <w:p>
+      <w:pPr>
+        <w:tabs>
+          <w:tab w:val="left" w:pos="2498"/>
+        </w:tabs>
+        <w:spacing w:after="0"/>
+        <w:rPr>
+          <w:rFonts w:ascii="Calibri" w:hAnsi="Calibri" w:cs="Calibri"/>
+          <w:color w:val="000000" w:themeColor="text1"/>
+        </w:rPr>
+      </w:pPr>
+      <w:r>
+        <w:rPr>
+          <w:rFonts w:ascii="Calibri" w:hAnsi="Calibri" w:cs="Calibri"/>
+          <w:color w:val="000000" w:themeColor="text1"/>
+        </w:rPr>
+        <w:t>analysis_data$interaction_4 &lt;- analysis_data$headline_length * analysis_data$body_readability_score</w:t>
+      </w:r>
     </w:p>
     <w:p>
       <w:pPr>
@@ -2829,346 +1906,107 @@
           <w:color w:val="000000" w:themeColor="text1"/>
         </w:rPr>
       </w:pPr>
-      <w:proofErr w:type="spellStart"/>
-      <w:r>
-        <w:rPr>
-          <w:rFonts w:ascii="Calibri" w:hAnsi="Calibri" w:cs="Calibri"/>
-          <w:color w:val="000000" w:themeColor="text1"/>
-        </w:rPr>
-        <w:t>numeric_features</w:t>
-      </w:r>
-      <w:proofErr w:type="spellEnd"/>
-      <w:r>
-        <w:rPr>
-          <w:rFonts w:ascii="Calibri" w:hAnsi="Calibri" w:cs="Calibri"/>
-          <w:color w:val="000000" w:themeColor="text1"/>
-        </w:rPr>
-        <w:t xml:space="preserve"> &lt;- </w:t>
-      </w:r>
-      <w:proofErr w:type="spellStart"/>
-      <w:r>
-        <w:rPr>
-          <w:rFonts w:ascii="Calibri" w:hAnsi="Calibri" w:cs="Calibri"/>
-          <w:color w:val="000000" w:themeColor="text1"/>
-        </w:rPr>
-        <w:t>analysis_data</w:t>
-      </w:r>
-      <w:proofErr w:type="spellEnd"/>
-      <w:r>
-        <w:rPr>
-          <w:rFonts w:ascii="Calibri" w:hAnsi="Calibri" w:cs="Calibri"/>
-          <w:color w:val="000000" w:themeColor="text1"/>
-        </w:rPr>
-        <w:t xml:space="preserve"> %&gt;%</w:t>
-      </w:r>
-    </w:p>
-    <w:p>
-      <w:pPr>
-        <w:tabs>
-          <w:tab w:val="left" w:pos="2498"/>
-        </w:tabs>
-        <w:spacing w:after="0"/>
-        <w:rPr>
-          <w:rFonts w:ascii="Calibri" w:hAnsi="Calibri" w:cs="Calibri"/>
-          <w:color w:val="000000" w:themeColor="text1"/>
-        </w:rPr>
-      </w:pPr>
-      <w:r>
-        <w:rPr>
-          <w:rFonts w:ascii="Calibri" w:hAnsi="Calibri" w:cs="Calibri"/>
-          <w:color w:val="000000" w:themeColor="text1"/>
-        </w:rPr>
-        <w:t xml:space="preserve">  select(where(</w:t>
-      </w:r>
-      <w:proofErr w:type="spellStart"/>
-      <w:proofErr w:type="gramStart"/>
-      <w:r>
-        <w:rPr>
-          <w:rFonts w:ascii="Calibri" w:hAnsi="Calibri" w:cs="Calibri"/>
-          <w:color w:val="000000" w:themeColor="text1"/>
-        </w:rPr>
-        <w:t>is.numeric</w:t>
-      </w:r>
-      <w:proofErr w:type="spellEnd"/>
-      <w:r>
-        <w:rPr>
-          <w:rFonts w:ascii="Calibri" w:hAnsi="Calibri" w:cs="Calibri"/>
-          <w:color w:val="000000" w:themeColor="text1"/>
-        </w:rPr>
-        <w:t>))  #</w:t>
-      </w:r>
-      <w:proofErr w:type="gramEnd"/>
-      <w:r>
-        <w:rPr>
-          <w:rFonts w:ascii="Calibri" w:hAnsi="Calibri" w:cs="Calibri"/>
-          <w:color w:val="000000" w:themeColor="text1"/>
-        </w:rPr>
-        <w:t xml:space="preserve"> Select only numeric columns</w:t>
-      </w:r>
-    </w:p>
-    <w:p>
-      <w:pPr>
-        <w:tabs>
-          <w:tab w:val="left" w:pos="2498"/>
-        </w:tabs>
-        <w:spacing w:after="0"/>
-        <w:rPr>
-          <w:rFonts w:ascii="Calibri" w:hAnsi="Calibri" w:cs="Calibri"/>
-          <w:color w:val="000000" w:themeColor="text1"/>
-        </w:rPr>
-      </w:pPr>
-      <w:proofErr w:type="spellStart"/>
-      <w:r>
-        <w:rPr>
-          <w:rFonts w:ascii="Calibri" w:hAnsi="Calibri" w:cs="Calibri"/>
-          <w:color w:val="000000" w:themeColor="text1"/>
-        </w:rPr>
-        <w:t>correlation_matrix</w:t>
-      </w:r>
-      <w:proofErr w:type="spellEnd"/>
-      <w:r>
-        <w:rPr>
-          <w:rFonts w:ascii="Calibri" w:hAnsi="Calibri" w:cs="Calibri"/>
-          <w:color w:val="000000" w:themeColor="text1"/>
-        </w:rPr>
-        <w:t xml:space="preserve"> &lt;- </w:t>
-      </w:r>
-      <w:proofErr w:type="spellStart"/>
-      <w:proofErr w:type="gramStart"/>
-      <w:r>
-        <w:rPr>
-          <w:rFonts w:ascii="Calibri" w:hAnsi="Calibri" w:cs="Calibri"/>
-          <w:color w:val="000000" w:themeColor="text1"/>
-        </w:rPr>
-        <w:t>cor</w:t>
-      </w:r>
-      <w:proofErr w:type="spellEnd"/>
-      <w:r>
-        <w:rPr>
-          <w:rFonts w:ascii="Calibri" w:hAnsi="Calibri" w:cs="Calibri"/>
-          <w:color w:val="000000" w:themeColor="text1"/>
-        </w:rPr>
-        <w:t>(</w:t>
-      </w:r>
-      <w:proofErr w:type="spellStart"/>
-      <w:proofErr w:type="gramEnd"/>
-      <w:r>
-        <w:rPr>
-          <w:rFonts w:ascii="Calibri" w:hAnsi="Calibri" w:cs="Calibri"/>
-          <w:color w:val="000000" w:themeColor="text1"/>
-        </w:rPr>
-        <w:t>numeric_features</w:t>
-      </w:r>
-      <w:proofErr w:type="spellEnd"/>
-      <w:r>
-        <w:rPr>
-          <w:rFonts w:ascii="Calibri" w:hAnsi="Calibri" w:cs="Calibri"/>
-          <w:color w:val="000000" w:themeColor="text1"/>
-        </w:rPr>
-        <w:t>, use = "</w:t>
-      </w:r>
-      <w:proofErr w:type="spellStart"/>
-      <w:r>
-        <w:rPr>
-          <w:rFonts w:ascii="Calibri" w:hAnsi="Calibri" w:cs="Calibri"/>
-          <w:color w:val="000000" w:themeColor="text1"/>
-        </w:rPr>
-        <w:t>complete.obs</w:t>
-      </w:r>
-      <w:proofErr w:type="spellEnd"/>
-      <w:r>
-        <w:rPr>
-          <w:rFonts w:ascii="Calibri" w:hAnsi="Calibri" w:cs="Calibri"/>
-          <w:color w:val="000000" w:themeColor="text1"/>
-        </w:rPr>
-        <w:t>")</w:t>
-      </w:r>
-    </w:p>
-    <w:p>
-      <w:pPr>
-        <w:tabs>
-          <w:tab w:val="left" w:pos="2498"/>
-        </w:tabs>
-        <w:spacing w:after="0"/>
-        <w:rPr>
-          <w:rFonts w:ascii="Calibri" w:hAnsi="Calibri" w:cs="Calibri"/>
-          <w:color w:val="000000" w:themeColor="text1"/>
-        </w:rPr>
-      </w:pPr>
-      <w:proofErr w:type="spellStart"/>
-      <w:r>
-        <w:rPr>
-          <w:rFonts w:ascii="Calibri" w:hAnsi="Calibri" w:cs="Calibri"/>
-          <w:color w:val="000000" w:themeColor="text1"/>
-        </w:rPr>
-        <w:t>ctr_correlation</w:t>
-      </w:r>
-      <w:proofErr w:type="spellEnd"/>
-      <w:r>
-        <w:rPr>
-          <w:rFonts w:ascii="Calibri" w:hAnsi="Calibri" w:cs="Calibri"/>
-          <w:color w:val="000000" w:themeColor="text1"/>
-        </w:rPr>
-        <w:t xml:space="preserve"> &lt;- </w:t>
-      </w:r>
-      <w:proofErr w:type="spellStart"/>
-      <w:r>
-        <w:rPr>
-          <w:rFonts w:ascii="Calibri" w:hAnsi="Calibri" w:cs="Calibri"/>
-          <w:color w:val="000000" w:themeColor="text1"/>
-        </w:rPr>
-        <w:t>correlation_</w:t>
-      </w:r>
-      <w:proofErr w:type="gramStart"/>
-      <w:r>
-        <w:rPr>
-          <w:rFonts w:ascii="Calibri" w:hAnsi="Calibri" w:cs="Calibri"/>
-          <w:color w:val="000000" w:themeColor="text1"/>
-        </w:rPr>
-        <w:t>matrix</w:t>
-      </w:r>
-      <w:proofErr w:type="spellEnd"/>
-      <w:r>
-        <w:rPr>
-          <w:rFonts w:ascii="Calibri" w:hAnsi="Calibri" w:cs="Calibri"/>
-          <w:color w:val="000000" w:themeColor="text1"/>
-        </w:rPr>
-        <w:t>[</w:t>
-      </w:r>
-      <w:proofErr w:type="gramEnd"/>
-      <w:r>
-        <w:rPr>
-          <w:rFonts w:ascii="Calibri" w:hAnsi="Calibri" w:cs="Calibri"/>
-          <w:color w:val="000000" w:themeColor="text1"/>
-        </w:rPr>
-        <w:t>"CTR"</w:t>
-      </w:r>
-      <w:proofErr w:type="gramStart"/>
-      <w:r>
-        <w:rPr>
-          <w:rFonts w:ascii="Calibri" w:hAnsi="Calibri" w:cs="Calibri"/>
-          <w:color w:val="000000" w:themeColor="text1"/>
-        </w:rPr>
-        <w:t>, ]</w:t>
-      </w:r>
-      <w:proofErr w:type="gramEnd"/>
-      <w:r>
-        <w:rPr>
-          <w:rFonts w:ascii="Calibri" w:hAnsi="Calibri" w:cs="Calibri"/>
-          <w:color w:val="000000" w:themeColor="text1"/>
-        </w:rPr>
-        <w:t xml:space="preserve"> %&gt;% </w:t>
-      </w:r>
-      <w:proofErr w:type="gramStart"/>
-      <w:r>
-        <w:rPr>
-          <w:rFonts w:ascii="Calibri" w:hAnsi="Calibri" w:cs="Calibri"/>
-          <w:color w:val="000000" w:themeColor="text1"/>
-        </w:rPr>
-        <w:t>sort(</w:t>
-      </w:r>
-      <w:proofErr w:type="gramEnd"/>
-      <w:r>
-        <w:rPr>
-          <w:rFonts w:ascii="Calibri" w:hAnsi="Calibri" w:cs="Calibri"/>
-          <w:color w:val="000000" w:themeColor="text1"/>
-        </w:rPr>
-        <w:t>decreasing = TRUE)</w:t>
-      </w:r>
-    </w:p>
-    <w:p>
-      <w:pPr>
-        <w:tabs>
-          <w:tab w:val="left" w:pos="2498"/>
-        </w:tabs>
-        <w:spacing w:after="0"/>
-        <w:rPr>
-          <w:rFonts w:ascii="Calibri" w:hAnsi="Calibri" w:cs="Calibri"/>
-          <w:color w:val="000000" w:themeColor="text1"/>
-        </w:rPr>
-      </w:pPr>
-      <w:proofErr w:type="gramStart"/>
-      <w:r>
-        <w:rPr>
-          <w:rFonts w:ascii="Calibri" w:hAnsi="Calibri" w:cs="Calibri"/>
-          <w:color w:val="000000" w:themeColor="text1"/>
-        </w:rPr>
-        <w:t>print(</w:t>
-      </w:r>
-      <w:proofErr w:type="gramEnd"/>
-      <w:r>
-        <w:rPr>
-          <w:rFonts w:ascii="Calibri" w:hAnsi="Calibri" w:cs="Calibri"/>
-          <w:color w:val="000000" w:themeColor="text1"/>
-        </w:rPr>
-        <w:t>"Top correlations with CTR:")</w:t>
-      </w:r>
-    </w:p>
-    <w:p>
-      <w:pPr>
-        <w:tabs>
-          <w:tab w:val="left" w:pos="2498"/>
-        </w:tabs>
-        <w:spacing w:after="0"/>
-        <w:rPr>
-          <w:rFonts w:ascii="Calibri" w:hAnsi="Calibri" w:cs="Calibri"/>
-          <w:color w:val="000000" w:themeColor="text1"/>
-        </w:rPr>
-      </w:pPr>
-      <w:r>
-        <w:rPr>
-          <w:rFonts w:ascii="Calibri" w:hAnsi="Calibri" w:cs="Calibri"/>
-          <w:color w:val="000000" w:themeColor="text1"/>
-        </w:rPr>
-        <w:t>print(</w:t>
-      </w:r>
-      <w:proofErr w:type="spellStart"/>
-      <w:r>
-        <w:rPr>
-          <w:rFonts w:ascii="Calibri" w:hAnsi="Calibri" w:cs="Calibri"/>
-          <w:color w:val="000000" w:themeColor="text1"/>
-        </w:rPr>
-        <w:t>ctr_</w:t>
-      </w:r>
-      <w:proofErr w:type="gramStart"/>
-      <w:r>
-        <w:rPr>
-          <w:rFonts w:ascii="Calibri" w:hAnsi="Calibri" w:cs="Calibri"/>
-          <w:color w:val="000000" w:themeColor="text1"/>
-        </w:rPr>
-        <w:t>correlation</w:t>
-      </w:r>
-      <w:proofErr w:type="spellEnd"/>
-      <w:r>
-        <w:rPr>
-          <w:rFonts w:ascii="Calibri" w:hAnsi="Calibri" w:cs="Calibri"/>
-          <w:color w:val="000000" w:themeColor="text1"/>
-        </w:rPr>
-        <w:t>[</w:t>
-      </w:r>
-      <w:proofErr w:type="gramEnd"/>
-      <w:r>
-        <w:rPr>
-          <w:rFonts w:ascii="Calibri" w:hAnsi="Calibri" w:cs="Calibri"/>
-          <w:color w:val="000000" w:themeColor="text1"/>
-        </w:rPr>
-        <w:t>2:20</w:t>
-      </w:r>
-      <w:proofErr w:type="gramStart"/>
-      <w:r>
-        <w:rPr>
-          <w:rFonts w:ascii="Calibri" w:hAnsi="Calibri" w:cs="Calibri"/>
-          <w:color w:val="000000" w:themeColor="text1"/>
-        </w:rPr>
-        <w:t>])  #</w:t>
-      </w:r>
-      <w:proofErr w:type="gramEnd"/>
-      <w:r>
-        <w:rPr>
-          <w:rFonts w:ascii="Calibri" w:hAnsi="Calibri" w:cs="Calibri"/>
-          <w:color w:val="000000" w:themeColor="text1"/>
-        </w:rPr>
-        <w:t xml:space="preserve"> Exclude CTR itself</w:t>
+      <w:r>
+        <w:rPr>
+          <w:rFonts w:ascii="Calibri" w:hAnsi="Calibri" w:cs="Calibri"/>
+          <w:color w:val="000000" w:themeColor="text1"/>
+        </w:rPr>
+        <w:t>numeric_features &lt;- analysis_data %&gt;%</w:t>
+      </w:r>
+    </w:p>
+    <w:p>
+      <w:pPr>
+        <w:tabs>
+          <w:tab w:val="left" w:pos="2498"/>
+        </w:tabs>
+        <w:spacing w:after="0"/>
+        <w:rPr>
+          <w:rFonts w:ascii="Calibri" w:hAnsi="Calibri" w:cs="Calibri"/>
+          <w:color w:val="000000" w:themeColor="text1"/>
+        </w:rPr>
+      </w:pPr>
+      <w:r>
+        <w:rPr>
+          <w:rFonts w:ascii="Calibri" w:hAnsi="Calibri" w:cs="Calibri"/>
+          <w:color w:val="000000" w:themeColor="text1"/>
+        </w:rPr>
+        <w:t xml:space="preserve">  select(where(is.numeric))  # Select only numeric columns</w:t>
+      </w:r>
+    </w:p>
+    <w:p>
+      <w:pPr>
+        <w:tabs>
+          <w:tab w:val="left" w:pos="2498"/>
+        </w:tabs>
+        <w:spacing w:after="0"/>
+        <w:rPr>
+          <w:rFonts w:ascii="Calibri" w:hAnsi="Calibri" w:cs="Calibri"/>
+          <w:color w:val="000000" w:themeColor="text1"/>
+        </w:rPr>
+      </w:pPr>
+      <w:r>
+        <w:rPr>
+          <w:rFonts w:ascii="Calibri" w:hAnsi="Calibri" w:cs="Calibri"/>
+          <w:color w:val="000000" w:themeColor="text1"/>
+        </w:rPr>
+        <w:t>correlation_matrix &lt;- cor(numeric_features, use = "complete.obs")</w:t>
+      </w:r>
+    </w:p>
+    <w:p>
+      <w:pPr>
+        <w:tabs>
+          <w:tab w:val="left" w:pos="2498"/>
+        </w:tabs>
+        <w:spacing w:after="0"/>
+        <w:rPr>
+          <w:rFonts w:ascii="Calibri" w:hAnsi="Calibri" w:cs="Calibri"/>
+          <w:color w:val="000000" w:themeColor="text1"/>
+        </w:rPr>
+      </w:pPr>
+      <w:r>
+        <w:rPr>
+          <w:rFonts w:ascii="Calibri" w:hAnsi="Calibri" w:cs="Calibri"/>
+          <w:color w:val="000000" w:themeColor="text1"/>
+        </w:rPr>
+        <w:t>ctr_correlation &lt;- correlation_matrix["CTR", ] %&gt;% sort(decreasing = TRUE)</w:t>
+      </w:r>
+    </w:p>
+    <w:p>
+      <w:pPr>
+        <w:tabs>
+          <w:tab w:val="left" w:pos="2498"/>
+        </w:tabs>
+        <w:spacing w:after="0"/>
+        <w:rPr>
+          <w:rFonts w:ascii="Calibri" w:hAnsi="Calibri" w:cs="Calibri"/>
+          <w:color w:val="000000" w:themeColor="text1"/>
+        </w:rPr>
+      </w:pPr>
+      <w:r>
+        <w:rPr>
+          <w:rFonts w:ascii="Calibri" w:hAnsi="Calibri" w:cs="Calibri"/>
+          <w:color w:val="000000" w:themeColor="text1"/>
+        </w:rPr>
+        <w:t>print("Top correlations with CTR:")</w:t>
+      </w:r>
+    </w:p>
+    <w:p>
+      <w:pPr>
+        <w:tabs>
+          <w:tab w:val="left" w:pos="2498"/>
+        </w:tabs>
+        <w:spacing w:after="0"/>
+        <w:rPr>
+          <w:rFonts w:ascii="Calibri" w:hAnsi="Calibri" w:cs="Calibri"/>
+          <w:color w:val="000000" w:themeColor="text1"/>
+        </w:rPr>
+      </w:pPr>
+      <w:r>
+        <w:rPr>
+          <w:rFonts w:ascii="Calibri" w:hAnsi="Calibri" w:cs="Calibri"/>
+          <w:color w:val="000000" w:themeColor="text1"/>
+        </w:rPr>
+        <w:t>print(ctr_correlation[2:20])  # Exclude CTR itself</w:t>
       </w:r>
     </w:p>
     <w:p>
@@ -3202,69 +2040,12 @@
           <w:color w:val="000000" w:themeColor="text1"/>
         </w:rPr>
       </w:pPr>
-      <w:proofErr w:type="spellStart"/>
-      <w:r>
-        <w:rPr>
-          <w:rFonts w:ascii="Calibri" w:hAnsi="Calibri" w:cs="Calibri"/>
-          <w:color w:val="000000" w:themeColor="text1"/>
-        </w:rPr>
-        <w:t>top_features</w:t>
-      </w:r>
-      <w:proofErr w:type="spellEnd"/>
-      <w:r>
-        <w:rPr>
-          <w:rFonts w:ascii="Calibri" w:hAnsi="Calibri" w:cs="Calibri"/>
-          <w:color w:val="000000" w:themeColor="text1"/>
-        </w:rPr>
-        <w:t xml:space="preserve"> &lt;- names(</w:t>
-      </w:r>
-      <w:proofErr w:type="spellStart"/>
-      <w:r>
-        <w:rPr>
-          <w:rFonts w:ascii="Calibri" w:hAnsi="Calibri" w:cs="Calibri"/>
-          <w:color w:val="000000" w:themeColor="text1"/>
-        </w:rPr>
-        <w:t>ctr_</w:t>
-      </w:r>
-      <w:proofErr w:type="gramStart"/>
-      <w:r>
-        <w:rPr>
-          <w:rFonts w:ascii="Calibri" w:hAnsi="Calibri" w:cs="Calibri"/>
-          <w:color w:val="000000" w:themeColor="text1"/>
-        </w:rPr>
-        <w:t>correlation</w:t>
-      </w:r>
-      <w:proofErr w:type="spellEnd"/>
-      <w:r>
-        <w:rPr>
-          <w:rFonts w:ascii="Calibri" w:hAnsi="Calibri" w:cs="Calibri"/>
-          <w:color w:val="000000" w:themeColor="text1"/>
-        </w:rPr>
-        <w:t>)[</w:t>
-      </w:r>
-      <w:proofErr w:type="gramEnd"/>
-      <w:r>
-        <w:rPr>
-          <w:rFonts w:ascii="Calibri" w:hAnsi="Calibri" w:cs="Calibri"/>
-          <w:color w:val="000000" w:themeColor="text1"/>
-        </w:rPr>
-        <w:t>2:20</w:t>
-      </w:r>
-      <w:proofErr w:type="gramStart"/>
-      <w:r>
-        <w:rPr>
-          <w:rFonts w:ascii="Calibri" w:hAnsi="Calibri" w:cs="Calibri"/>
-          <w:color w:val="000000" w:themeColor="text1"/>
-        </w:rPr>
-        <w:t>]  #</w:t>
-      </w:r>
-      <w:proofErr w:type="gramEnd"/>
-      <w:r>
-        <w:rPr>
-          <w:rFonts w:ascii="Calibri" w:hAnsi="Calibri" w:cs="Calibri"/>
-          <w:color w:val="000000" w:themeColor="text1"/>
-        </w:rPr>
-        <w:t xml:space="preserve"> Top </w:t>
+      <w:r>
+        <w:rPr>
+          <w:rFonts w:ascii="Calibri" w:hAnsi="Calibri" w:cs="Calibri"/>
+          <w:color w:val="000000" w:themeColor="text1"/>
+        </w:rPr>
+        <w:t xml:space="preserve">top_features &lt;- names(ctr_correlation)[2:20]  # Top </w:t>
       </w:r>
       <w:r>
         <w:rPr>
@@ -3367,247 +2148,31 @@
           <w:color w:val="000000" w:themeColor="text1"/>
         </w:rPr>
       </w:pPr>
-      <w:proofErr w:type="spellStart"/>
-      <w:proofErr w:type="gramStart"/>
-      <w:r>
-        <w:rPr>
-          <w:rFonts w:ascii="Calibri" w:hAnsi="Calibri" w:cs="Calibri"/>
-          <w:color w:val="000000" w:themeColor="text1"/>
-        </w:rPr>
-        <w:t>set.seed</w:t>
-      </w:r>
-      <w:proofErr w:type="spellEnd"/>
-      <w:proofErr w:type="gramEnd"/>
-      <w:r>
-        <w:rPr>
-          <w:rFonts w:ascii="Calibri" w:hAnsi="Calibri" w:cs="Calibri"/>
-          <w:color w:val="000000" w:themeColor="text1"/>
-        </w:rPr>
-        <w:t>(1031)</w:t>
-      </w:r>
-    </w:p>
-    <w:p>
-      <w:pPr>
-        <w:tabs>
-          <w:tab w:val="left" w:pos="2498"/>
-        </w:tabs>
-        <w:spacing w:after="0"/>
-        <w:rPr>
-          <w:rFonts w:ascii="Calibri" w:hAnsi="Calibri" w:cs="Calibri"/>
-          <w:color w:val="000000" w:themeColor="text1"/>
-        </w:rPr>
-      </w:pPr>
-      <w:proofErr w:type="spellStart"/>
-      <w:r>
-        <w:rPr>
-          <w:rFonts w:ascii="Calibri" w:hAnsi="Calibri" w:cs="Calibri"/>
-          <w:color w:val="000000" w:themeColor="text1"/>
-        </w:rPr>
-        <w:t>model_gbm</w:t>
-      </w:r>
-      <w:proofErr w:type="spellEnd"/>
-      <w:r>
-        <w:rPr>
-          <w:rFonts w:ascii="Calibri" w:hAnsi="Calibri" w:cs="Calibri"/>
-          <w:color w:val="000000" w:themeColor="text1"/>
-        </w:rPr>
-        <w:t xml:space="preserve"> &lt;- </w:t>
-      </w:r>
-      <w:proofErr w:type="spellStart"/>
-      <w:proofErr w:type="gramStart"/>
-      <w:r>
-        <w:rPr>
-          <w:rFonts w:ascii="Calibri" w:hAnsi="Calibri" w:cs="Calibri"/>
-          <w:color w:val="000000" w:themeColor="text1"/>
-        </w:rPr>
-        <w:t>gbm</w:t>
-      </w:r>
-      <w:proofErr w:type="spellEnd"/>
-      <w:r>
-        <w:rPr>
-          <w:rFonts w:ascii="Calibri" w:hAnsi="Calibri" w:cs="Calibri"/>
-          <w:color w:val="000000" w:themeColor="text1"/>
-        </w:rPr>
-        <w:t>(</w:t>
-      </w:r>
-      <w:proofErr w:type="spellStart"/>
-      <w:r>
-        <w:rPr>
-          <w:rFonts w:ascii="Calibri" w:hAnsi="Calibri" w:cs="Calibri"/>
-          <w:color w:val="000000" w:themeColor="text1"/>
-        </w:rPr>
-        <w:t>as.formula</w:t>
-      </w:r>
-      <w:proofErr w:type="spellEnd"/>
-      <w:proofErr w:type="gramEnd"/>
-      <w:r>
-        <w:rPr>
-          <w:rFonts w:ascii="Calibri" w:hAnsi="Calibri" w:cs="Calibri"/>
-          <w:color w:val="000000" w:themeColor="text1"/>
-        </w:rPr>
-        <w:t>(</w:t>
-      </w:r>
-      <w:proofErr w:type="gramStart"/>
-      <w:r>
-        <w:rPr>
-          <w:rFonts w:ascii="Calibri" w:hAnsi="Calibri" w:cs="Calibri"/>
-          <w:color w:val="000000" w:themeColor="text1"/>
-        </w:rPr>
-        <w:t>paste(</w:t>
-      </w:r>
-      <w:proofErr w:type="gramEnd"/>
-      <w:r>
-        <w:rPr>
-          <w:rFonts w:ascii="Calibri" w:hAnsi="Calibri" w:cs="Calibri"/>
-          <w:color w:val="000000" w:themeColor="text1"/>
-        </w:rPr>
-        <w:t xml:space="preserve">"CTR ~", </w:t>
-      </w:r>
-      <w:proofErr w:type="gramStart"/>
-      <w:r>
-        <w:rPr>
-          <w:rFonts w:ascii="Calibri" w:hAnsi="Calibri" w:cs="Calibri"/>
-          <w:color w:val="000000" w:themeColor="text1"/>
-        </w:rPr>
-        <w:t>paste(</w:t>
-      </w:r>
-      <w:proofErr w:type="spellStart"/>
-      <w:proofErr w:type="gramEnd"/>
-      <w:r>
-        <w:rPr>
-          <w:rFonts w:ascii="Calibri" w:hAnsi="Calibri" w:cs="Calibri"/>
-          <w:color w:val="000000" w:themeColor="text1"/>
-        </w:rPr>
-        <w:t>top_features</w:t>
-      </w:r>
-      <w:proofErr w:type="spellEnd"/>
-      <w:r>
-        <w:rPr>
-          <w:rFonts w:ascii="Calibri" w:hAnsi="Calibri" w:cs="Calibri"/>
-          <w:color w:val="000000" w:themeColor="text1"/>
-        </w:rPr>
-        <w:t>, collapse = " + "))</w:t>
-      </w:r>
-      <w:proofErr w:type="gramStart"/>
-      <w:r>
-        <w:rPr>
-          <w:rFonts w:ascii="Calibri" w:hAnsi="Calibri" w:cs="Calibri"/>
-          <w:color w:val="000000" w:themeColor="text1"/>
-        </w:rPr>
-        <w:t>),data</w:t>
-      </w:r>
-      <w:proofErr w:type="gramEnd"/>
-      <w:r>
-        <w:rPr>
-          <w:rFonts w:ascii="Calibri" w:hAnsi="Calibri" w:cs="Calibri"/>
-          <w:color w:val="000000" w:themeColor="text1"/>
-        </w:rPr>
-        <w:t xml:space="preserve"> = </w:t>
-      </w:r>
-      <w:proofErr w:type="spellStart"/>
-      <w:r>
-        <w:rPr>
-          <w:rFonts w:ascii="Calibri" w:hAnsi="Calibri" w:cs="Calibri"/>
-          <w:color w:val="000000" w:themeColor="text1"/>
-        </w:rPr>
-        <w:t>analysis_</w:t>
-      </w:r>
-      <w:proofErr w:type="gramStart"/>
-      <w:r>
-        <w:rPr>
-          <w:rFonts w:ascii="Calibri" w:hAnsi="Calibri" w:cs="Calibri"/>
-          <w:color w:val="000000" w:themeColor="text1"/>
-        </w:rPr>
-        <w:t>data,distribution</w:t>
-      </w:r>
-      <w:proofErr w:type="spellEnd"/>
-      <w:proofErr w:type="gramEnd"/>
-      <w:r>
-        <w:rPr>
-          <w:rFonts w:ascii="Calibri" w:hAnsi="Calibri" w:cs="Calibri"/>
-          <w:color w:val="000000" w:themeColor="text1"/>
-        </w:rPr>
-        <w:t xml:space="preserve"> = "gaussian</w:t>
-      </w:r>
-      <w:proofErr w:type="gramStart"/>
-      <w:r>
-        <w:rPr>
-          <w:rFonts w:ascii="Calibri" w:hAnsi="Calibri" w:cs="Calibri"/>
-          <w:color w:val="000000" w:themeColor="text1"/>
-        </w:rPr>
-        <w:t>",</w:t>
-      </w:r>
-      <w:proofErr w:type="spellStart"/>
-      <w:r>
-        <w:rPr>
-          <w:rFonts w:ascii="Calibri" w:hAnsi="Calibri" w:cs="Calibri"/>
-          <w:color w:val="000000" w:themeColor="text1"/>
-        </w:rPr>
-        <w:t>n</w:t>
-      </w:r>
-      <w:proofErr w:type="gramEnd"/>
-      <w:r>
-        <w:rPr>
-          <w:rFonts w:ascii="Calibri" w:hAnsi="Calibri" w:cs="Calibri"/>
-          <w:color w:val="000000" w:themeColor="text1"/>
-        </w:rPr>
-        <w:t>.trees</w:t>
-      </w:r>
-      <w:proofErr w:type="spellEnd"/>
-      <w:r>
-        <w:rPr>
-          <w:rFonts w:ascii="Calibri" w:hAnsi="Calibri" w:cs="Calibri"/>
-          <w:color w:val="000000" w:themeColor="text1"/>
-        </w:rPr>
-        <w:t xml:space="preserve"> = </w:t>
-      </w:r>
-      <w:proofErr w:type="gramStart"/>
-      <w:r>
-        <w:rPr>
-          <w:rFonts w:ascii="Calibri" w:hAnsi="Calibri" w:cs="Calibri"/>
-          <w:color w:val="000000" w:themeColor="text1"/>
-        </w:rPr>
-        <w:t>200,interaction</w:t>
-      </w:r>
-      <w:proofErr w:type="gramEnd"/>
-      <w:r>
-        <w:rPr>
-          <w:rFonts w:ascii="Calibri" w:hAnsi="Calibri" w:cs="Calibri"/>
-          <w:color w:val="000000" w:themeColor="text1"/>
-        </w:rPr>
-        <w:t xml:space="preserve">.depth = </w:t>
-      </w:r>
-      <w:proofErr w:type="gramStart"/>
-      <w:r>
-        <w:rPr>
-          <w:rFonts w:ascii="Calibri" w:hAnsi="Calibri" w:cs="Calibri"/>
-          <w:color w:val="000000" w:themeColor="text1"/>
-        </w:rPr>
-        <w:t>4,shrinkage</w:t>
-      </w:r>
-      <w:proofErr w:type="gramEnd"/>
-      <w:r>
-        <w:rPr>
-          <w:rFonts w:ascii="Calibri" w:hAnsi="Calibri" w:cs="Calibri"/>
-          <w:color w:val="000000" w:themeColor="text1"/>
-        </w:rPr>
-        <w:t xml:space="preserve"> = 0.</w:t>
-      </w:r>
-      <w:proofErr w:type="gramStart"/>
-      <w:r>
-        <w:rPr>
-          <w:rFonts w:ascii="Calibri" w:hAnsi="Calibri" w:cs="Calibri"/>
-          <w:color w:val="000000" w:themeColor="text1"/>
-        </w:rPr>
-        <w:t>05,cv</w:t>
-      </w:r>
-      <w:proofErr w:type="gramEnd"/>
-      <w:r>
-        <w:rPr>
-          <w:rFonts w:ascii="Calibri" w:hAnsi="Calibri" w:cs="Calibri"/>
-          <w:color w:val="000000" w:themeColor="text1"/>
-        </w:rPr>
-        <w:t>.folds = 5)</w:t>
+      <w:r>
+        <w:rPr>
+          <w:rFonts w:ascii="Calibri" w:hAnsi="Calibri" w:cs="Calibri"/>
+          <w:color w:val="000000" w:themeColor="text1"/>
+        </w:rPr>
+        <w:t>set.seed(1031)</w:t>
+      </w:r>
+    </w:p>
+    <w:p>
+      <w:pPr>
+        <w:tabs>
+          <w:tab w:val="left" w:pos="2498"/>
+        </w:tabs>
+        <w:spacing w:after="0"/>
+        <w:rPr>
+          <w:rFonts w:ascii="Calibri" w:hAnsi="Calibri" w:cs="Calibri"/>
+          <w:color w:val="000000" w:themeColor="text1"/>
+        </w:rPr>
+      </w:pPr>
+      <w:r>
+        <w:rPr>
+          <w:rFonts w:ascii="Calibri" w:hAnsi="Calibri" w:cs="Calibri"/>
+          <w:color w:val="000000" w:themeColor="text1"/>
+        </w:rPr>
+        <w:t>model_gbm &lt;- gbm(as.formula(paste("CTR ~", paste(top_features, collapse = " + "))),data = analysis_data,distribution = "gaussian",n.trees = 200,interaction.depth = 4,shrinkage = 0.05,cv.folds = 5)</w:t>
       </w:r>
     </w:p>
     <w:p>
@@ -3630,65 +2195,21 @@
           <w:iCs/>
           <w:color w:val="000000" w:themeColor="text1"/>
         </w:rPr>
-        <w:t xml:space="preserve">It has hyperparameters like </w:t>
-      </w:r>
-      <w:proofErr w:type="spellStart"/>
-      <w:proofErr w:type="gramStart"/>
-      <w:r>
+        <w:t>It has hyperparameters like n.trees, interaction.depth, and shrinkage that enable fine-tuning for better performance.</w:t>
+      </w:r>
+    </w:p>
+    <w:p>
+      <w:pPr>
+        <w:tabs>
+          <w:tab w:val="left" w:pos="2498"/>
+        </w:tabs>
+        <w:spacing w:after="0"/>
         <w:rPr>
           <w:rFonts w:ascii="Calibri" w:hAnsi="Calibri" w:cs="Calibri"/>
           <w:i/>
           <w:iCs/>
           <w:color w:val="000000" w:themeColor="text1"/>
         </w:rPr>
-        <w:t>n.trees</w:t>
-      </w:r>
-      <w:proofErr w:type="spellEnd"/>
-      <w:proofErr w:type="gramEnd"/>
-      <w:r>
-        <w:rPr>
-          <w:rFonts w:ascii="Calibri" w:hAnsi="Calibri" w:cs="Calibri"/>
-          <w:i/>
-          <w:iCs/>
-          <w:color w:val="000000" w:themeColor="text1"/>
-        </w:rPr>
-        <w:t xml:space="preserve">, </w:t>
-      </w:r>
-      <w:proofErr w:type="spellStart"/>
-      <w:proofErr w:type="gramStart"/>
-      <w:r>
-        <w:rPr>
-          <w:rFonts w:ascii="Calibri" w:hAnsi="Calibri" w:cs="Calibri"/>
-          <w:i/>
-          <w:iCs/>
-          <w:color w:val="000000" w:themeColor="text1"/>
-        </w:rPr>
-        <w:t>interaction.depth</w:t>
-      </w:r>
-      <w:proofErr w:type="spellEnd"/>
-      <w:proofErr w:type="gramEnd"/>
-      <w:r>
-        <w:rPr>
-          <w:rFonts w:ascii="Calibri" w:hAnsi="Calibri" w:cs="Calibri"/>
-          <w:i/>
-          <w:iCs/>
-          <w:color w:val="000000" w:themeColor="text1"/>
-        </w:rPr>
-        <w:t>, and shrinkage that enable fine-tuning for better performance.</w:t>
-      </w:r>
-    </w:p>
-    <w:p>
-      <w:pPr>
-        <w:tabs>
-          <w:tab w:val="left" w:pos="2498"/>
-        </w:tabs>
-        <w:spacing w:after="0"/>
-        <w:rPr>
-          <w:rFonts w:ascii="Calibri" w:hAnsi="Calibri" w:cs="Calibri"/>
-          <w:i/>
-          <w:iCs/>
-          <w:color w:val="000000" w:themeColor="text1"/>
-        </w:rPr>
       </w:pPr>
     </w:p>
     <w:p>
@@ -3824,23 +2345,7 @@
           <w:rFonts w:ascii="Calibri" w:hAnsi="Calibri" w:cs="Calibri"/>
           <w:color w:val="000000" w:themeColor="text1"/>
         </w:rPr>
-        <w:t>(</w:t>
-      </w:r>
-      <w:proofErr w:type="spellStart"/>
-      <w:r>
-        <w:rPr>
-          <w:rFonts w:ascii="Calibri" w:hAnsi="Calibri" w:cs="Calibri"/>
-          <w:color w:val="000000" w:themeColor="text1"/>
-        </w:rPr>
-        <w:t>RamdomForest</w:t>
-      </w:r>
-      <w:proofErr w:type="spellEnd"/>
-      <w:r>
-        <w:rPr>
-          <w:rFonts w:ascii="Calibri" w:hAnsi="Calibri" w:cs="Calibri"/>
-          <w:color w:val="000000" w:themeColor="text1"/>
-        </w:rPr>
-        <w:t xml:space="preserve"> model) </w:t>
+        <w:t xml:space="preserve">(RamdomForest model) </w:t>
       </w:r>
       <w:r>
         <w:rPr>
@@ -3906,187 +2411,45 @@
           <w:color w:val="000000" w:themeColor="text1"/>
           <w:highlight w:val="yellow"/>
         </w:rPr>
-        <w:t xml:space="preserve"># Train Gradient Boosting Model (GBM) on </w:t>
-      </w:r>
-      <w:proofErr w:type="spellStart"/>
-      <w:r>
-        <w:rPr>
-          <w:rFonts w:ascii="Calibri" w:hAnsi="Calibri" w:cs="Calibri"/>
-          <w:color w:val="000000" w:themeColor="text1"/>
-          <w:highlight w:val="yellow"/>
-        </w:rPr>
-        <w:t>analysis_data</w:t>
-      </w:r>
-      <w:proofErr w:type="spellEnd"/>
-    </w:p>
-    <w:p>
-      <w:pPr>
-        <w:tabs>
-          <w:tab w:val="left" w:pos="2498"/>
-        </w:tabs>
-        <w:spacing w:after="0"/>
-        <w:rPr>
-          <w:rFonts w:ascii="Calibri" w:hAnsi="Calibri" w:cs="Calibri"/>
-          <w:color w:val="000000" w:themeColor="text1"/>
-        </w:rPr>
-      </w:pPr>
-      <w:proofErr w:type="spellStart"/>
-      <w:proofErr w:type="gramStart"/>
-      <w:r>
-        <w:rPr>
-          <w:rFonts w:ascii="Calibri" w:hAnsi="Calibri" w:cs="Calibri"/>
-          <w:color w:val="000000" w:themeColor="text1"/>
-        </w:rPr>
-        <w:t>set.seed</w:t>
-      </w:r>
-      <w:proofErr w:type="spellEnd"/>
-      <w:proofErr w:type="gramEnd"/>
-      <w:r>
-        <w:rPr>
-          <w:rFonts w:ascii="Calibri" w:hAnsi="Calibri" w:cs="Calibri"/>
-          <w:color w:val="000000" w:themeColor="text1"/>
-        </w:rPr>
-        <w:t>(1031)</w:t>
-      </w:r>
-    </w:p>
-    <w:p>
-      <w:pPr>
-        <w:tabs>
-          <w:tab w:val="left" w:pos="2498"/>
-        </w:tabs>
-        <w:spacing w:after="0"/>
-        <w:rPr>
-          <w:rFonts w:ascii="Calibri" w:hAnsi="Calibri" w:cs="Calibri"/>
-          <w:color w:val="000000" w:themeColor="text1"/>
-        </w:rPr>
-      </w:pPr>
-      <w:proofErr w:type="spellStart"/>
-      <w:r>
-        <w:rPr>
-          <w:rFonts w:ascii="Calibri" w:hAnsi="Calibri" w:cs="Calibri"/>
-          <w:color w:val="000000" w:themeColor="text1"/>
-        </w:rPr>
-        <w:t>model_gbm</w:t>
-      </w:r>
-      <w:proofErr w:type="spellEnd"/>
-      <w:r>
-        <w:rPr>
-          <w:rFonts w:ascii="Calibri" w:hAnsi="Calibri" w:cs="Calibri"/>
-          <w:color w:val="000000" w:themeColor="text1"/>
-        </w:rPr>
-        <w:t xml:space="preserve"> &lt;- </w:t>
-      </w:r>
-      <w:proofErr w:type="spellStart"/>
-      <w:r>
-        <w:rPr>
-          <w:rFonts w:ascii="Calibri" w:hAnsi="Calibri" w:cs="Calibri"/>
-          <w:color w:val="000000" w:themeColor="text1"/>
-        </w:rPr>
-        <w:t>gbm</w:t>
-      </w:r>
-      <w:proofErr w:type="spellEnd"/>
-      <w:r>
-        <w:rPr>
-          <w:rFonts w:ascii="Calibri" w:hAnsi="Calibri" w:cs="Calibri"/>
-          <w:color w:val="000000" w:themeColor="text1"/>
-        </w:rPr>
-        <w:t xml:space="preserve">( CTR ~ </w:t>
-      </w:r>
-      <w:proofErr w:type="spellStart"/>
-      <w:r>
-        <w:rPr>
-          <w:rFonts w:ascii="Calibri" w:hAnsi="Calibri" w:cs="Calibri"/>
-          <w:color w:val="000000" w:themeColor="text1"/>
-        </w:rPr>
-        <w:t>targeting_score</w:t>
-      </w:r>
-      <w:proofErr w:type="spellEnd"/>
-      <w:r>
-        <w:rPr>
-          <w:rFonts w:ascii="Calibri" w:hAnsi="Calibri" w:cs="Calibri"/>
-          <w:color w:val="000000" w:themeColor="text1"/>
-        </w:rPr>
-        <w:t xml:space="preserve"> + </w:t>
-      </w:r>
-      <w:proofErr w:type="spellStart"/>
-      <w:r>
-        <w:rPr>
-          <w:rFonts w:ascii="Calibri" w:hAnsi="Calibri" w:cs="Calibri"/>
-          <w:color w:val="000000" w:themeColor="text1"/>
-        </w:rPr>
-        <w:t>visual_appeal</w:t>
-      </w:r>
-      <w:proofErr w:type="spellEnd"/>
-      <w:r>
-        <w:rPr>
-          <w:rFonts w:ascii="Calibri" w:hAnsi="Calibri" w:cs="Calibri"/>
-          <w:color w:val="000000" w:themeColor="text1"/>
-        </w:rPr>
-        <w:t xml:space="preserve"> + </w:t>
-      </w:r>
-      <w:proofErr w:type="spellStart"/>
-      <w:r>
-        <w:rPr>
-          <w:rFonts w:ascii="Calibri" w:hAnsi="Calibri" w:cs="Calibri"/>
-          <w:color w:val="000000" w:themeColor="text1"/>
-        </w:rPr>
-        <w:t>contextual_relevance</w:t>
-      </w:r>
-      <w:proofErr w:type="spellEnd"/>
-      <w:r>
-        <w:rPr>
-          <w:rFonts w:ascii="Calibri" w:hAnsi="Calibri" w:cs="Calibri"/>
-          <w:color w:val="000000" w:themeColor="text1"/>
-        </w:rPr>
-        <w:t xml:space="preserve"> + </w:t>
-      </w:r>
-      <w:proofErr w:type="spellStart"/>
-      <w:r>
-        <w:rPr>
-          <w:rFonts w:ascii="Calibri" w:hAnsi="Calibri" w:cs="Calibri"/>
-          <w:color w:val="000000" w:themeColor="text1"/>
-        </w:rPr>
-        <w:t>headline_length</w:t>
-      </w:r>
-      <w:proofErr w:type="spellEnd"/>
-      <w:r>
-        <w:rPr>
-          <w:rFonts w:ascii="Calibri" w:hAnsi="Calibri" w:cs="Calibri"/>
-          <w:color w:val="000000" w:themeColor="text1"/>
-        </w:rPr>
-        <w:t xml:space="preserve"> + </w:t>
-      </w:r>
-      <w:proofErr w:type="spellStart"/>
-      <w:r>
-        <w:rPr>
-          <w:rFonts w:ascii="Calibri" w:hAnsi="Calibri" w:cs="Calibri"/>
-          <w:color w:val="000000" w:themeColor="text1"/>
-        </w:rPr>
-        <w:t>cta_strength</w:t>
-      </w:r>
-      <w:proofErr w:type="spellEnd"/>
-      <w:r>
-        <w:rPr>
-          <w:rFonts w:ascii="Calibri" w:hAnsi="Calibri" w:cs="Calibri"/>
-          <w:color w:val="000000" w:themeColor="text1"/>
-        </w:rPr>
-        <w:t xml:space="preserve"> +</w:t>
-      </w:r>
-      <w:proofErr w:type="spellStart"/>
-      <w:r>
-        <w:rPr>
-          <w:rFonts w:ascii="Calibri" w:hAnsi="Calibri" w:cs="Calibri"/>
-          <w:color w:val="000000" w:themeColor="text1"/>
-        </w:rPr>
-        <w:t>contextual_relevance</w:t>
-      </w:r>
-      <w:proofErr w:type="spellEnd"/>
-      <w:r>
-        <w:rPr>
-          <w:rFonts w:ascii="Calibri" w:hAnsi="Calibri" w:cs="Calibri"/>
-          <w:color w:val="000000" w:themeColor="text1"/>
-        </w:rPr>
-        <w:t>+</w:t>
+        <w:t># Train Gradient Boosting Model (GBM) on analysis_data</w:t>
+      </w:r>
+    </w:p>
+    <w:p>
+      <w:pPr>
+        <w:tabs>
+          <w:tab w:val="left" w:pos="2498"/>
+        </w:tabs>
+        <w:spacing w:after="0"/>
+        <w:rPr>
+          <w:rFonts w:ascii="Calibri" w:hAnsi="Calibri" w:cs="Calibri"/>
+          <w:color w:val="000000" w:themeColor="text1"/>
+        </w:rPr>
+      </w:pPr>
+      <w:r>
+        <w:rPr>
+          <w:rFonts w:ascii="Calibri" w:hAnsi="Calibri" w:cs="Calibri"/>
+          <w:color w:val="000000" w:themeColor="text1"/>
+        </w:rPr>
+        <w:t>set.seed(1031)</w:t>
+      </w:r>
+    </w:p>
+    <w:p>
+      <w:pPr>
+        <w:tabs>
+          <w:tab w:val="left" w:pos="2498"/>
+        </w:tabs>
+        <w:spacing w:after="0"/>
+        <w:rPr>
+          <w:rFonts w:ascii="Calibri" w:hAnsi="Calibri" w:cs="Calibri"/>
+          <w:color w:val="000000" w:themeColor="text1"/>
+        </w:rPr>
+      </w:pPr>
+      <w:r>
+        <w:rPr>
+          <w:rFonts w:ascii="Calibri" w:hAnsi="Calibri" w:cs="Calibri"/>
+          <w:color w:val="000000" w:themeColor="text1"/>
+        </w:rPr>
+        <w:t>model_gbm &lt;- gbm( CTR ~ targeting_score + visual_appeal + contextual_relevance + headline_length + cta_strength +contextual_relevance+</w:t>
       </w:r>
       <w:r>
         <w:rPr>
@@ -4100,71 +2463,7 @@
           <w:rFonts w:ascii="Calibri" w:hAnsi="Calibri" w:cs="Calibri"/>
           <w:color w:val="000000" w:themeColor="text1"/>
         </w:rPr>
-        <w:t>body_readability_score+device_type+time_of_day+age_group+position_on_page+ad_format ,data =</w:t>
-      </w:r>
-      <w:proofErr w:type="spellStart"/>
-      <w:r>
-        <w:rPr>
-          <w:rFonts w:ascii="Calibri" w:hAnsi="Calibri" w:cs="Calibri"/>
-          <w:color w:val="000000" w:themeColor="text1"/>
-        </w:rPr>
-        <w:t>analysis_data,distribution</w:t>
-      </w:r>
-      <w:proofErr w:type="spellEnd"/>
-      <w:r>
-        <w:rPr>
-          <w:rFonts w:ascii="Calibri" w:hAnsi="Calibri" w:cs="Calibri"/>
-          <w:color w:val="000000" w:themeColor="text1"/>
-        </w:rPr>
-        <w:t xml:space="preserve"> = "gaussian", </w:t>
-      </w:r>
-      <w:proofErr w:type="spellStart"/>
-      <w:r>
-        <w:rPr>
-          <w:rFonts w:ascii="Calibri" w:hAnsi="Calibri" w:cs="Calibri"/>
-          <w:color w:val="000000" w:themeColor="text1"/>
-        </w:rPr>
-        <w:t>n.trees</w:t>
-      </w:r>
-      <w:proofErr w:type="spellEnd"/>
-      <w:r>
-        <w:rPr>
-          <w:rFonts w:ascii="Calibri" w:hAnsi="Calibri" w:cs="Calibri"/>
-          <w:color w:val="000000" w:themeColor="text1"/>
-        </w:rPr>
-        <w:t xml:space="preserve"> = 200, </w:t>
-      </w:r>
-      <w:proofErr w:type="spellStart"/>
-      <w:r>
-        <w:rPr>
-          <w:rFonts w:ascii="Calibri" w:hAnsi="Calibri" w:cs="Calibri"/>
-          <w:color w:val="000000" w:themeColor="text1"/>
-        </w:rPr>
-        <w:t>interaction.depth</w:t>
-      </w:r>
-      <w:proofErr w:type="spellEnd"/>
-      <w:r>
-        <w:rPr>
-          <w:rFonts w:ascii="Calibri" w:hAnsi="Calibri" w:cs="Calibri"/>
-          <w:color w:val="000000" w:themeColor="text1"/>
-        </w:rPr>
-        <w:t xml:space="preserve"> = 4, shrinkage = 0.05, </w:t>
-      </w:r>
-      <w:proofErr w:type="spellStart"/>
-      <w:r>
-        <w:rPr>
-          <w:rFonts w:ascii="Calibri" w:hAnsi="Calibri" w:cs="Calibri"/>
-          <w:color w:val="000000" w:themeColor="text1"/>
-        </w:rPr>
-        <w:t>cv.folds</w:t>
-      </w:r>
-      <w:proofErr w:type="spellEnd"/>
-      <w:r>
-        <w:rPr>
-          <w:rFonts w:ascii="Calibri" w:hAnsi="Calibri" w:cs="Calibri"/>
-          <w:color w:val="000000" w:themeColor="text1"/>
-        </w:rPr>
-        <w:t xml:space="preserve"> = 5)</w:t>
+        <w:t>body_readability_score+device_type+time_of_day+age_group+position_on_page+ad_format ,data =analysis_data,distribution = "gaussian", n.trees = 200, interaction.depth = 4, shrinkage = 0.05, cv.folds = 5)</w:t>
       </w:r>
     </w:p>
     <w:p>
@@ -4215,7 +2514,6 @@
           <w:color w:val="000000" w:themeColor="text1"/>
         </w:rPr>
       </w:pPr>
-      <w:proofErr w:type="gramStart"/>
       <w:r>
         <w:rPr>
           <w:rFonts w:ascii="Calibri" w:hAnsi="Calibri" w:cs="Calibri"/>
@@ -4235,15 +2533,7 @@
           <w:rFonts w:ascii="Calibri" w:hAnsi="Calibri" w:cs="Calibri"/>
           <w:color w:val="000000" w:themeColor="text1"/>
         </w:rPr>
-        <w:t xml:space="preserve"> code</w:t>
-      </w:r>
-      <w:proofErr w:type="gramEnd"/>
-      <w:r>
-        <w:rPr>
-          <w:rFonts w:ascii="Calibri" w:hAnsi="Calibri" w:cs="Calibri"/>
-          <w:color w:val="000000" w:themeColor="text1"/>
-        </w:rPr>
-        <w:t xml:space="preserve"> explicitly ensure</w:t>
+        <w:t xml:space="preserve"> code explicitly ensure</w:t>
       </w:r>
       <w:r>
         <w:rPr>
@@ -4257,39 +2547,7 @@
           <w:rFonts w:ascii="Calibri" w:hAnsi="Calibri" w:cs="Calibri"/>
           <w:color w:val="000000" w:themeColor="text1"/>
         </w:rPr>
-        <w:t xml:space="preserve"> that categorical variables are treated as factors in both datasets (</w:t>
-      </w:r>
-      <w:proofErr w:type="spellStart"/>
-      <w:r>
-        <w:rPr>
-          <w:rFonts w:ascii="Calibri" w:hAnsi="Calibri" w:cs="Calibri"/>
-          <w:color w:val="000000" w:themeColor="text1"/>
-        </w:rPr>
-        <w:t>analysis_data</w:t>
-      </w:r>
-      <w:proofErr w:type="spellEnd"/>
-      <w:r>
-        <w:rPr>
-          <w:rFonts w:ascii="Calibri" w:hAnsi="Calibri" w:cs="Calibri"/>
-          <w:color w:val="000000" w:themeColor="text1"/>
-        </w:rPr>
-        <w:t xml:space="preserve"> and </w:t>
-      </w:r>
-      <w:proofErr w:type="spellStart"/>
-      <w:r>
-        <w:rPr>
-          <w:rFonts w:ascii="Calibri" w:hAnsi="Calibri" w:cs="Calibri"/>
-          <w:color w:val="000000" w:themeColor="text1"/>
-        </w:rPr>
-        <w:t>scoring_data</w:t>
-      </w:r>
-      <w:proofErr w:type="spellEnd"/>
-      <w:r>
-        <w:rPr>
-          <w:rFonts w:ascii="Calibri" w:hAnsi="Calibri" w:cs="Calibri"/>
-          <w:color w:val="000000" w:themeColor="text1"/>
-        </w:rPr>
-        <w:t xml:space="preserve">). </w:t>
+        <w:t xml:space="preserve"> that categorical variables are treated as factors in both datasets (analysis_data and scoring_data). </w:t>
       </w:r>
       <w:r>
         <w:rPr>
@@ -4303,23 +2561,7 @@
           <w:rFonts w:ascii="Calibri" w:hAnsi="Calibri" w:cs="Calibri"/>
           <w:color w:val="000000" w:themeColor="text1"/>
         </w:rPr>
-        <w:t xml:space="preserve">is crucial because many </w:t>
-      </w:r>
-      <w:proofErr w:type="gramStart"/>
-      <w:r>
-        <w:rPr>
-          <w:rFonts w:ascii="Calibri" w:hAnsi="Calibri" w:cs="Calibri"/>
-          <w:color w:val="000000" w:themeColor="text1"/>
-        </w:rPr>
-        <w:t>machine</w:t>
-      </w:r>
-      <w:proofErr w:type="gramEnd"/>
-      <w:r>
-        <w:rPr>
-          <w:rFonts w:ascii="Calibri" w:hAnsi="Calibri" w:cs="Calibri"/>
-          <w:color w:val="000000" w:themeColor="text1"/>
-        </w:rPr>
-        <w:t xml:space="preserve"> learning algorithms, including GBM, expect proper handling of categorical variables to avoid errors or misinterpretation of the data.</w:t>
+        <w:t>is crucial because many machine learning algorithms, including GBM, expect proper handling of categorical variables to avoid errors or misinterpretation of the data.</w:t>
       </w:r>
       <w:r>
         <w:rPr>
@@ -4361,7 +2603,6 @@
         </w:rPr>
         <w:t>3</w:t>
       </w:r>
-      <w:proofErr w:type="gramStart"/>
       <w:r>
         <w:rPr>
           <w:rFonts w:ascii="Calibri" w:hAnsi="Calibri" w:cs="Calibri"/>
@@ -4383,19 +2624,7 @@
           <w:sz w:val="28"/>
           <w:szCs w:val="28"/>
         </w:rPr>
-        <w:t xml:space="preserve">  BEST</w:t>
-      </w:r>
-      <w:proofErr w:type="gramEnd"/>
-      <w:r>
-        <w:rPr>
-          <w:rFonts w:ascii="Calibri" w:hAnsi="Calibri" w:cs="Calibri"/>
-          <w:b/>
-          <w:bCs/>
-          <w:color w:val="002060"/>
-          <w:sz w:val="28"/>
-          <w:szCs w:val="28"/>
-        </w:rPr>
-        <w:t xml:space="preserve"> SUBMISSION ATTEMPT:</w:t>
+        <w:t xml:space="preserve">  BEST SUBMISSION ATTEMPT:</w:t>
       </w:r>
     </w:p>
     <w:p>
@@ -4448,23 +2677,7 @@
           <w:rFonts w:ascii="Calibri" w:hAnsi="Calibri" w:cs="Calibri"/>
           <w:color w:val="000000" w:themeColor="text1"/>
         </w:rPr>
-        <w:t xml:space="preserve"> selecting </w:t>
-      </w:r>
-      <w:proofErr w:type="gramStart"/>
-      <w:r>
-        <w:rPr>
-          <w:rFonts w:ascii="Calibri" w:hAnsi="Calibri" w:cs="Calibri"/>
-          <w:color w:val="000000" w:themeColor="text1"/>
-        </w:rPr>
-        <w:t>particular attributes</w:t>
-      </w:r>
-      <w:proofErr w:type="gramEnd"/>
-      <w:r>
-        <w:rPr>
-          <w:rFonts w:ascii="Calibri" w:hAnsi="Calibri" w:cs="Calibri"/>
-          <w:color w:val="000000" w:themeColor="text1"/>
-        </w:rPr>
-        <w:t xml:space="preserve"> gave me lower RMSE to some </w:t>
+        <w:t xml:space="preserve"> selecting particular attributes gave me lower RMSE to some </w:t>
       </w:r>
       <w:r>
         <w:rPr>
@@ -4564,7 +2777,6 @@
         </w:rPr>
         <w:t xml:space="preserve"> as </w:t>
       </w:r>
-      <w:proofErr w:type="gramStart"/>
       <w:r>
         <w:rPr>
           <w:rFonts w:ascii="Calibri" w:hAnsi="Calibri" w:cs="Calibri"/>
@@ -4572,7 +2784,6 @@
         </w:rPr>
         <w:t>followed;</w:t>
       </w:r>
-      <w:proofErr w:type="gramEnd"/>
     </w:p>
     <w:p>
       <w:pPr>
@@ -4610,211 +2821,45 @@
           <w:rFonts w:ascii="Calibri" w:hAnsi="Calibri" w:cs="Calibri"/>
           <w:color w:val="000000" w:themeColor="text1"/>
         </w:rPr>
-        <w:t xml:space="preserve">x &lt;- </w:t>
-      </w:r>
-      <w:proofErr w:type="spellStart"/>
-      <w:proofErr w:type="gramStart"/>
-      <w:r>
-        <w:rPr>
-          <w:rFonts w:ascii="Calibri" w:hAnsi="Calibri" w:cs="Calibri"/>
-          <w:color w:val="000000" w:themeColor="text1"/>
-        </w:rPr>
-        <w:t>model.matrix</w:t>
-      </w:r>
-      <w:proofErr w:type="spellEnd"/>
-      <w:proofErr w:type="gramEnd"/>
-      <w:r>
-        <w:rPr>
-          <w:rFonts w:ascii="Calibri" w:hAnsi="Calibri" w:cs="Calibri"/>
-          <w:color w:val="000000" w:themeColor="text1"/>
-        </w:rPr>
-        <w:t xml:space="preserve">(CTR </w:t>
-      </w:r>
-      <w:proofErr w:type="gramStart"/>
-      <w:r>
-        <w:rPr>
-          <w:rFonts w:ascii="Calibri" w:hAnsi="Calibri" w:cs="Calibri"/>
-          <w:color w:val="000000" w:themeColor="text1"/>
-        </w:rPr>
-        <w:t>~ .</w:t>
-      </w:r>
-      <w:proofErr w:type="gramEnd"/>
-      <w:r>
-        <w:rPr>
-          <w:rFonts w:ascii="Calibri" w:hAnsi="Calibri" w:cs="Calibri"/>
-          <w:color w:val="000000" w:themeColor="text1"/>
-        </w:rPr>
-        <w:t xml:space="preserve"> - id, data = </w:t>
-      </w:r>
-      <w:proofErr w:type="spellStart"/>
-      <w:r>
-        <w:rPr>
-          <w:rFonts w:ascii="Calibri" w:hAnsi="Calibri" w:cs="Calibri"/>
-          <w:color w:val="000000" w:themeColor="text1"/>
-        </w:rPr>
-        <w:t>analysis_</w:t>
-      </w:r>
-      <w:proofErr w:type="gramStart"/>
-      <w:r>
-        <w:rPr>
-          <w:rFonts w:ascii="Calibri" w:hAnsi="Calibri" w:cs="Calibri"/>
-          <w:color w:val="000000" w:themeColor="text1"/>
-        </w:rPr>
-        <w:t>data</w:t>
-      </w:r>
-      <w:proofErr w:type="spellEnd"/>
-      <w:r>
-        <w:rPr>
-          <w:rFonts w:ascii="Calibri" w:hAnsi="Calibri" w:cs="Calibri"/>
-          <w:color w:val="000000" w:themeColor="text1"/>
-        </w:rPr>
-        <w:t>)[</w:t>
-      </w:r>
-      <w:proofErr w:type="gramEnd"/>
-      <w:r>
-        <w:rPr>
-          <w:rFonts w:ascii="Calibri" w:hAnsi="Calibri" w:cs="Calibri"/>
-          <w:color w:val="000000" w:themeColor="text1"/>
-        </w:rPr>
-        <w:t>, -1]</w:t>
-      </w:r>
-    </w:p>
-    <w:p>
-      <w:pPr>
-        <w:tabs>
-          <w:tab w:val="left" w:pos="2498"/>
-        </w:tabs>
-        <w:spacing w:after="0"/>
-        <w:rPr>
-          <w:rFonts w:ascii="Calibri" w:hAnsi="Calibri" w:cs="Calibri"/>
-          <w:color w:val="000000" w:themeColor="text1"/>
-        </w:rPr>
-      </w:pPr>
-      <w:r>
-        <w:rPr>
-          <w:rFonts w:ascii="Calibri" w:hAnsi="Calibri" w:cs="Calibri"/>
-          <w:color w:val="000000" w:themeColor="text1"/>
-        </w:rPr>
-        <w:t xml:space="preserve">y &lt;- </w:t>
-      </w:r>
-      <w:proofErr w:type="spellStart"/>
-      <w:r>
-        <w:rPr>
-          <w:rFonts w:ascii="Calibri" w:hAnsi="Calibri" w:cs="Calibri"/>
-          <w:color w:val="000000" w:themeColor="text1"/>
-        </w:rPr>
-        <w:t>analysis_data$CTR</w:t>
-      </w:r>
-      <w:proofErr w:type="spellEnd"/>
-    </w:p>
-    <w:p>
-      <w:pPr>
-        <w:tabs>
-          <w:tab w:val="left" w:pos="2498"/>
-        </w:tabs>
-        <w:spacing w:after="0"/>
-        <w:rPr>
-          <w:rFonts w:ascii="Calibri" w:hAnsi="Calibri" w:cs="Calibri"/>
-          <w:color w:val="000000" w:themeColor="text1"/>
-        </w:rPr>
-      </w:pPr>
-      <w:proofErr w:type="spellStart"/>
-      <w:r>
-        <w:rPr>
-          <w:rFonts w:ascii="Calibri" w:hAnsi="Calibri" w:cs="Calibri"/>
-          <w:color w:val="000000" w:themeColor="text1"/>
-        </w:rPr>
-        <w:t>scoring_x</w:t>
-      </w:r>
-      <w:proofErr w:type="spellEnd"/>
-      <w:r>
-        <w:rPr>
-          <w:rFonts w:ascii="Calibri" w:hAnsi="Calibri" w:cs="Calibri"/>
-          <w:color w:val="000000" w:themeColor="text1"/>
-        </w:rPr>
-        <w:t xml:space="preserve"> &lt;- </w:t>
-      </w:r>
-      <w:proofErr w:type="spellStart"/>
-      <w:proofErr w:type="gramStart"/>
-      <w:r>
-        <w:rPr>
-          <w:rFonts w:ascii="Calibri" w:hAnsi="Calibri" w:cs="Calibri"/>
-          <w:color w:val="000000" w:themeColor="text1"/>
-        </w:rPr>
-        <w:t>model.matrix</w:t>
-      </w:r>
-      <w:proofErr w:type="spellEnd"/>
-      <w:proofErr w:type="gramEnd"/>
-      <w:r>
-        <w:rPr>
-          <w:rFonts w:ascii="Calibri" w:hAnsi="Calibri" w:cs="Calibri"/>
-          <w:color w:val="000000" w:themeColor="text1"/>
-        </w:rPr>
-        <w:t>(</w:t>
-      </w:r>
-      <w:proofErr w:type="gramStart"/>
-      <w:r>
-        <w:rPr>
-          <w:rFonts w:ascii="Calibri" w:hAnsi="Calibri" w:cs="Calibri"/>
-          <w:color w:val="000000" w:themeColor="text1"/>
-        </w:rPr>
-        <w:t>~ .</w:t>
-      </w:r>
-      <w:proofErr w:type="gramEnd"/>
-      <w:r>
-        <w:rPr>
-          <w:rFonts w:ascii="Calibri" w:hAnsi="Calibri" w:cs="Calibri"/>
-          <w:color w:val="000000" w:themeColor="text1"/>
-        </w:rPr>
-        <w:t xml:space="preserve"> - id, data = </w:t>
-      </w:r>
-      <w:proofErr w:type="spellStart"/>
-      <w:r>
-        <w:rPr>
-          <w:rFonts w:ascii="Calibri" w:hAnsi="Calibri" w:cs="Calibri"/>
-          <w:color w:val="000000" w:themeColor="text1"/>
-        </w:rPr>
-        <w:t>scoring_</w:t>
-      </w:r>
-      <w:proofErr w:type="gramStart"/>
-      <w:r>
-        <w:rPr>
-          <w:rFonts w:ascii="Calibri" w:hAnsi="Calibri" w:cs="Calibri"/>
-          <w:color w:val="000000" w:themeColor="text1"/>
-        </w:rPr>
-        <w:t>data</w:t>
-      </w:r>
-      <w:proofErr w:type="spellEnd"/>
-      <w:r>
-        <w:rPr>
-          <w:rFonts w:ascii="Calibri" w:hAnsi="Calibri" w:cs="Calibri"/>
-          <w:color w:val="000000" w:themeColor="text1"/>
-        </w:rPr>
-        <w:t>)[</w:t>
-      </w:r>
-      <w:proofErr w:type="gramEnd"/>
-      <w:r>
-        <w:rPr>
-          <w:rFonts w:ascii="Calibri" w:hAnsi="Calibri" w:cs="Calibri"/>
-          <w:color w:val="000000" w:themeColor="text1"/>
-        </w:rPr>
-        <w:t xml:space="preserve">, </w:t>
-      </w:r>
-      <w:proofErr w:type="spellStart"/>
-      <w:r>
-        <w:rPr>
-          <w:rFonts w:ascii="Calibri" w:hAnsi="Calibri" w:cs="Calibri"/>
-          <w:color w:val="000000" w:themeColor="text1"/>
-        </w:rPr>
-        <w:t>colnames</w:t>
-      </w:r>
-      <w:proofErr w:type="spellEnd"/>
-      <w:r>
-        <w:rPr>
-          <w:rFonts w:ascii="Calibri" w:hAnsi="Calibri" w:cs="Calibri"/>
-          <w:color w:val="000000" w:themeColor="text1"/>
-        </w:rPr>
-        <w:t>(x), drop = FALSE]</w:t>
+        <w:t>x &lt;- model.matrix(CTR ~ . - id, data = analysis_data)[, -1]</w:t>
+      </w:r>
+    </w:p>
+    <w:p>
+      <w:pPr>
+        <w:tabs>
+          <w:tab w:val="left" w:pos="2498"/>
+        </w:tabs>
+        <w:spacing w:after="0"/>
+        <w:rPr>
+          <w:rFonts w:ascii="Calibri" w:hAnsi="Calibri" w:cs="Calibri"/>
+          <w:color w:val="000000" w:themeColor="text1"/>
+        </w:rPr>
+      </w:pPr>
+      <w:r>
+        <w:rPr>
+          <w:rFonts w:ascii="Calibri" w:hAnsi="Calibri" w:cs="Calibri"/>
+          <w:color w:val="000000" w:themeColor="text1"/>
+        </w:rPr>
+        <w:t>y &lt;- analysis_data$CTR</w:t>
+      </w:r>
+    </w:p>
+    <w:p>
+      <w:pPr>
+        <w:tabs>
+          <w:tab w:val="left" w:pos="2498"/>
+        </w:tabs>
+        <w:spacing w:after="0"/>
+        <w:rPr>
+          <w:rFonts w:ascii="Calibri" w:hAnsi="Calibri" w:cs="Calibri"/>
+          <w:color w:val="000000" w:themeColor="text1"/>
+        </w:rPr>
+      </w:pPr>
+      <w:r>
+        <w:rPr>
+          <w:rFonts w:ascii="Calibri" w:hAnsi="Calibri" w:cs="Calibri"/>
+          <w:color w:val="000000" w:themeColor="text1"/>
+        </w:rPr>
+        <w:t>scoring_x &lt;- model.matrix(~ . - id, data = scoring_data)[, colnames(x), drop = FALSE]</w:t>
       </w:r>
     </w:p>
     <w:p>
@@ -4891,19 +2936,15 @@
           <w:iCs/>
           <w:color w:val="000000" w:themeColor="text1"/>
         </w:rPr>
-        <w:t xml:space="preserve"> “X” Encoded features from </w:t>
-      </w:r>
-      <w:proofErr w:type="spellStart"/>
-      <w:r>
-        <w:rPr>
-          <w:rFonts w:ascii="Calibri" w:hAnsi="Calibri" w:cs="Calibri"/>
+        <w:t xml:space="preserve"> “X” Encoded features from analysis_data, “y”</w:t>
+      </w:r>
+      <w:r>
+        <w:rPr>
           <w:i/>
           <w:iCs/>
-          <w:color w:val="000000" w:themeColor="text1"/>
-        </w:rPr>
-        <w:t>analysis_data</w:t>
-      </w:r>
-      <w:proofErr w:type="spellEnd"/>
+        </w:rPr>
+        <w:t xml:space="preserve"> </w:t>
+      </w:r>
       <w:r>
         <w:rPr>
           <w:rFonts w:ascii="Calibri" w:hAnsi="Calibri" w:cs="Calibri"/>
@@ -4911,14 +2952,16 @@
           <w:iCs/>
           <w:color w:val="000000" w:themeColor="text1"/>
         </w:rPr>
-        <w:t>, “y”</w:t>
-      </w:r>
-      <w:r>
-        <w:rPr>
+        <w:t>targets CTR from analysis_data and “scoring_x” encode</w:t>
+      </w:r>
+      <w:r>
+        <w:rPr>
+          <w:rFonts w:ascii="Calibri" w:hAnsi="Calibri" w:cs="Calibri"/>
           <w:i/>
           <w:iCs/>
-        </w:rPr>
-        <w:t xml:space="preserve"> </w:t>
+          <w:color w:val="000000" w:themeColor="text1"/>
+        </w:rPr>
+        <w:t>s</w:t>
       </w:r>
       <w:r>
         <w:rPr>
@@ -4927,9 +2970,8 @@
           <w:iCs/>
           <w:color w:val="000000" w:themeColor="text1"/>
         </w:rPr>
-        <w:t xml:space="preserve">targets CTR from </w:t>
-      </w:r>
-      <w:proofErr w:type="spellStart"/>
+        <w:t xml:space="preserve"> features from scoring_data aligned with x.</w:t>
+      </w:r>
       <w:r>
         <w:rPr>
           <w:rFonts w:ascii="Calibri" w:hAnsi="Calibri" w:cs="Calibri"/>
@@ -4937,19 +2979,73 @@
           <w:iCs/>
           <w:color w:val="000000" w:themeColor="text1"/>
         </w:rPr>
-        <w:t>analysis_data</w:t>
-      </w:r>
-      <w:proofErr w:type="spellEnd"/>
-      <w:r>
+        <w:t xml:space="preserve"> This step ensured compatibility with machine learning algorithms.</w:t>
+      </w:r>
+    </w:p>
+    <w:p>
+      <w:pPr>
+        <w:tabs>
+          <w:tab w:val="left" w:pos="2498"/>
+        </w:tabs>
+        <w:spacing w:after="0"/>
+        <w:rPr>
+          <w:rFonts w:ascii="Calibri" w:hAnsi="Calibri" w:cs="Calibri"/>
+          <w:color w:val="000000" w:themeColor="text1"/>
+        </w:rPr>
+      </w:pPr>
+    </w:p>
+    <w:p>
+      <w:pPr>
+        <w:tabs>
+          <w:tab w:val="left" w:pos="2498"/>
+        </w:tabs>
+        <w:spacing w:after="0"/>
+        <w:rPr>
+          <w:rFonts w:ascii="Calibri" w:hAnsi="Calibri" w:cs="Calibri"/>
+          <w:color w:val="000000" w:themeColor="text1"/>
+        </w:rPr>
+      </w:pPr>
+      <w:r>
+        <w:rPr>
+          <w:rFonts w:ascii="Calibri" w:hAnsi="Calibri" w:cs="Calibri"/>
+          <w:color w:val="000000" w:themeColor="text1"/>
+          <w:highlight w:val="yellow"/>
+        </w:rPr>
+        <w:t>#XGBoost Model Parameters</w:t>
+      </w:r>
+    </w:p>
+    <w:p>
+      <w:pPr>
+        <w:tabs>
+          <w:tab w:val="left" w:pos="2498"/>
+        </w:tabs>
+        <w:spacing w:after="0"/>
+        <w:rPr>
+          <w:rFonts w:ascii="Calibri" w:hAnsi="Calibri" w:cs="Calibri"/>
+          <w:color w:val="000000" w:themeColor="text1"/>
+        </w:rPr>
+      </w:pPr>
+      <w:r>
+        <w:rPr>
+          <w:rFonts w:ascii="Calibri" w:hAnsi="Calibri" w:cs="Calibri"/>
+          <w:color w:val="000000" w:themeColor="text1"/>
+        </w:rPr>
+        <w:t>params &lt;- list( objective = "reg:squarederror", eval_metric = "rmse", eta = 0.003, max_depth = 4, subsample = 0.85, colsample_bytree = 0.8, lambda = 3, alpha = 1 )</w:t>
+      </w:r>
+    </w:p>
+    <w:p>
+      <w:pPr>
+        <w:tabs>
+          <w:tab w:val="left" w:pos="2498"/>
+        </w:tabs>
+        <w:spacing w:after="0"/>
         <w:rPr>
           <w:rFonts w:ascii="Calibri" w:hAnsi="Calibri" w:cs="Calibri"/>
           <w:i/>
           <w:iCs/>
           <w:color w:val="000000" w:themeColor="text1"/>
         </w:rPr>
-        <w:t xml:space="preserve"> and “</w:t>
-      </w:r>
-      <w:proofErr w:type="spellStart"/>
+      </w:pPr>
       <w:r>
         <w:rPr>
           <w:rFonts w:ascii="Calibri" w:hAnsi="Calibri" w:cs="Calibri"/>
@@ -4957,9 +3053,8 @@
           <w:iCs/>
           <w:color w:val="000000" w:themeColor="text1"/>
         </w:rPr>
-        <w:t>scoring_x</w:t>
-      </w:r>
-      <w:proofErr w:type="spellEnd"/>
+        <w:t xml:space="preserve">Here eta  value is lower which ensured lower learning rate </w:t>
+      </w:r>
       <w:r>
         <w:rPr>
           <w:rFonts w:ascii="Calibri" w:hAnsi="Calibri" w:cs="Calibri"/>
@@ -4967,7 +3062,7 @@
           <w:iCs/>
           <w:color w:val="000000" w:themeColor="text1"/>
         </w:rPr>
-        <w:t>” encode</w:t>
+        <w:t xml:space="preserve">for gradual updation, max depth 4 ensured </w:t>
       </w:r>
       <w:r>
         <w:rPr>
@@ -4976,45 +3071,7 @@
           <w:iCs/>
           <w:color w:val="000000" w:themeColor="text1"/>
         </w:rPr>
-        <w:t>s</w:t>
-      </w:r>
-      <w:r>
-        <w:rPr>
-          <w:rFonts w:ascii="Calibri" w:hAnsi="Calibri" w:cs="Calibri"/>
-          <w:i/>
-          <w:iCs/>
-          <w:color w:val="000000" w:themeColor="text1"/>
-        </w:rPr>
-        <w:t xml:space="preserve"> features from </w:t>
-      </w:r>
-      <w:proofErr w:type="spellStart"/>
-      <w:r>
-        <w:rPr>
-          <w:rFonts w:ascii="Calibri" w:hAnsi="Calibri" w:cs="Calibri"/>
-          <w:i/>
-          <w:iCs/>
-          <w:color w:val="000000" w:themeColor="text1"/>
-        </w:rPr>
-        <w:t>scoring_data</w:t>
-      </w:r>
-      <w:proofErr w:type="spellEnd"/>
-      <w:r>
-        <w:rPr>
-          <w:rFonts w:ascii="Calibri" w:hAnsi="Calibri" w:cs="Calibri"/>
-          <w:i/>
-          <w:iCs/>
-          <w:color w:val="000000" w:themeColor="text1"/>
-        </w:rPr>
-        <w:t xml:space="preserve"> aligned with x.</w:t>
-      </w:r>
-      <w:r>
-        <w:rPr>
-          <w:rFonts w:ascii="Calibri" w:hAnsi="Calibri" w:cs="Calibri"/>
-          <w:i/>
-          <w:iCs/>
-          <w:color w:val="000000" w:themeColor="text1"/>
-        </w:rPr>
-        <w:t xml:space="preserve"> This step ensured compatibility with machine learning algorithms.</w:t>
+        <w:t>restricted depth of trees and prevented overfitting</w:t>
       </w:r>
     </w:p>
     <w:p>
@@ -5046,214 +3103,45 @@
           <w:color w:val="000000" w:themeColor="text1"/>
           <w:highlight w:val="yellow"/>
         </w:rPr>
-        <w:t>#XGBoost Model Parameters</w:t>
-      </w:r>
-    </w:p>
-    <w:p>
-      <w:pPr>
-        <w:tabs>
-          <w:tab w:val="left" w:pos="2498"/>
-        </w:tabs>
-        <w:spacing w:after="0"/>
-        <w:rPr>
-          <w:rFonts w:ascii="Calibri" w:hAnsi="Calibri" w:cs="Calibri"/>
-          <w:color w:val="000000" w:themeColor="text1"/>
-        </w:rPr>
-      </w:pPr>
-      <w:r>
-        <w:rPr>
-          <w:rFonts w:ascii="Calibri" w:hAnsi="Calibri" w:cs="Calibri"/>
-          <w:color w:val="000000" w:themeColor="text1"/>
-        </w:rPr>
-        <w:t xml:space="preserve">params &lt;- </w:t>
-      </w:r>
-      <w:proofErr w:type="gramStart"/>
-      <w:r>
-        <w:rPr>
-          <w:rFonts w:ascii="Calibri" w:hAnsi="Calibri" w:cs="Calibri"/>
-          <w:color w:val="000000" w:themeColor="text1"/>
-        </w:rPr>
-        <w:t>list( objective</w:t>
-      </w:r>
-      <w:proofErr w:type="gramEnd"/>
-      <w:r>
-        <w:rPr>
-          <w:rFonts w:ascii="Calibri" w:hAnsi="Calibri" w:cs="Calibri"/>
-          <w:color w:val="000000" w:themeColor="text1"/>
-        </w:rPr>
-        <w:t xml:space="preserve"> = "</w:t>
-      </w:r>
-      <w:proofErr w:type="spellStart"/>
-      <w:proofErr w:type="gramStart"/>
-      <w:r>
-        <w:rPr>
-          <w:rFonts w:ascii="Calibri" w:hAnsi="Calibri" w:cs="Calibri"/>
-          <w:color w:val="000000" w:themeColor="text1"/>
-        </w:rPr>
-        <w:t>reg:squarederror</w:t>
-      </w:r>
-      <w:proofErr w:type="spellEnd"/>
-      <w:proofErr w:type="gramEnd"/>
-      <w:r>
-        <w:rPr>
-          <w:rFonts w:ascii="Calibri" w:hAnsi="Calibri" w:cs="Calibri"/>
-          <w:color w:val="000000" w:themeColor="text1"/>
-        </w:rPr>
-        <w:t xml:space="preserve">", </w:t>
-      </w:r>
-      <w:proofErr w:type="spellStart"/>
-      <w:r>
-        <w:rPr>
-          <w:rFonts w:ascii="Calibri" w:hAnsi="Calibri" w:cs="Calibri"/>
-          <w:color w:val="000000" w:themeColor="text1"/>
-        </w:rPr>
-        <w:t>eval_metric</w:t>
-      </w:r>
-      <w:proofErr w:type="spellEnd"/>
-      <w:r>
-        <w:rPr>
-          <w:rFonts w:ascii="Calibri" w:hAnsi="Calibri" w:cs="Calibri"/>
-          <w:color w:val="000000" w:themeColor="text1"/>
-        </w:rPr>
-        <w:t xml:space="preserve"> = "</w:t>
-      </w:r>
-      <w:proofErr w:type="spellStart"/>
-      <w:r>
-        <w:rPr>
-          <w:rFonts w:ascii="Calibri" w:hAnsi="Calibri" w:cs="Calibri"/>
-          <w:color w:val="000000" w:themeColor="text1"/>
-        </w:rPr>
-        <w:t>rmse</w:t>
-      </w:r>
-      <w:proofErr w:type="spellEnd"/>
-      <w:r>
-        <w:rPr>
-          <w:rFonts w:ascii="Calibri" w:hAnsi="Calibri" w:cs="Calibri"/>
-          <w:color w:val="000000" w:themeColor="text1"/>
-        </w:rPr>
-        <w:t xml:space="preserve">", eta = 0.003, </w:t>
-      </w:r>
-      <w:proofErr w:type="spellStart"/>
-      <w:r>
-        <w:rPr>
-          <w:rFonts w:ascii="Calibri" w:hAnsi="Calibri" w:cs="Calibri"/>
-          <w:color w:val="000000" w:themeColor="text1"/>
-        </w:rPr>
-        <w:t>max_depth</w:t>
-      </w:r>
-      <w:proofErr w:type="spellEnd"/>
-      <w:r>
-        <w:rPr>
-          <w:rFonts w:ascii="Calibri" w:hAnsi="Calibri" w:cs="Calibri"/>
-          <w:color w:val="000000" w:themeColor="text1"/>
-        </w:rPr>
-        <w:t xml:space="preserve"> = 4, subsample = 0.85, </w:t>
-      </w:r>
-      <w:proofErr w:type="spellStart"/>
-      <w:r>
-        <w:rPr>
-          <w:rFonts w:ascii="Calibri" w:hAnsi="Calibri" w:cs="Calibri"/>
-          <w:color w:val="000000" w:themeColor="text1"/>
-        </w:rPr>
-        <w:t>colsample_bytree</w:t>
-      </w:r>
-      <w:proofErr w:type="spellEnd"/>
-      <w:r>
-        <w:rPr>
-          <w:rFonts w:ascii="Calibri" w:hAnsi="Calibri" w:cs="Calibri"/>
-          <w:color w:val="000000" w:themeColor="text1"/>
-        </w:rPr>
-        <w:t xml:space="preserve"> = 0.8, lambda = 3, alpha = </w:t>
-      </w:r>
-      <w:proofErr w:type="gramStart"/>
-      <w:r>
-        <w:rPr>
-          <w:rFonts w:ascii="Calibri" w:hAnsi="Calibri" w:cs="Calibri"/>
-          <w:color w:val="000000" w:themeColor="text1"/>
-        </w:rPr>
-        <w:t>1 )</w:t>
-      </w:r>
-      <w:proofErr w:type="gramEnd"/>
-    </w:p>
-    <w:p>
-      <w:pPr>
-        <w:tabs>
-          <w:tab w:val="left" w:pos="2498"/>
-        </w:tabs>
-        <w:spacing w:after="0"/>
-        <w:rPr>
-          <w:rFonts w:ascii="Calibri" w:hAnsi="Calibri" w:cs="Calibri"/>
-          <w:i/>
-          <w:iCs/>
-          <w:color w:val="000000" w:themeColor="text1"/>
-        </w:rPr>
-      </w:pPr>
-      <w:r>
-        <w:rPr>
-          <w:rFonts w:ascii="Calibri" w:hAnsi="Calibri" w:cs="Calibri"/>
-          <w:i/>
-          <w:iCs/>
-          <w:color w:val="000000" w:themeColor="text1"/>
-        </w:rPr>
-        <w:t xml:space="preserve">Here </w:t>
-      </w:r>
-      <w:proofErr w:type="gramStart"/>
-      <w:r>
-        <w:rPr>
-          <w:rFonts w:ascii="Calibri" w:hAnsi="Calibri" w:cs="Calibri"/>
-          <w:i/>
-          <w:iCs/>
-          <w:color w:val="000000" w:themeColor="text1"/>
-        </w:rPr>
-        <w:t>eta  value</w:t>
-      </w:r>
-      <w:proofErr w:type="gramEnd"/>
-      <w:r>
-        <w:rPr>
-          <w:rFonts w:ascii="Calibri" w:hAnsi="Calibri" w:cs="Calibri"/>
-          <w:i/>
-          <w:iCs/>
-          <w:color w:val="000000" w:themeColor="text1"/>
-        </w:rPr>
-        <w:t xml:space="preserve"> is lower which ensured lower learning rate </w:t>
-      </w:r>
-      <w:r>
-        <w:rPr>
-          <w:rFonts w:ascii="Calibri" w:hAnsi="Calibri" w:cs="Calibri"/>
-          <w:i/>
-          <w:iCs/>
-          <w:color w:val="000000" w:themeColor="text1"/>
-        </w:rPr>
-        <w:t xml:space="preserve">for gradual </w:t>
-      </w:r>
-      <w:proofErr w:type="spellStart"/>
-      <w:r>
-        <w:rPr>
-          <w:rFonts w:ascii="Calibri" w:hAnsi="Calibri" w:cs="Calibri"/>
-          <w:i/>
-          <w:iCs/>
-          <w:color w:val="000000" w:themeColor="text1"/>
-        </w:rPr>
-        <w:t>updation</w:t>
-      </w:r>
-      <w:proofErr w:type="spellEnd"/>
-      <w:r>
-        <w:rPr>
-          <w:rFonts w:ascii="Calibri" w:hAnsi="Calibri" w:cs="Calibri"/>
-          <w:i/>
-          <w:iCs/>
-          <w:color w:val="000000" w:themeColor="text1"/>
-        </w:rPr>
-        <w:t xml:space="preserve">, max depth 4 ensured </w:t>
-      </w:r>
-      <w:r>
-        <w:rPr>
-          <w:rFonts w:ascii="Calibri" w:hAnsi="Calibri" w:cs="Calibri"/>
-          <w:i/>
-          <w:iCs/>
-          <w:color w:val="000000" w:themeColor="text1"/>
-        </w:rPr>
-        <w:t>restricted depth of trees and prevented overfitting</w:t>
+        <w:t># Train XGBoost Model with Early Stopping</w:t>
+      </w:r>
+    </w:p>
+    <w:p>
+      <w:pPr>
+        <w:tabs>
+          <w:tab w:val="left" w:pos="2498"/>
+        </w:tabs>
+        <w:spacing w:after="0"/>
+        <w:rPr>
+          <w:rFonts w:ascii="Calibri" w:hAnsi="Calibri" w:cs="Calibri"/>
+          <w:color w:val="000000" w:themeColor="text1"/>
+        </w:rPr>
+      </w:pPr>
+      <w:r>
+        <w:rPr>
+          <w:rFonts w:ascii="Calibri" w:hAnsi="Calibri" w:cs="Calibri"/>
+          <w:color w:val="000000" w:themeColor="text1"/>
+        </w:rPr>
+        <w:t>set.seed(123)</w:t>
+      </w:r>
+    </w:p>
+    <w:p>
+      <w:pPr>
+        <w:tabs>
+          <w:tab w:val="left" w:pos="2498"/>
+        </w:tabs>
+        <w:spacing w:after="0"/>
+        <w:rPr>
+          <w:rFonts w:ascii="Calibri" w:hAnsi="Calibri" w:cs="Calibri"/>
+          <w:color w:val="000000" w:themeColor="text1"/>
+        </w:rPr>
+      </w:pPr>
+      <w:r>
+        <w:rPr>
+          <w:rFonts w:ascii="Calibri" w:hAnsi="Calibri" w:cs="Calibri"/>
+          <w:color w:val="000000" w:themeColor="text1"/>
+        </w:rPr>
+        <w:t>xgb_model &lt;- xgb.train(params = params,data = xgb.DMatrix(data = x_train, label = y_train),nrounds = 8000,             early_stopping_rounds = 100, watchlist = list(train = xgb.DMatrix(data = x_train, label = y_train),eval = xgb.DMatrix(data = x_test, label = y_test)),verbose = 1)</w:t>
       </w:r>
     </w:p>
     <w:p>
@@ -5285,565 +3173,83 @@
           <w:color w:val="000000" w:themeColor="text1"/>
           <w:highlight w:val="yellow"/>
         </w:rPr>
-        <w:t xml:space="preserve"># Train </w:t>
-      </w:r>
-      <w:proofErr w:type="spellStart"/>
+        <w:t># Predict on Test Data</w:t>
+      </w:r>
+    </w:p>
+    <w:p>
+      <w:pPr>
+        <w:tabs>
+          <w:tab w:val="left" w:pos="2498"/>
+        </w:tabs>
+        <w:spacing w:after="0"/>
+        <w:rPr>
+          <w:rFonts w:ascii="Calibri" w:hAnsi="Calibri" w:cs="Calibri"/>
+          <w:color w:val="000000" w:themeColor="text1"/>
+        </w:rPr>
+      </w:pPr>
+      <w:r>
+        <w:rPr>
+          <w:rFonts w:ascii="Calibri" w:hAnsi="Calibri" w:cs="Calibri"/>
+          <w:color w:val="000000" w:themeColor="text1"/>
+        </w:rPr>
+        <w:t>y_test_pred &lt;- predict(xgb_model, xgb.DMatrix(data = x_test))</w:t>
+      </w:r>
+    </w:p>
+    <w:p>
+      <w:pPr>
+        <w:tabs>
+          <w:tab w:val="left" w:pos="2498"/>
+        </w:tabs>
+        <w:spacing w:after="0"/>
+        <w:rPr>
+          <w:rFonts w:ascii="Calibri" w:hAnsi="Calibri" w:cs="Calibri"/>
+          <w:color w:val="000000" w:themeColor="text1"/>
+        </w:rPr>
+      </w:pPr>
+      <w:r>
+        <w:rPr>
+          <w:rFonts w:ascii="Calibri" w:hAnsi="Calibri" w:cs="Calibri"/>
+          <w:color w:val="000000" w:themeColor="text1"/>
+        </w:rPr>
+        <w:t>rmse &lt;- sqrt(mean((y_test_pred - y_test)^2))</w:t>
+      </w:r>
+    </w:p>
+    <w:p>
+      <w:pPr>
+        <w:tabs>
+          <w:tab w:val="left" w:pos="2498"/>
+        </w:tabs>
+        <w:spacing w:after="0"/>
+        <w:rPr>
+          <w:rFonts w:ascii="Calibri" w:hAnsi="Calibri" w:cs="Calibri"/>
+          <w:color w:val="000000" w:themeColor="text1"/>
+        </w:rPr>
+      </w:pPr>
+      <w:r>
+        <w:rPr>
+          <w:rFonts w:ascii="Calibri" w:hAnsi="Calibri" w:cs="Calibri"/>
+          <w:color w:val="000000" w:themeColor="text1"/>
+        </w:rPr>
+        <w:t>print(paste("Test RMSE:", rmse))</w:t>
+      </w:r>
+    </w:p>
+    <w:p>
+      <w:pPr>
+        <w:tabs>
+          <w:tab w:val="left" w:pos="2498"/>
+        </w:tabs>
+        <w:spacing w:after="0"/>
+        <w:rPr>
+          <w:rFonts w:ascii="Calibri" w:hAnsi="Calibri" w:cs="Calibri"/>
+          <w:color w:val="000000" w:themeColor="text1"/>
+        </w:rPr>
+      </w:pPr>
       <w:r>
         <w:rPr>
           <w:rFonts w:ascii="Calibri" w:hAnsi="Calibri" w:cs="Calibri"/>
           <w:color w:val="000000" w:themeColor="text1"/>
           <w:highlight w:val="yellow"/>
         </w:rPr>
-        <w:t>XGBoost</w:t>
-      </w:r>
-      <w:proofErr w:type="spellEnd"/>
-      <w:r>
-        <w:rPr>
-          <w:rFonts w:ascii="Calibri" w:hAnsi="Calibri" w:cs="Calibri"/>
-          <w:color w:val="000000" w:themeColor="text1"/>
-          <w:highlight w:val="yellow"/>
-        </w:rPr>
-        <w:t xml:space="preserve"> Model with Early Stopping</w:t>
-      </w:r>
-    </w:p>
-    <w:p>
-      <w:pPr>
-        <w:tabs>
-          <w:tab w:val="left" w:pos="2498"/>
-        </w:tabs>
-        <w:spacing w:after="0"/>
-        <w:rPr>
-          <w:rFonts w:ascii="Calibri" w:hAnsi="Calibri" w:cs="Calibri"/>
-          <w:color w:val="000000" w:themeColor="text1"/>
-        </w:rPr>
-      </w:pPr>
-      <w:proofErr w:type="spellStart"/>
-      <w:proofErr w:type="gramStart"/>
-      <w:r>
-        <w:rPr>
-          <w:rFonts w:ascii="Calibri" w:hAnsi="Calibri" w:cs="Calibri"/>
-          <w:color w:val="000000" w:themeColor="text1"/>
-        </w:rPr>
-        <w:t>set.seed</w:t>
-      </w:r>
-      <w:proofErr w:type="spellEnd"/>
-      <w:proofErr w:type="gramEnd"/>
-      <w:r>
-        <w:rPr>
-          <w:rFonts w:ascii="Calibri" w:hAnsi="Calibri" w:cs="Calibri"/>
-          <w:color w:val="000000" w:themeColor="text1"/>
-        </w:rPr>
-        <w:t>(123)</w:t>
-      </w:r>
-    </w:p>
-    <w:p>
-      <w:pPr>
-        <w:tabs>
-          <w:tab w:val="left" w:pos="2498"/>
-        </w:tabs>
-        <w:spacing w:after="0"/>
-        <w:rPr>
-          <w:rFonts w:ascii="Calibri" w:hAnsi="Calibri" w:cs="Calibri"/>
-          <w:color w:val="000000" w:themeColor="text1"/>
-        </w:rPr>
-      </w:pPr>
-      <w:proofErr w:type="spellStart"/>
-      <w:r>
-        <w:rPr>
-          <w:rFonts w:ascii="Calibri" w:hAnsi="Calibri" w:cs="Calibri"/>
-          <w:color w:val="000000" w:themeColor="text1"/>
-        </w:rPr>
-        <w:t>xgb_model</w:t>
-      </w:r>
-      <w:proofErr w:type="spellEnd"/>
-      <w:r>
-        <w:rPr>
-          <w:rFonts w:ascii="Calibri" w:hAnsi="Calibri" w:cs="Calibri"/>
-          <w:color w:val="000000" w:themeColor="text1"/>
-        </w:rPr>
-        <w:t xml:space="preserve"> &lt;- </w:t>
-      </w:r>
-      <w:proofErr w:type="spellStart"/>
-      <w:r>
-        <w:rPr>
-          <w:rFonts w:ascii="Calibri" w:hAnsi="Calibri" w:cs="Calibri"/>
-          <w:color w:val="000000" w:themeColor="text1"/>
-        </w:rPr>
-        <w:t>xgb.train</w:t>
-      </w:r>
-      <w:proofErr w:type="spellEnd"/>
-      <w:r>
-        <w:rPr>
-          <w:rFonts w:ascii="Calibri" w:hAnsi="Calibri" w:cs="Calibri"/>
-          <w:color w:val="000000" w:themeColor="text1"/>
-        </w:rPr>
-        <w:t xml:space="preserve">(params = </w:t>
-      </w:r>
-      <w:proofErr w:type="spellStart"/>
-      <w:r>
-        <w:rPr>
-          <w:rFonts w:ascii="Calibri" w:hAnsi="Calibri" w:cs="Calibri"/>
-          <w:color w:val="000000" w:themeColor="text1"/>
-        </w:rPr>
-        <w:t>params,data</w:t>
-      </w:r>
-      <w:proofErr w:type="spellEnd"/>
-      <w:r>
-        <w:rPr>
-          <w:rFonts w:ascii="Calibri" w:hAnsi="Calibri" w:cs="Calibri"/>
-          <w:color w:val="000000" w:themeColor="text1"/>
-        </w:rPr>
-        <w:t xml:space="preserve"> = </w:t>
-      </w:r>
-      <w:proofErr w:type="spellStart"/>
-      <w:r>
-        <w:rPr>
-          <w:rFonts w:ascii="Calibri" w:hAnsi="Calibri" w:cs="Calibri"/>
-          <w:color w:val="000000" w:themeColor="text1"/>
-        </w:rPr>
-        <w:t>xgb.DMatrix</w:t>
-      </w:r>
-      <w:proofErr w:type="spellEnd"/>
-      <w:r>
-        <w:rPr>
-          <w:rFonts w:ascii="Calibri" w:hAnsi="Calibri" w:cs="Calibri"/>
-          <w:color w:val="000000" w:themeColor="text1"/>
-        </w:rPr>
-        <w:t xml:space="preserve">(data = </w:t>
-      </w:r>
-      <w:proofErr w:type="spellStart"/>
-      <w:r>
-        <w:rPr>
-          <w:rFonts w:ascii="Calibri" w:hAnsi="Calibri" w:cs="Calibri"/>
-          <w:color w:val="000000" w:themeColor="text1"/>
-        </w:rPr>
-        <w:t>x_train</w:t>
-      </w:r>
-      <w:proofErr w:type="spellEnd"/>
-      <w:r>
-        <w:rPr>
-          <w:rFonts w:ascii="Calibri" w:hAnsi="Calibri" w:cs="Calibri"/>
-          <w:color w:val="000000" w:themeColor="text1"/>
-        </w:rPr>
-        <w:t xml:space="preserve">, label = </w:t>
-      </w:r>
-      <w:proofErr w:type="spellStart"/>
-      <w:r>
-        <w:rPr>
-          <w:rFonts w:ascii="Calibri" w:hAnsi="Calibri" w:cs="Calibri"/>
-          <w:color w:val="000000" w:themeColor="text1"/>
-        </w:rPr>
-        <w:t>y_train</w:t>
-      </w:r>
-      <w:proofErr w:type="spellEnd"/>
-      <w:r>
-        <w:rPr>
-          <w:rFonts w:ascii="Calibri" w:hAnsi="Calibri" w:cs="Calibri"/>
-          <w:color w:val="000000" w:themeColor="text1"/>
-        </w:rPr>
-        <w:t>),</w:t>
-      </w:r>
-      <w:proofErr w:type="spellStart"/>
-      <w:r>
-        <w:rPr>
-          <w:rFonts w:ascii="Calibri" w:hAnsi="Calibri" w:cs="Calibri"/>
-          <w:color w:val="000000" w:themeColor="text1"/>
-        </w:rPr>
-        <w:t>nrounds</w:t>
-      </w:r>
-      <w:proofErr w:type="spellEnd"/>
-      <w:r>
-        <w:rPr>
-          <w:rFonts w:ascii="Calibri" w:hAnsi="Calibri" w:cs="Calibri"/>
-          <w:color w:val="000000" w:themeColor="text1"/>
-        </w:rPr>
-        <w:t xml:space="preserve"> = 8000,             </w:t>
-      </w:r>
-      <w:proofErr w:type="spellStart"/>
-      <w:r>
-        <w:rPr>
-          <w:rFonts w:ascii="Calibri" w:hAnsi="Calibri" w:cs="Calibri"/>
-          <w:color w:val="000000" w:themeColor="text1"/>
-        </w:rPr>
-        <w:t>early_stopping_rounds</w:t>
-      </w:r>
-      <w:proofErr w:type="spellEnd"/>
-      <w:r>
-        <w:rPr>
-          <w:rFonts w:ascii="Calibri" w:hAnsi="Calibri" w:cs="Calibri"/>
-          <w:color w:val="000000" w:themeColor="text1"/>
-        </w:rPr>
-        <w:t xml:space="preserve"> = 100, watchlist = list(train = </w:t>
-      </w:r>
-      <w:proofErr w:type="spellStart"/>
-      <w:r>
-        <w:rPr>
-          <w:rFonts w:ascii="Calibri" w:hAnsi="Calibri" w:cs="Calibri"/>
-          <w:color w:val="000000" w:themeColor="text1"/>
-        </w:rPr>
-        <w:t>xgb.DMatrix</w:t>
-      </w:r>
-      <w:proofErr w:type="spellEnd"/>
-      <w:r>
-        <w:rPr>
-          <w:rFonts w:ascii="Calibri" w:hAnsi="Calibri" w:cs="Calibri"/>
-          <w:color w:val="000000" w:themeColor="text1"/>
-        </w:rPr>
-        <w:t xml:space="preserve">(data = </w:t>
-      </w:r>
-      <w:proofErr w:type="spellStart"/>
-      <w:r>
-        <w:rPr>
-          <w:rFonts w:ascii="Calibri" w:hAnsi="Calibri" w:cs="Calibri"/>
-          <w:color w:val="000000" w:themeColor="text1"/>
-        </w:rPr>
-        <w:t>x_train</w:t>
-      </w:r>
-      <w:proofErr w:type="spellEnd"/>
-      <w:r>
-        <w:rPr>
-          <w:rFonts w:ascii="Calibri" w:hAnsi="Calibri" w:cs="Calibri"/>
-          <w:color w:val="000000" w:themeColor="text1"/>
-        </w:rPr>
-        <w:t xml:space="preserve">, label = </w:t>
-      </w:r>
-      <w:proofErr w:type="spellStart"/>
-      <w:r>
-        <w:rPr>
-          <w:rFonts w:ascii="Calibri" w:hAnsi="Calibri" w:cs="Calibri"/>
-          <w:color w:val="000000" w:themeColor="text1"/>
-        </w:rPr>
-        <w:t>y_train</w:t>
-      </w:r>
-      <w:proofErr w:type="spellEnd"/>
-      <w:r>
-        <w:rPr>
-          <w:rFonts w:ascii="Calibri" w:hAnsi="Calibri" w:cs="Calibri"/>
-          <w:color w:val="000000" w:themeColor="text1"/>
-        </w:rPr>
-        <w:t xml:space="preserve">),eval = </w:t>
-      </w:r>
-      <w:proofErr w:type="spellStart"/>
-      <w:r>
-        <w:rPr>
-          <w:rFonts w:ascii="Calibri" w:hAnsi="Calibri" w:cs="Calibri"/>
-          <w:color w:val="000000" w:themeColor="text1"/>
-        </w:rPr>
-        <w:t>xgb.DMatrix</w:t>
-      </w:r>
-      <w:proofErr w:type="spellEnd"/>
-      <w:r>
-        <w:rPr>
-          <w:rFonts w:ascii="Calibri" w:hAnsi="Calibri" w:cs="Calibri"/>
-          <w:color w:val="000000" w:themeColor="text1"/>
-        </w:rPr>
-        <w:t xml:space="preserve">(data = </w:t>
-      </w:r>
-      <w:proofErr w:type="spellStart"/>
-      <w:r>
-        <w:rPr>
-          <w:rFonts w:ascii="Calibri" w:hAnsi="Calibri" w:cs="Calibri"/>
-          <w:color w:val="000000" w:themeColor="text1"/>
-        </w:rPr>
-        <w:t>x_test</w:t>
-      </w:r>
-      <w:proofErr w:type="spellEnd"/>
-      <w:r>
-        <w:rPr>
-          <w:rFonts w:ascii="Calibri" w:hAnsi="Calibri" w:cs="Calibri"/>
-          <w:color w:val="000000" w:themeColor="text1"/>
-        </w:rPr>
-        <w:t xml:space="preserve">, label = </w:t>
-      </w:r>
-      <w:proofErr w:type="spellStart"/>
-      <w:r>
-        <w:rPr>
-          <w:rFonts w:ascii="Calibri" w:hAnsi="Calibri" w:cs="Calibri"/>
-          <w:color w:val="000000" w:themeColor="text1"/>
-        </w:rPr>
-        <w:t>y_test</w:t>
-      </w:r>
-      <w:proofErr w:type="spellEnd"/>
-      <w:r>
-        <w:rPr>
-          <w:rFonts w:ascii="Calibri" w:hAnsi="Calibri" w:cs="Calibri"/>
-          <w:color w:val="000000" w:themeColor="text1"/>
-        </w:rPr>
-        <w:t>)),verbose = 1)</w:t>
-      </w:r>
-    </w:p>
-    <w:p>
-      <w:pPr>
-        <w:tabs>
-          <w:tab w:val="left" w:pos="2498"/>
-        </w:tabs>
-        <w:spacing w:after="0"/>
-        <w:rPr>
-          <w:rFonts w:ascii="Calibri" w:hAnsi="Calibri" w:cs="Calibri"/>
-          <w:color w:val="000000" w:themeColor="text1"/>
-        </w:rPr>
-      </w:pPr>
-    </w:p>
-    <w:p>
-      <w:pPr>
-        <w:tabs>
-          <w:tab w:val="left" w:pos="2498"/>
-        </w:tabs>
-        <w:spacing w:after="0"/>
-        <w:rPr>
-          <w:rFonts w:ascii="Calibri" w:hAnsi="Calibri" w:cs="Calibri"/>
-          <w:color w:val="000000" w:themeColor="text1"/>
-        </w:rPr>
-      </w:pPr>
-      <w:r>
-        <w:rPr>
-          <w:rFonts w:ascii="Calibri" w:hAnsi="Calibri" w:cs="Calibri"/>
-          <w:color w:val="000000" w:themeColor="text1"/>
-          <w:highlight w:val="yellow"/>
-        </w:rPr>
-        <w:t># Predict on Test Data</w:t>
-      </w:r>
-    </w:p>
-    <w:p>
-      <w:pPr>
-        <w:tabs>
-          <w:tab w:val="left" w:pos="2498"/>
-        </w:tabs>
-        <w:spacing w:after="0"/>
-        <w:rPr>
-          <w:rFonts w:ascii="Calibri" w:hAnsi="Calibri" w:cs="Calibri"/>
-          <w:color w:val="000000" w:themeColor="text1"/>
-        </w:rPr>
-      </w:pPr>
-      <w:proofErr w:type="spellStart"/>
-      <w:r>
-        <w:rPr>
-          <w:rFonts w:ascii="Calibri" w:hAnsi="Calibri" w:cs="Calibri"/>
-          <w:color w:val="000000" w:themeColor="text1"/>
-        </w:rPr>
-        <w:t>y_test_pred</w:t>
-      </w:r>
-      <w:proofErr w:type="spellEnd"/>
-      <w:r>
-        <w:rPr>
-          <w:rFonts w:ascii="Calibri" w:hAnsi="Calibri" w:cs="Calibri"/>
-          <w:color w:val="000000" w:themeColor="text1"/>
-        </w:rPr>
-        <w:t xml:space="preserve"> &lt;- </w:t>
-      </w:r>
-      <w:proofErr w:type="gramStart"/>
-      <w:r>
-        <w:rPr>
-          <w:rFonts w:ascii="Calibri" w:hAnsi="Calibri" w:cs="Calibri"/>
-          <w:color w:val="000000" w:themeColor="text1"/>
-        </w:rPr>
-        <w:t>predict(</w:t>
-      </w:r>
-      <w:proofErr w:type="spellStart"/>
-      <w:proofErr w:type="gramEnd"/>
-      <w:r>
-        <w:rPr>
-          <w:rFonts w:ascii="Calibri" w:hAnsi="Calibri" w:cs="Calibri"/>
-          <w:color w:val="000000" w:themeColor="text1"/>
-        </w:rPr>
-        <w:t>xgb_model</w:t>
-      </w:r>
-      <w:proofErr w:type="spellEnd"/>
-      <w:r>
-        <w:rPr>
-          <w:rFonts w:ascii="Calibri" w:hAnsi="Calibri" w:cs="Calibri"/>
-          <w:color w:val="000000" w:themeColor="text1"/>
-        </w:rPr>
-        <w:t xml:space="preserve">, </w:t>
-      </w:r>
-      <w:proofErr w:type="spellStart"/>
-      <w:proofErr w:type="gramStart"/>
-      <w:r>
-        <w:rPr>
-          <w:rFonts w:ascii="Calibri" w:hAnsi="Calibri" w:cs="Calibri"/>
-          <w:color w:val="000000" w:themeColor="text1"/>
-        </w:rPr>
-        <w:t>xgb.DMatrix</w:t>
-      </w:r>
-      <w:proofErr w:type="spellEnd"/>
-      <w:proofErr w:type="gramEnd"/>
-      <w:r>
-        <w:rPr>
-          <w:rFonts w:ascii="Calibri" w:hAnsi="Calibri" w:cs="Calibri"/>
-          <w:color w:val="000000" w:themeColor="text1"/>
-        </w:rPr>
-        <w:t xml:space="preserve">(data = </w:t>
-      </w:r>
-      <w:proofErr w:type="spellStart"/>
-      <w:r>
-        <w:rPr>
-          <w:rFonts w:ascii="Calibri" w:hAnsi="Calibri" w:cs="Calibri"/>
-          <w:color w:val="000000" w:themeColor="text1"/>
-        </w:rPr>
-        <w:t>x_test</w:t>
-      </w:r>
-      <w:proofErr w:type="spellEnd"/>
-      <w:r>
-        <w:rPr>
-          <w:rFonts w:ascii="Calibri" w:hAnsi="Calibri" w:cs="Calibri"/>
-          <w:color w:val="000000" w:themeColor="text1"/>
-        </w:rPr>
-        <w:t>))</w:t>
-      </w:r>
-    </w:p>
-    <w:p>
-      <w:pPr>
-        <w:tabs>
-          <w:tab w:val="left" w:pos="2498"/>
-        </w:tabs>
-        <w:spacing w:after="0"/>
-        <w:rPr>
-          <w:rFonts w:ascii="Calibri" w:hAnsi="Calibri" w:cs="Calibri"/>
-          <w:color w:val="000000" w:themeColor="text1"/>
-        </w:rPr>
-      </w:pPr>
-      <w:proofErr w:type="spellStart"/>
-      <w:r>
-        <w:rPr>
-          <w:rFonts w:ascii="Calibri" w:hAnsi="Calibri" w:cs="Calibri"/>
-          <w:color w:val="000000" w:themeColor="text1"/>
-        </w:rPr>
-        <w:t>rmse</w:t>
-      </w:r>
-      <w:proofErr w:type="spellEnd"/>
-      <w:r>
-        <w:rPr>
-          <w:rFonts w:ascii="Calibri" w:hAnsi="Calibri" w:cs="Calibri"/>
-          <w:color w:val="000000" w:themeColor="text1"/>
-        </w:rPr>
-        <w:t xml:space="preserve"> &lt;- </w:t>
-      </w:r>
-      <w:proofErr w:type="gramStart"/>
-      <w:r>
-        <w:rPr>
-          <w:rFonts w:ascii="Calibri" w:hAnsi="Calibri" w:cs="Calibri"/>
-          <w:color w:val="000000" w:themeColor="text1"/>
-        </w:rPr>
-        <w:t>sqrt(mean(</w:t>
-      </w:r>
-      <w:proofErr w:type="gramEnd"/>
-      <w:r>
-        <w:rPr>
-          <w:rFonts w:ascii="Calibri" w:hAnsi="Calibri" w:cs="Calibri"/>
-          <w:color w:val="000000" w:themeColor="text1"/>
-        </w:rPr>
-        <w:t>(</w:t>
-      </w:r>
-      <w:proofErr w:type="spellStart"/>
-      <w:r>
-        <w:rPr>
-          <w:rFonts w:ascii="Calibri" w:hAnsi="Calibri" w:cs="Calibri"/>
-          <w:color w:val="000000" w:themeColor="text1"/>
-        </w:rPr>
-        <w:t>y_test_pred</w:t>
-      </w:r>
-      <w:proofErr w:type="spellEnd"/>
-      <w:r>
-        <w:rPr>
-          <w:rFonts w:ascii="Calibri" w:hAnsi="Calibri" w:cs="Calibri"/>
-          <w:color w:val="000000" w:themeColor="text1"/>
-        </w:rPr>
-        <w:t xml:space="preserve"> - </w:t>
-      </w:r>
-      <w:proofErr w:type="spellStart"/>
-      <w:r>
-        <w:rPr>
-          <w:rFonts w:ascii="Calibri" w:hAnsi="Calibri" w:cs="Calibri"/>
-          <w:color w:val="000000" w:themeColor="text1"/>
-        </w:rPr>
-        <w:t>y_</w:t>
-      </w:r>
-      <w:proofErr w:type="gramStart"/>
-      <w:r>
-        <w:rPr>
-          <w:rFonts w:ascii="Calibri" w:hAnsi="Calibri" w:cs="Calibri"/>
-          <w:color w:val="000000" w:themeColor="text1"/>
-        </w:rPr>
-        <w:t>test</w:t>
-      </w:r>
-      <w:proofErr w:type="spellEnd"/>
-      <w:r>
-        <w:rPr>
-          <w:rFonts w:ascii="Calibri" w:hAnsi="Calibri" w:cs="Calibri"/>
-          <w:color w:val="000000" w:themeColor="text1"/>
-        </w:rPr>
-        <w:t>)^</w:t>
-      </w:r>
-      <w:proofErr w:type="gramEnd"/>
-      <w:r>
-        <w:rPr>
-          <w:rFonts w:ascii="Calibri" w:hAnsi="Calibri" w:cs="Calibri"/>
-          <w:color w:val="000000" w:themeColor="text1"/>
-        </w:rPr>
-        <w:t>2))</w:t>
-      </w:r>
-    </w:p>
-    <w:p>
-      <w:pPr>
-        <w:tabs>
-          <w:tab w:val="left" w:pos="2498"/>
-        </w:tabs>
-        <w:spacing w:after="0"/>
-        <w:rPr>
-          <w:rFonts w:ascii="Calibri" w:hAnsi="Calibri" w:cs="Calibri"/>
-          <w:color w:val="000000" w:themeColor="text1"/>
-        </w:rPr>
-      </w:pPr>
-      <w:proofErr w:type="gramStart"/>
-      <w:r>
-        <w:rPr>
-          <w:rFonts w:ascii="Calibri" w:hAnsi="Calibri" w:cs="Calibri"/>
-          <w:color w:val="000000" w:themeColor="text1"/>
-        </w:rPr>
-        <w:t>print(paste(</w:t>
-      </w:r>
-      <w:proofErr w:type="gramEnd"/>
-      <w:r>
-        <w:rPr>
-          <w:rFonts w:ascii="Calibri" w:hAnsi="Calibri" w:cs="Calibri"/>
-          <w:color w:val="000000" w:themeColor="text1"/>
-        </w:rPr>
-        <w:t xml:space="preserve">"Test RMSE:", </w:t>
-      </w:r>
-      <w:proofErr w:type="spellStart"/>
-      <w:r>
-        <w:rPr>
-          <w:rFonts w:ascii="Calibri" w:hAnsi="Calibri" w:cs="Calibri"/>
-          <w:color w:val="000000" w:themeColor="text1"/>
-        </w:rPr>
-        <w:t>rmse</w:t>
-      </w:r>
-      <w:proofErr w:type="spellEnd"/>
-      <w:r>
-        <w:rPr>
-          <w:rFonts w:ascii="Calibri" w:hAnsi="Calibri" w:cs="Calibri"/>
-          <w:color w:val="000000" w:themeColor="text1"/>
-        </w:rPr>
-        <w:t>))</w:t>
-      </w:r>
-    </w:p>
-    <w:p>
-      <w:pPr>
-        <w:tabs>
-          <w:tab w:val="left" w:pos="2498"/>
-        </w:tabs>
-        <w:spacing w:after="0"/>
-        <w:rPr>
-          <w:rFonts w:ascii="Calibri" w:hAnsi="Calibri" w:cs="Calibri"/>
-          <w:color w:val="000000" w:themeColor="text1"/>
-        </w:rPr>
-      </w:pPr>
-      <w:r>
-        <w:rPr>
-          <w:rFonts w:ascii="Calibri" w:hAnsi="Calibri" w:cs="Calibri"/>
-          <w:color w:val="000000" w:themeColor="text1"/>
-          <w:highlight w:val="yellow"/>
-        </w:rPr>
         <w:t># Predict on Scoring Data if RMSE is Acceptable</w:t>
       </w:r>
     </w:p>
@@ -5858,80 +3264,12 @@
           <w:color w:val="000000" w:themeColor="text1"/>
         </w:rPr>
       </w:pPr>
-      <w:proofErr w:type="spellStart"/>
-      <w:r>
-        <w:rPr>
-          <w:rFonts w:ascii="Calibri" w:hAnsi="Calibri" w:cs="Calibri"/>
-          <w:color w:val="000000" w:themeColor="text1"/>
-        </w:rPr>
-        <w:t>scoring_predictions</w:t>
-      </w:r>
-      <w:proofErr w:type="spellEnd"/>
-      <w:r>
-        <w:rPr>
-          <w:rFonts w:ascii="Calibri" w:hAnsi="Calibri" w:cs="Calibri"/>
-          <w:color w:val="000000" w:themeColor="text1"/>
-        </w:rPr>
-        <w:t xml:space="preserve"> &lt;- </w:t>
-      </w:r>
-      <w:proofErr w:type="gramStart"/>
-      <w:r>
-        <w:rPr>
-          <w:rFonts w:ascii="Calibri" w:hAnsi="Calibri" w:cs="Calibri"/>
-          <w:color w:val="000000" w:themeColor="text1"/>
-        </w:rPr>
-        <w:t>predict(</w:t>
-      </w:r>
-      <w:proofErr w:type="spellStart"/>
-      <w:proofErr w:type="gramEnd"/>
-      <w:r>
-        <w:rPr>
-          <w:rFonts w:ascii="Calibri" w:hAnsi="Calibri" w:cs="Calibri"/>
-          <w:color w:val="000000" w:themeColor="text1"/>
-        </w:rPr>
-        <w:t>xgb_model</w:t>
-      </w:r>
-      <w:proofErr w:type="spellEnd"/>
-      <w:r>
-        <w:rPr>
-          <w:rFonts w:ascii="Calibri" w:hAnsi="Calibri" w:cs="Calibri"/>
-          <w:color w:val="000000" w:themeColor="text1"/>
-        </w:rPr>
-        <w:t xml:space="preserve">, </w:t>
-      </w:r>
-      <w:proofErr w:type="spellStart"/>
-      <w:proofErr w:type="gramStart"/>
-      <w:r>
-        <w:rPr>
-          <w:rFonts w:ascii="Calibri" w:hAnsi="Calibri" w:cs="Calibri"/>
-          <w:color w:val="000000" w:themeColor="text1"/>
-        </w:rPr>
-        <w:t>xgb.DMatrix</w:t>
-      </w:r>
-      <w:proofErr w:type="spellEnd"/>
-      <w:proofErr w:type="gramEnd"/>
-      <w:r>
-        <w:rPr>
-          <w:rFonts w:ascii="Calibri" w:hAnsi="Calibri" w:cs="Calibri"/>
-          <w:color w:val="000000" w:themeColor="text1"/>
-        </w:rPr>
-        <w:t xml:space="preserve">(data = </w:t>
-      </w:r>
-      <w:proofErr w:type="spellStart"/>
-      <w:r>
-        <w:rPr>
-          <w:rFonts w:ascii="Calibri" w:hAnsi="Calibri" w:cs="Calibri"/>
-          <w:color w:val="000000" w:themeColor="text1"/>
-        </w:rPr>
-        <w:t>scoring_x</w:t>
-      </w:r>
-      <w:proofErr w:type="spellEnd"/>
-      <w:r>
-        <w:rPr>
-          <w:rFonts w:ascii="Calibri" w:hAnsi="Calibri" w:cs="Calibri"/>
-          <w:color w:val="000000" w:themeColor="text1"/>
-        </w:rPr>
-        <w:t>))</w:t>
+      <w:r>
+        <w:rPr>
+          <w:rFonts w:ascii="Calibri" w:hAnsi="Calibri" w:cs="Calibri"/>
+          <w:color w:val="000000" w:themeColor="text1"/>
+        </w:rPr>
+        <w:t>scoring_predictions &lt;- predict(xgb_model, xgb.DMatrix(data = scoring_x))</w:t>
       </w:r>
     </w:p>
     <w:p>
@@ -6133,39 +3471,7 @@
           <w:rFonts w:ascii="Calibri" w:hAnsi="Calibri" w:cs="Calibri"/>
           <w:color w:val="000000" w:themeColor="text1"/>
         </w:rPr>
-        <w:t xml:space="preserve">lowest </w:t>
-      </w:r>
-      <w:proofErr w:type="gramStart"/>
-      <w:r>
-        <w:rPr>
-          <w:rFonts w:ascii="Calibri" w:hAnsi="Calibri" w:cs="Calibri"/>
-          <w:color w:val="000000" w:themeColor="text1"/>
-        </w:rPr>
-        <w:t>RMSE ,</w:t>
-      </w:r>
-      <w:proofErr w:type="gramEnd"/>
-      <w:r>
-        <w:rPr>
-          <w:rFonts w:ascii="Calibri" w:hAnsi="Calibri" w:cs="Calibri"/>
-          <w:color w:val="000000" w:themeColor="text1"/>
-        </w:rPr>
-        <w:t xml:space="preserve"> </w:t>
-      </w:r>
-      <w:proofErr w:type="spellStart"/>
-      <w:r>
-        <w:rPr>
-          <w:rFonts w:ascii="Calibri" w:hAnsi="Calibri" w:cs="Calibri"/>
-          <w:color w:val="000000" w:themeColor="text1"/>
-        </w:rPr>
-        <w:t>XGBoost</w:t>
-      </w:r>
-      <w:proofErr w:type="spellEnd"/>
-      <w:r>
-        <w:rPr>
-          <w:rFonts w:ascii="Calibri" w:hAnsi="Calibri" w:cs="Calibri"/>
-          <w:color w:val="000000" w:themeColor="text1"/>
-        </w:rPr>
-        <w:t xml:space="preserve"> </w:t>
+        <w:t xml:space="preserve">lowest RMSE , XGBoost </w:t>
       </w:r>
       <w:r>
         <w:rPr>
@@ -6200,21 +3506,12 @@
         </w:rPr>
         <w:t>“</w:t>
       </w:r>
-      <w:proofErr w:type="spellStart"/>
-      <w:r>
-        <w:rPr>
-          <w:rFonts w:ascii="Calibri" w:hAnsi="Calibri" w:cs="Calibri"/>
-          <w:color w:val="000000" w:themeColor="text1"/>
-        </w:rPr>
-        <w:t>XGBoost</w:t>
-      </w:r>
-      <w:proofErr w:type="spellEnd"/>
-      <w:r>
-        <w:rPr>
-          <w:rFonts w:ascii="Calibri" w:hAnsi="Calibri" w:cs="Calibri"/>
-          <w:color w:val="000000" w:themeColor="text1"/>
-        </w:rPr>
-        <w:t xml:space="preserve"> &gt; GBM &gt; </w:t>
+      <w:r>
+        <w:rPr>
+          <w:rFonts w:ascii="Calibri" w:hAnsi="Calibri" w:cs="Calibri"/>
+          <w:color w:val="000000" w:themeColor="text1"/>
+        </w:rPr>
+        <w:t xml:space="preserve">XGBoost &gt; GBM &gt; </w:t>
       </w:r>
       <w:r>
         <w:rPr>
@@ -6240,7 +3537,6 @@
           <w:color w:val="000000" w:themeColor="text1"/>
         </w:rPr>
       </w:pPr>
-      <w:proofErr w:type="spellStart"/>
       <w:r>
         <w:rPr>
           <w:rFonts w:ascii="Calibri" w:hAnsi="Calibri" w:cs="Calibri"/>
@@ -6248,7 +3544,6 @@
         </w:rPr>
         <w:t>XGBoost</w:t>
       </w:r>
-      <w:proofErr w:type="spellEnd"/>
       <w:r>
         <w:rPr>
           <w:rFonts w:ascii="Calibri" w:hAnsi="Calibri" w:cs="Calibri"/>
@@ -6261,23 +3556,7 @@
           <w:rFonts w:ascii="Calibri" w:hAnsi="Calibri" w:cs="Calibri"/>
           <w:color w:val="000000" w:themeColor="text1"/>
         </w:rPr>
-        <w:t xml:space="preserve">aster training times compared to </w:t>
-      </w:r>
-      <w:proofErr w:type="spellStart"/>
-      <w:r>
-        <w:rPr>
-          <w:rFonts w:ascii="Calibri" w:hAnsi="Calibri" w:cs="Calibri"/>
-          <w:color w:val="000000" w:themeColor="text1"/>
-        </w:rPr>
-        <w:t>gbm</w:t>
-      </w:r>
-      <w:proofErr w:type="spellEnd"/>
-      <w:r>
-        <w:rPr>
-          <w:rFonts w:ascii="Calibri" w:hAnsi="Calibri" w:cs="Calibri"/>
-          <w:color w:val="000000" w:themeColor="text1"/>
-        </w:rPr>
-        <w:t xml:space="preserve"> due to optimizations like approximate tree learning</w:t>
+        <w:t>aster training times compared to gbm due to optimizations like approximate tree learning</w:t>
       </w:r>
     </w:p>
     <w:p>
@@ -6296,7 +3575,6 @@
           <w:color w:val="000000" w:themeColor="text1"/>
         </w:rPr>
       </w:pPr>
-      <w:proofErr w:type="spellStart"/>
       <w:r>
         <w:rPr>
           <w:rFonts w:ascii="Calibri" w:hAnsi="Calibri" w:cs="Calibri"/>
@@ -6304,7 +3582,6 @@
         </w:rPr>
         <w:t>XGBoost</w:t>
       </w:r>
-      <w:proofErr w:type="spellEnd"/>
       <w:r>
         <w:t xml:space="preserve"> </w:t>
       </w:r>
@@ -6363,7 +3640,6 @@
           <w:color w:val="000000" w:themeColor="text1"/>
         </w:rPr>
       </w:pPr>
-      <w:proofErr w:type="spellStart"/>
       <w:r>
         <w:rPr>
           <w:rFonts w:ascii="Calibri" w:hAnsi="Calibri" w:cs="Calibri"/>
@@ -6371,7 +3647,6 @@
         </w:rPr>
         <w:t>XGBoost</w:t>
       </w:r>
-      <w:proofErr w:type="spellEnd"/>
       <w:r>
         <w:t xml:space="preserve"> </w:t>
       </w:r>
@@ -6405,96 +3680,28 @@
           <w:rFonts w:ascii="Calibri" w:hAnsi="Calibri" w:cs="Calibri"/>
           <w:color w:val="000000" w:themeColor="text1"/>
         </w:rPr>
-        <w:t xml:space="preserve">Allows finer control over tree growth (e.g., </w:t>
-      </w:r>
-      <w:proofErr w:type="spellStart"/>
-      <w:r>
-        <w:rPr>
-          <w:rFonts w:ascii="Calibri" w:hAnsi="Calibri" w:cs="Calibri"/>
-          <w:color w:val="000000" w:themeColor="text1"/>
-        </w:rPr>
-        <w:t>colsample_bytree</w:t>
-      </w:r>
-      <w:proofErr w:type="spellEnd"/>
-      <w:r>
-        <w:rPr>
-          <w:rFonts w:ascii="Calibri" w:hAnsi="Calibri" w:cs="Calibri"/>
-          <w:color w:val="000000" w:themeColor="text1"/>
-        </w:rPr>
-        <w:t>, subsample).</w:t>
-      </w:r>
-      <w:r>
-        <w:rPr>
-          <w:rFonts w:ascii="Calibri" w:hAnsi="Calibri" w:cs="Calibri"/>
-          <w:color w:val="000000" w:themeColor="text1"/>
-        </w:rPr>
-        <w:t xml:space="preserve"> While </w:t>
-      </w:r>
-      <w:proofErr w:type="gramStart"/>
-      <w:r>
-        <w:rPr>
-          <w:rFonts w:ascii="Calibri" w:hAnsi="Calibri" w:cs="Calibri"/>
-          <w:color w:val="000000" w:themeColor="text1"/>
-        </w:rPr>
-        <w:t xml:space="preserve">GBM </w:t>
-      </w:r>
-      <w:r>
-        <w:rPr>
-          <w:rFonts w:ascii="Calibri" w:hAnsi="Calibri" w:cs="Calibri"/>
-          <w:color w:val="000000" w:themeColor="text1"/>
-        </w:rPr>
-        <w:t xml:space="preserve"> has</w:t>
-      </w:r>
-      <w:proofErr w:type="gramEnd"/>
-      <w:r>
-        <w:rPr>
-          <w:rFonts w:ascii="Calibri" w:hAnsi="Calibri" w:cs="Calibri"/>
-          <w:color w:val="000000" w:themeColor="text1"/>
-        </w:rPr>
-        <w:t xml:space="preserve"> f</w:t>
-      </w:r>
-      <w:r>
-        <w:rPr>
-          <w:rFonts w:ascii="Calibri" w:hAnsi="Calibri" w:cs="Calibri"/>
-          <w:color w:val="000000" w:themeColor="text1"/>
-        </w:rPr>
-        <w:t xml:space="preserve">ewer hyperparameters; primary controls are shrinkage (learning rate), </w:t>
-      </w:r>
-      <w:proofErr w:type="spellStart"/>
-      <w:proofErr w:type="gramStart"/>
-      <w:r>
-        <w:rPr>
-          <w:rFonts w:ascii="Calibri" w:hAnsi="Calibri" w:cs="Calibri"/>
-          <w:color w:val="000000" w:themeColor="text1"/>
-        </w:rPr>
-        <w:t>n.trees</w:t>
-      </w:r>
-      <w:proofErr w:type="spellEnd"/>
-      <w:proofErr w:type="gramEnd"/>
-      <w:r>
-        <w:rPr>
-          <w:rFonts w:ascii="Calibri" w:hAnsi="Calibri" w:cs="Calibri"/>
-          <w:color w:val="000000" w:themeColor="text1"/>
-        </w:rPr>
-        <w:t xml:space="preserve"> (number of iterations), and </w:t>
-      </w:r>
-      <w:proofErr w:type="spellStart"/>
-      <w:proofErr w:type="gramStart"/>
-      <w:r>
-        <w:rPr>
-          <w:rFonts w:ascii="Calibri" w:hAnsi="Calibri" w:cs="Calibri"/>
-          <w:color w:val="000000" w:themeColor="text1"/>
-        </w:rPr>
-        <w:t>interaction.depth</w:t>
-      </w:r>
-      <w:proofErr w:type="spellEnd"/>
-      <w:proofErr w:type="gramEnd"/>
-      <w:r>
-        <w:rPr>
-          <w:rFonts w:ascii="Calibri" w:hAnsi="Calibri" w:cs="Calibri"/>
-          <w:color w:val="000000" w:themeColor="text1"/>
-        </w:rPr>
-        <w:t xml:space="preserve"> (tree depth)</w:t>
+        <w:t>Allows finer control over tree growth (e.g., colsample_bytree, subsample).</w:t>
+      </w:r>
+      <w:r>
+        <w:rPr>
+          <w:rFonts w:ascii="Calibri" w:hAnsi="Calibri" w:cs="Calibri"/>
+          <w:color w:val="000000" w:themeColor="text1"/>
+        </w:rPr>
+        <w:t xml:space="preserve"> While GBM </w:t>
+      </w:r>
+      <w:r>
+        <w:rPr>
+          <w:rFonts w:ascii="Calibri" w:hAnsi="Calibri" w:cs="Calibri"/>
+          <w:color w:val="000000" w:themeColor="text1"/>
+        </w:rPr>
+        <w:t xml:space="preserve"> has f</w:t>
+      </w:r>
+      <w:r>
+        <w:rPr>
+          <w:rFonts w:ascii="Calibri" w:hAnsi="Calibri" w:cs="Calibri"/>
+          <w:color w:val="000000" w:themeColor="text1"/>
+        </w:rPr>
+        <w:t>ewer hyperparameters; primary controls are shrinkage (learning rate), n.trees (number of iterations), and interaction.depth (tree depth)</w:t>
       </w:r>
       <w:r>
         <w:rPr>
@@ -6508,17 +3715,8 @@
           <w:rFonts w:ascii="Calibri" w:hAnsi="Calibri" w:cs="Calibri"/>
           <w:color w:val="000000" w:themeColor="text1"/>
         </w:rPr>
-        <w:t xml:space="preserve">acks advanced regularization parameters like those in </w:t>
-      </w:r>
-      <w:proofErr w:type="spellStart"/>
-      <w:r>
-        <w:rPr>
-          <w:rFonts w:ascii="Calibri" w:hAnsi="Calibri" w:cs="Calibri"/>
-          <w:color w:val="000000" w:themeColor="text1"/>
-        </w:rPr>
-        <w:t>XGBoost</w:t>
-      </w:r>
-      <w:proofErr w:type="spellEnd"/>
+        <w:t>acks advanced regularization parameters like those in XGBoost</w:t>
+      </w:r>
       <w:r>
         <w:rPr>
           <w:rFonts w:ascii="Calibri" w:hAnsi="Calibri" w:cs="Calibri"/>
@@ -6614,7 +3812,6 @@
                 <w:color w:val="000000" w:themeColor="text1"/>
               </w:rPr>
             </w:pPr>
-            <w:proofErr w:type="spellStart"/>
             <w:r>
               <w:rPr>
                 <w:rFonts w:ascii="Calibri" w:hAnsi="Calibri" w:cs="Calibri"/>
@@ -6624,7 +3821,6 @@
               </w:rPr>
               <w:t>XGBoost</w:t>
             </w:r>
-            <w:proofErr w:type="spellEnd"/>
           </w:p>
         </w:tc>
         <w:tc>
@@ -6782,21 +3978,12 @@
                 <w:color w:val="000000" w:themeColor="text1"/>
               </w:rPr>
             </w:pPr>
-            <w:proofErr w:type="spellStart"/>
             <w:r>
               <w:rPr>
                 <w:rFonts w:ascii="Calibri" w:hAnsi="Calibri" w:cs="Calibri"/>
                 <w:color w:val="000000" w:themeColor="text1"/>
               </w:rPr>
-              <w:t>nrounds</w:t>
-            </w:r>
-            <w:proofErr w:type="spellEnd"/>
-            <w:r>
-              <w:rPr>
-                <w:rFonts w:ascii="Calibri" w:hAnsi="Calibri" w:cs="Calibri"/>
-                <w:color w:val="000000" w:themeColor="text1"/>
-              </w:rPr>
-              <w:t xml:space="preserve"> (e.g., 500)</w:t>
+              <w:t>nrounds (e.g., 500)</w:t>
             </w:r>
           </w:p>
         </w:tc>
@@ -6816,23 +4003,12 @@
                 <w:color w:val="000000" w:themeColor="text1"/>
               </w:rPr>
             </w:pPr>
-            <w:proofErr w:type="spellStart"/>
-            <w:proofErr w:type="gramStart"/>
             <w:r>
               <w:rPr>
                 <w:rFonts w:ascii="Calibri" w:hAnsi="Calibri" w:cs="Calibri"/>
                 <w:color w:val="000000" w:themeColor="text1"/>
               </w:rPr>
-              <w:t>n.trees</w:t>
-            </w:r>
-            <w:proofErr w:type="spellEnd"/>
-            <w:proofErr w:type="gramEnd"/>
-            <w:r>
-              <w:rPr>
-                <w:rFonts w:ascii="Calibri" w:hAnsi="Calibri" w:cs="Calibri"/>
-                <w:color w:val="000000" w:themeColor="text1"/>
-              </w:rPr>
-              <w:t xml:space="preserve"> (e.g., 500)</w:t>
+              <w:t>n.trees (e.g., 500)</w:t>
             </w:r>
           </w:p>
         </w:tc>
@@ -6882,21 +4058,12 @@
                 <w:color w:val="000000" w:themeColor="text1"/>
               </w:rPr>
             </w:pPr>
-            <w:proofErr w:type="spellStart"/>
             <w:r>
               <w:rPr>
                 <w:rFonts w:ascii="Calibri" w:hAnsi="Calibri" w:cs="Calibri"/>
                 <w:color w:val="000000" w:themeColor="text1"/>
               </w:rPr>
-              <w:t>max_depth</w:t>
-            </w:r>
-            <w:proofErr w:type="spellEnd"/>
-            <w:r>
-              <w:rPr>
-                <w:rFonts w:ascii="Calibri" w:hAnsi="Calibri" w:cs="Calibri"/>
-                <w:color w:val="000000" w:themeColor="text1"/>
-              </w:rPr>
-              <w:t xml:space="preserve"> (e.g., 6)</w:t>
+              <w:t>max_depth (e.g., 6)</w:t>
             </w:r>
           </w:p>
         </w:tc>
@@ -6916,23 +4083,12 @@
                 <w:color w:val="000000" w:themeColor="text1"/>
               </w:rPr>
             </w:pPr>
-            <w:proofErr w:type="spellStart"/>
-            <w:proofErr w:type="gramStart"/>
             <w:r>
               <w:rPr>
                 <w:rFonts w:ascii="Calibri" w:hAnsi="Calibri" w:cs="Calibri"/>
                 <w:color w:val="000000" w:themeColor="text1"/>
               </w:rPr>
-              <w:t>interaction.depth</w:t>
-            </w:r>
-            <w:proofErr w:type="spellEnd"/>
-            <w:proofErr w:type="gramEnd"/>
-            <w:r>
-              <w:rPr>
-                <w:rFonts w:ascii="Calibri" w:hAnsi="Calibri" w:cs="Calibri"/>
-                <w:color w:val="000000" w:themeColor="text1"/>
-              </w:rPr>
-              <w:t xml:space="preserve"> (e.g., 6)</w:t>
+              <w:t>interaction.depth (e.g., 6)</w:t>
             </w:r>
           </w:p>
         </w:tc>
@@ -6987,17 +4143,8 @@
                 <w:rFonts w:ascii="Calibri" w:hAnsi="Calibri" w:cs="Calibri"/>
                 <w:color w:val="000000" w:themeColor="text1"/>
               </w:rPr>
-              <w:t xml:space="preserve">subsample, </w:t>
+              <w:t>subsample, colsample_bytree</w:t>
             </w:r>
-            <w:proofErr w:type="spellStart"/>
-            <w:r>
-              <w:rPr>
-                <w:rFonts w:ascii="Calibri" w:hAnsi="Calibri" w:cs="Calibri"/>
-                <w:color w:val="000000" w:themeColor="text1"/>
-              </w:rPr>
-              <w:t>colsample_bytree</w:t>
-            </w:r>
-            <w:proofErr w:type="spellEnd"/>
           </w:p>
         </w:tc>
         <w:tc>
@@ -7256,7 +4403,6 @@
                 <w:color w:val="000000" w:themeColor="text1"/>
               </w:rPr>
             </w:pPr>
-            <w:proofErr w:type="spellStart"/>
             <w:r>
               <w:rPr>
                 <w:rFonts w:ascii="Calibri" w:hAnsi="Calibri" w:cs="Calibri"/>
@@ -7264,7 +4410,6 @@
               </w:rPr>
               <w:t>cv.folds</w:t>
             </w:r>
-            <w:proofErr w:type="spellEnd"/>
           </w:p>
         </w:tc>
       </w:tr>
@@ -7297,21 +4442,12 @@
           <w:color w:val="000000" w:themeColor="text1"/>
         </w:rPr>
       </w:pPr>
-      <w:proofErr w:type="spellStart"/>
-      <w:r>
-        <w:rPr>
-          <w:rFonts w:ascii="Calibri" w:hAnsi="Calibri" w:cs="Calibri"/>
-          <w:color w:val="000000" w:themeColor="text1"/>
-        </w:rPr>
-        <w:t>XGboost</w:t>
-      </w:r>
-      <w:proofErr w:type="spellEnd"/>
-      <w:r>
-        <w:rPr>
-          <w:rFonts w:ascii="Calibri" w:hAnsi="Calibri" w:cs="Calibri"/>
-          <w:color w:val="000000" w:themeColor="text1"/>
-        </w:rPr>
-        <w:t xml:space="preserve"> model being more robust it can be used for </w:t>
+      <w:r>
+        <w:rPr>
+          <w:rFonts w:ascii="Calibri" w:hAnsi="Calibri" w:cs="Calibri"/>
+          <w:color w:val="000000" w:themeColor="text1"/>
+        </w:rPr>
+        <w:t xml:space="preserve">XGboost model being more robust it can be used for </w:t>
       </w:r>
       <w:r>
         <w:rPr>
@@ -7496,23 +4632,7 @@
           <w:rFonts w:ascii="Calibri" w:hAnsi="Calibri" w:cs="Calibri"/>
           <w:color w:val="000000" w:themeColor="text1"/>
         </w:rPr>
-        <w:t xml:space="preserve">As </w:t>
-      </w:r>
-      <w:proofErr w:type="spellStart"/>
-      <w:r>
-        <w:rPr>
-          <w:rFonts w:ascii="Calibri" w:hAnsi="Calibri" w:cs="Calibri"/>
-          <w:color w:val="000000" w:themeColor="text1"/>
-        </w:rPr>
-        <w:t>XGBoost</w:t>
-      </w:r>
-      <w:proofErr w:type="spellEnd"/>
-      <w:r>
-        <w:rPr>
-          <w:rFonts w:ascii="Calibri" w:hAnsi="Calibri" w:cs="Calibri"/>
-          <w:color w:val="000000" w:themeColor="text1"/>
-        </w:rPr>
-        <w:t xml:space="preserve"> handle missing data, I would </w:t>
+        <w:t xml:space="preserve">As XGBoost handle missing data, I would </w:t>
       </w:r>
       <w:r>
         <w:rPr>
@@ -7543,23 +4663,7 @@
           <w:rFonts w:ascii="Calibri" w:hAnsi="Calibri" w:cs="Calibri"/>
           <w:color w:val="000000" w:themeColor="text1"/>
         </w:rPr>
-        <w:t xml:space="preserve">Further fine tune my existing </w:t>
-      </w:r>
-      <w:proofErr w:type="gramStart"/>
-      <w:r>
-        <w:rPr>
-          <w:rFonts w:ascii="Calibri" w:hAnsi="Calibri" w:cs="Calibri"/>
-          <w:color w:val="000000" w:themeColor="text1"/>
-        </w:rPr>
-        <w:t>code  to</w:t>
-      </w:r>
-      <w:proofErr w:type="gramEnd"/>
-      <w:r>
-        <w:rPr>
-          <w:rFonts w:ascii="Calibri" w:hAnsi="Calibri" w:cs="Calibri"/>
-          <w:color w:val="000000" w:themeColor="text1"/>
-        </w:rPr>
-        <w:t xml:space="preserve"> get lower RMSE</w:t>
+        <w:t>Further fine tune my existing code  to get lower RMSE</w:t>
       </w:r>
     </w:p>
     <w:p>
@@ -7658,7 +4762,7 @@
 </file>
 
 <file path=word/numbering.xml><?xml version="1.0" encoding="utf-8"?>
-<w:numbering xmlns:wpc="http://schemas.microsoft.com/office/word/2010/wordprocessingCanvas" xmlns:cx="http://schemas.microsoft.com/office/drawing/2014/chartex" xmlns:cx1="http://schemas.microsoft.com/office/drawing/2015/9/8/chartex" xmlns:cx2="http://schemas.microsoft.com/office/drawing/2015/10/21/chartex" xmlns:cx3="http://schemas.microsoft.com/office/drawing/2016/5/9/chartex" xmlns:cx4="http://schemas.microsoft.com/office/drawing/2016/5/10/chartex" xmlns:cx5="http://schemas.microsoft.com/office/drawing/2016/5/11/chartex" xmlns:cx6="http://schemas.microsoft.com/office/drawing/2016/5/12/chartex" xmlns:cx7="http://schemas.microsoft.com/office/drawing/2016/5/13/chartex" xmlns:cx8="http://schemas.microsoft.com/office/drawing/2016/5/14/chartex" xmlns:mc="http://schemas.openxmlformats.org/markup-compatibility/2006" xmlns:aink="http://schemas.microsoft.com/office/drawing/2016/ink" xmlns:am3d="http://schemas.microsoft.com/office/drawing/2017/model3d" xmlns:o="urn:schemas-microsoft-com:office:office" xmlns:oel="http://schemas.microsoft.com/office/2019/extlst" xmlns:r="http://schemas.openxmlformats.org/officeDocument/2006/relationships" xmlns:m="http://schemas.openxmlformats.org/officeDocument/2006/math" xmlns:v="urn:schemas-microsoft-com:vml" xmlns:wp14="http://schemas.microsoft.com/office/word/2010/wordprocessingDrawing" xmlns:wp="http://schemas.openxmlformats.org/drawingml/2006/wordprocessingDrawing" xmlns:w10="urn:schemas-microsoft-com:office:word" xmlns:w="http://schemas.openxmlformats.org/wordprocessingml/2006/main" xmlns:w14="http://schemas.microsoft.com/office/word/2010/wordml" xmlns:w15="http://schemas.microsoft.com/office/word/2012/wordml" xmlns:w16cex="http://schemas.microsoft.com/office/word/2018/wordml/cex" xmlns:w16cid="http://schemas.microsoft.com/office/word/2016/wordml/cid" xmlns:w16="http://schemas.microsoft.com/office/word/2018/wordml" xmlns:w16du="http://schemas.microsoft.com/office/word/2023/wordml/word16du" xmlns:w16sdtdh="http://schemas.microsoft.com/office/word/2020/wordml/sdtdatahash" xmlns:w16sdtfl="http://schemas.microsoft.com/office/word/2024/wordml/sdtformatlock" xmlns:w16se="http://schemas.microsoft.com/office/word/2015/wordml/symex" xmlns:wpg="http://schemas.microsoft.com/office/word/2010/wordprocessingGroup" xmlns:wpi="http://schemas.microsoft.com/office/word/2010/wordprocessingInk" xmlns:wne="http://schemas.microsoft.com/office/word/2006/wordml" xmlns:wps="http://schemas.microsoft.com/office/word/2010/wordprocessingShape" mc:Ignorable="w14 w15 w16se w16cid w16 w16cex w16sdtdh w16sdtfl w16du wp14">
+<w:numbering xmlns:wpc="http://schemas.microsoft.com/office/word/2010/wordprocessingCanvas" xmlns:cx="http://schemas.microsoft.com/office/drawing/2014/chartex" xmlns:cx1="http://schemas.microsoft.com/office/drawing/2015/9/8/chartex" xmlns:cx2="http://schemas.microsoft.com/office/drawing/2015/10/21/chartex" xmlns:cx3="http://schemas.microsoft.com/office/drawing/2016/5/9/chartex" xmlns:cx4="http://schemas.microsoft.com/office/drawing/2016/5/10/chartex" xmlns:cx5="http://schemas.microsoft.com/office/drawing/2016/5/11/chartex" xmlns:cx6="http://schemas.microsoft.com/office/drawing/2016/5/12/chartex" xmlns:cx7="http://schemas.microsoft.com/office/drawing/2016/5/13/chartex" xmlns:cx8="http://schemas.microsoft.com/office/drawing/2016/5/14/chartex" xmlns:mc="http://schemas.openxmlformats.org/markup-compatibility/2006" xmlns:aink="http://schemas.microsoft.com/office/drawing/2016/ink" xmlns:am3d="http://schemas.microsoft.com/office/drawing/2017/model3d" xmlns:o="urn:schemas-microsoft-com:office:office" xmlns:oel="http://schemas.microsoft.com/office/2019/extlst" xmlns:r="http://schemas.openxmlformats.org/officeDocument/2006/relationships" xmlns:m="http://schemas.openxmlformats.org/officeDocument/2006/math" xmlns:v="urn:schemas-microsoft-com:vml" xmlns:wp14="http://schemas.microsoft.com/office/word/2010/wordprocessingDrawing" xmlns:wp="http://schemas.openxmlformats.org/drawingml/2006/wordprocessingDrawing" xmlns:w10="urn:schemas-microsoft-com:office:word" xmlns:w="http://schemas.openxmlformats.org/wordprocessingml/2006/main" xmlns:w14="http://schemas.microsoft.com/office/word/2010/wordml" xmlns:w15="http://schemas.microsoft.com/office/word/2012/wordml" xmlns:w16cex="http://schemas.microsoft.com/office/word/2018/wordml/cex" xmlns:w16cid="http://schemas.microsoft.com/office/word/2016/wordml/cid" xmlns:w16="http://schemas.microsoft.com/office/word/2018/wordml" xmlns:w16du="http://schemas.microsoft.com/office/word/2023/wordml/word16du" xmlns:w16sdtdh="http://schemas.microsoft.com/office/word/2020/wordml/sdtdatahash" xmlns:w16se="http://schemas.microsoft.com/office/word/2015/wordml/symex" xmlns:wpg="http://schemas.microsoft.com/office/word/2010/wordprocessingGroup" xmlns:wpi="http://schemas.microsoft.com/office/word/2010/wordprocessingInk" xmlns:wne="http://schemas.microsoft.com/office/word/2006/wordml" xmlns:wps="http://schemas.microsoft.com/office/word/2010/wordprocessingShape" mc:Ignorable="w14 w15 w16se w16cid w16 w16cex w16sdtdh w16du wp14">
   <w:abstractNum w:abstractNumId="0" w15:restartNumberingAfterBreak="0">
     <w:nsid w:val="053D257D"/>
     <w:multiLevelType w:val="multilevel"/>
@@ -8999,7 +6103,7 @@
 </file>
 
 <file path=word/styles.xml><?xml version="1.0" encoding="utf-8"?>
-<w:styles xmlns:mc="http://schemas.openxmlformats.org/markup-compatibility/2006" xmlns:r="http://schemas.openxmlformats.org/officeDocument/2006/relationships" xmlns:w="http://schemas.openxmlformats.org/wordprocessingml/2006/main" xmlns:w14="http://schemas.microsoft.com/office/word/2010/wordml" xmlns:w15="http://schemas.microsoft.com/office/word/2012/wordml" xmlns:w16cex="http://schemas.microsoft.com/office/word/2018/wordml/cex" xmlns:w16cid="http://schemas.microsoft.com/office/word/2016/wordml/cid" xmlns:w16="http://schemas.microsoft.com/office/word/2018/wordml" xmlns:w16du="http://schemas.microsoft.com/office/word/2023/wordml/word16du" xmlns:w16sdtdh="http://schemas.microsoft.com/office/word/2020/wordml/sdtdatahash" xmlns:w16sdtfl="http://schemas.microsoft.com/office/word/2024/wordml/sdtformatlock" xmlns:w16se="http://schemas.microsoft.com/office/word/2015/wordml/symex" mc:Ignorable="w14 w15 w16se w16cid w16 w16cex w16sdtdh w16sdtfl w16du">
+<w:styles xmlns:mc="http://schemas.openxmlformats.org/markup-compatibility/2006" xmlns:r="http://schemas.openxmlformats.org/officeDocument/2006/relationships" xmlns:w="http://schemas.openxmlformats.org/wordprocessingml/2006/main" xmlns:w14="http://schemas.microsoft.com/office/word/2010/wordml" xmlns:w15="http://schemas.microsoft.com/office/word/2012/wordml" xmlns:w16cex="http://schemas.microsoft.com/office/word/2018/wordml/cex" xmlns:w16cid="http://schemas.microsoft.com/office/word/2016/wordml/cid" xmlns:w16="http://schemas.microsoft.com/office/word/2018/wordml" xmlns:w16du="http://schemas.microsoft.com/office/word/2023/wordml/word16du" xmlns:w16sdtdh="http://schemas.microsoft.com/office/word/2020/wordml/sdtdatahash" xmlns:w16se="http://schemas.microsoft.com/office/word/2015/wordml/symex" mc:Ignorable="w14 w15 w16se w16cid w16 w16cex w16sdtdh w16du">
   <w:docDefaults>
     <w:rPrDefault>
       <w:rPr>
